--- a/partA/report.docx
+++ b/partA/report.docx
@@ -3444,8 +3444,7 @@
     <w:tbl>
       <w:tblPr>
         <w:tblStyle w:val="Table"/>
-        <w:tblW w:type="pct" w:w="5000"/>
-        <w:tblLayout w:type="fixed"/>
+        <w:tblW w:type="auto" w:w="0"/>
         <w:tblLook w:firstRow="1" w:lastRow="0" w:firstColumn="0" w:lastColumn="0" w:noHBand="0" w:noVBand="0" w:val="0020"/>
       </w:tblPr>
       <w:tblGrid>
@@ -3568,29 +3567,29 @@
               <w:pStyle w:val="Compact"/>
             </w:pPr>
             <w:r>
-              <w:t xml:space="preserve">112.720404806</w:t>
-            </w:r>
-          </w:p>
-        </w:tc>
-        <w:tc>
-          <w:tcPr/>
-          <w:p>
-            <w:pPr>
-              <w:pStyle w:val="Compact"/>
-            </w:pPr>
-            <w:r>
-              <w:t xml:space="preserve">13.555514000</w:t>
-            </w:r>
-          </w:p>
-        </w:tc>
-        <w:tc>
-          <w:tcPr/>
-          <w:p>
-            <w:pPr>
-              <w:pStyle w:val="Compact"/>
-            </w:pPr>
-            <w:r>
-              <w:t xml:space="preserve">99.162456000</w:t>
+              <w:t xml:space="preserve">112.720405</w:t>
+            </w:r>
+          </w:p>
+        </w:tc>
+        <w:tc>
+          <w:tcPr/>
+          <w:p>
+            <w:pPr>
+              <w:pStyle w:val="Compact"/>
+            </w:pPr>
+            <w:r>
+              <w:t xml:space="preserve">13.555514</w:t>
+            </w:r>
+          </w:p>
+        </w:tc>
+        <w:tc>
+          <w:tcPr/>
+          <w:p>
+            <w:pPr>
+              <w:pStyle w:val="Compact"/>
+            </w:pPr>
+            <w:r>
+              <w:t xml:space="preserve">99.162456</w:t>
             </w:r>
           </w:p>
         </w:tc>
@@ -3636,29 +3635,29 @@
               <w:pStyle w:val="Compact"/>
             </w:pPr>
             <w:r>
-              <w:t xml:space="preserve">56.389497211</w:t>
-            </w:r>
-          </w:p>
-        </w:tc>
-        <w:tc>
-          <w:tcPr/>
-          <w:p>
-            <w:pPr>
-              <w:pStyle w:val="Compact"/>
-            </w:pPr>
-            <w:r>
-              <w:t xml:space="preserve">6.876000000</w:t>
-            </w:r>
-          </w:p>
-        </w:tc>
-        <w:tc>
-          <w:tcPr/>
-          <w:p>
-            <w:pPr>
-              <w:pStyle w:val="Compact"/>
-            </w:pPr>
-            <w:r>
-              <w:t xml:space="preserve">49.512025000</w:t>
+              <w:t xml:space="preserve">56.389497</w:t>
+            </w:r>
+          </w:p>
+        </w:tc>
+        <w:tc>
+          <w:tcPr/>
+          <w:p>
+            <w:pPr>
+              <w:pStyle w:val="Compact"/>
+            </w:pPr>
+            <w:r>
+              <w:t xml:space="preserve">6.876000</w:t>
+            </w:r>
+          </w:p>
+        </w:tc>
+        <w:tc>
+          <w:tcPr/>
+          <w:p>
+            <w:pPr>
+              <w:pStyle w:val="Compact"/>
+            </w:pPr>
+            <w:r>
+              <w:t xml:space="preserve">49.512025</w:t>
             </w:r>
           </w:p>
         </w:tc>
@@ -3704,29 +3703,29 @@
               <w:pStyle w:val="Compact"/>
             </w:pPr>
             <w:r>
-              <w:t xml:space="preserve">28.304439677</w:t>
-            </w:r>
-          </w:p>
-        </w:tc>
-        <w:tc>
-          <w:tcPr/>
-          <w:p>
-            <w:pPr>
-              <w:pStyle w:val="Compact"/>
-            </w:pPr>
-            <w:r>
-              <w:t xml:space="preserve">3.451965000</w:t>
-            </w:r>
-          </w:p>
-        </w:tc>
-        <w:tc>
-          <w:tcPr/>
-          <w:p>
-            <w:pPr>
-              <w:pStyle w:val="Compact"/>
-            </w:pPr>
-            <w:r>
-              <w:t xml:space="preserve">24.851755000</w:t>
+              <w:t xml:space="preserve">28.304440</w:t>
+            </w:r>
+          </w:p>
+        </w:tc>
+        <w:tc>
+          <w:tcPr/>
+          <w:p>
+            <w:pPr>
+              <w:pStyle w:val="Compact"/>
+            </w:pPr>
+            <w:r>
+              <w:t xml:space="preserve">3.451965</w:t>
+            </w:r>
+          </w:p>
+        </w:tc>
+        <w:tc>
+          <w:tcPr/>
+          <w:p>
+            <w:pPr>
+              <w:pStyle w:val="Compact"/>
+            </w:pPr>
+            <w:r>
+              <w:t xml:space="preserve">24.851755</w:t>
             </w:r>
           </w:p>
         </w:tc>
@@ -3772,29 +3771,29 @@
               <w:pStyle w:val="Compact"/>
             </w:pPr>
             <w:r>
-              <w:t xml:space="preserve">14.111344204</w:t>
-            </w:r>
-          </w:p>
-        </w:tc>
-        <w:tc>
-          <w:tcPr/>
-          <w:p>
-            <w:pPr>
-              <w:pStyle w:val="Compact"/>
-            </w:pPr>
-            <w:r>
-              <w:t xml:space="preserve">1.747858000</w:t>
-            </w:r>
-          </w:p>
-        </w:tc>
-        <w:tc>
-          <w:tcPr/>
-          <w:p>
-            <w:pPr>
-              <w:pStyle w:val="Compact"/>
-            </w:pPr>
-            <w:r>
-              <w:t xml:space="preserve">12.362964000</w:t>
+              <w:t xml:space="preserve">14.111344</w:t>
+            </w:r>
+          </w:p>
+        </w:tc>
+        <w:tc>
+          <w:tcPr/>
+          <w:p>
+            <w:pPr>
+              <w:pStyle w:val="Compact"/>
+            </w:pPr>
+            <w:r>
+              <w:t xml:space="preserve">1.747858</w:t>
+            </w:r>
+          </w:p>
+        </w:tc>
+        <w:tc>
+          <w:tcPr/>
+          <w:p>
+            <w:pPr>
+              <w:pStyle w:val="Compact"/>
+            </w:pPr>
+            <w:r>
+              <w:t xml:space="preserve">12.362964</w:t>
             </w:r>
           </w:p>
         </w:tc>
@@ -3840,29 +3839,29 @@
               <w:pStyle w:val="Compact"/>
             </w:pPr>
             <w:r>
-              <w:t xml:space="preserve">7.093440168</w:t>
-            </w:r>
-          </w:p>
-        </w:tc>
-        <w:tc>
-          <w:tcPr/>
-          <w:p>
-            <w:pPr>
-              <w:pStyle w:val="Compact"/>
-            </w:pPr>
-            <w:r>
-              <w:t xml:space="preserve">0.827666000</w:t>
-            </w:r>
-          </w:p>
-        </w:tc>
-        <w:tc>
-          <w:tcPr/>
-          <w:p>
-            <w:pPr>
-              <w:pStyle w:val="Compact"/>
-            </w:pPr>
-            <w:r>
-              <w:t xml:space="preserve">6.265567000</w:t>
+              <w:t xml:space="preserve">7.093440</w:t>
+            </w:r>
+          </w:p>
+        </w:tc>
+        <w:tc>
+          <w:tcPr/>
+          <w:p>
+            <w:pPr>
+              <w:pStyle w:val="Compact"/>
+            </w:pPr>
+            <w:r>
+              <w:t xml:space="preserve">0.827666</w:t>
+            </w:r>
+          </w:p>
+        </w:tc>
+        <w:tc>
+          <w:tcPr/>
+          <w:p>
+            <w:pPr>
+              <w:pStyle w:val="Compact"/>
+            </w:pPr>
+            <w:r>
+              <w:t xml:space="preserve">6.265567</w:t>
             </w:r>
           </w:p>
         </w:tc>
@@ -3908,29 +3907,29 @@
               <w:pStyle w:val="Compact"/>
             </w:pPr>
             <w:r>
-              <w:t xml:space="preserve">3.545143825</w:t>
-            </w:r>
-          </w:p>
-        </w:tc>
-        <w:tc>
-          <w:tcPr/>
-          <w:p>
-            <w:pPr>
-              <w:pStyle w:val="Compact"/>
-            </w:pPr>
-            <w:r>
-              <w:t xml:space="preserve">0.404121000</w:t>
-            </w:r>
-          </w:p>
-        </w:tc>
-        <w:tc>
-          <w:tcPr/>
-          <w:p>
-            <w:pPr>
-              <w:pStyle w:val="Compact"/>
-            </w:pPr>
-            <w:r>
-              <w:t xml:space="preserve">3.140884000</w:t>
+              <w:t xml:space="preserve">3.545144</w:t>
+            </w:r>
+          </w:p>
+        </w:tc>
+        <w:tc>
+          <w:tcPr/>
+          <w:p>
+            <w:pPr>
+              <w:pStyle w:val="Compact"/>
+            </w:pPr>
+            <w:r>
+              <w:t xml:space="preserve">0.404121</w:t>
+            </w:r>
+          </w:p>
+        </w:tc>
+        <w:tc>
+          <w:tcPr/>
+          <w:p>
+            <w:pPr>
+              <w:pStyle w:val="Compact"/>
+            </w:pPr>
+            <w:r>
+              <w:t xml:space="preserve">3.140884</w:t>
             </w:r>
           </w:p>
         </w:tc>
@@ -3976,29 +3975,29 @@
               <w:pStyle w:val="Compact"/>
             </w:pPr>
             <w:r>
-              <w:t xml:space="preserve">1.803606274</w:t>
-            </w:r>
-          </w:p>
-        </w:tc>
-        <w:tc>
-          <w:tcPr/>
-          <w:p>
-            <w:pPr>
-              <w:pStyle w:val="Compact"/>
-            </w:pPr>
-            <w:r>
-              <w:t xml:space="preserve">0.211946000</w:t>
-            </w:r>
-          </w:p>
-        </w:tc>
-        <w:tc>
-          <w:tcPr/>
-          <w:p>
-            <w:pPr>
-              <w:pStyle w:val="Compact"/>
-            </w:pPr>
-            <w:r>
-              <w:t xml:space="preserve">1.591594000</w:t>
+              <w:t xml:space="preserve">1.803606</w:t>
+            </w:r>
+          </w:p>
+        </w:tc>
+        <w:tc>
+          <w:tcPr/>
+          <w:p>
+            <w:pPr>
+              <w:pStyle w:val="Compact"/>
+            </w:pPr>
+            <w:r>
+              <w:t xml:space="preserve">0.211946</w:t>
+            </w:r>
+          </w:p>
+        </w:tc>
+        <w:tc>
+          <w:tcPr/>
+          <w:p>
+            <w:pPr>
+              <w:pStyle w:val="Compact"/>
+            </w:pPr>
+            <w:r>
+              <w:t xml:space="preserve">1.591594</w:t>
             </w:r>
           </w:p>
         </w:tc>
@@ -4044,29 +4043,29 @@
               <w:pStyle w:val="Compact"/>
             </w:pPr>
             <w:r>
-              <w:t xml:space="preserve">0.914014291</w:t>
-            </w:r>
-          </w:p>
-        </w:tc>
-        <w:tc>
-          <w:tcPr/>
-          <w:p>
-            <w:pPr>
-              <w:pStyle w:val="Compact"/>
-            </w:pPr>
-            <w:r>
-              <w:t xml:space="preserve">0.120238000</w:t>
-            </w:r>
-          </w:p>
-        </w:tc>
-        <w:tc>
-          <w:tcPr/>
-          <w:p>
-            <w:pPr>
-              <w:pStyle w:val="Compact"/>
-            </w:pPr>
-            <w:r>
-              <w:t xml:space="preserve">0.793743000</w:t>
+              <w:t xml:space="preserve">0.914014</w:t>
+            </w:r>
+          </w:p>
+        </w:tc>
+        <w:tc>
+          <w:tcPr/>
+          <w:p>
+            <w:pPr>
+              <w:pStyle w:val="Compact"/>
+            </w:pPr>
+            <w:r>
+              <w:t xml:space="preserve">0.120238</w:t>
+            </w:r>
+          </w:p>
+        </w:tc>
+        <w:tc>
+          <w:tcPr/>
+          <w:p>
+            <w:pPr>
+              <w:pStyle w:val="Compact"/>
+            </w:pPr>
+            <w:r>
+              <w:t xml:space="preserve">0.793743</w:t>
             </w:r>
           </w:p>
         </w:tc>
@@ -4112,29 +4111,29 @@
               <w:pStyle w:val="Compact"/>
             </w:pPr>
             <w:r>
-              <w:t xml:space="preserve">0.468600205</w:t>
-            </w:r>
-          </w:p>
-        </w:tc>
-        <w:tc>
-          <w:tcPr/>
-          <w:p>
-            <w:pPr>
-              <w:pStyle w:val="Compact"/>
-            </w:pPr>
-            <w:r>
-              <w:t xml:space="preserve">0.048072000</w:t>
-            </w:r>
-          </w:p>
-        </w:tc>
-        <w:tc>
-          <w:tcPr/>
-          <w:p>
-            <w:pPr>
-              <w:pStyle w:val="Compact"/>
-            </w:pPr>
-            <w:r>
-              <w:t xml:space="preserve">0.420514000</w:t>
+              <w:t xml:space="preserve">0.468600</w:t>
+            </w:r>
+          </w:p>
+        </w:tc>
+        <w:tc>
+          <w:tcPr/>
+          <w:p>
+            <w:pPr>
+              <w:pStyle w:val="Compact"/>
+            </w:pPr>
+            <w:r>
+              <w:t xml:space="preserve">0.048072</w:t>
+            </w:r>
+          </w:p>
+        </w:tc>
+        <w:tc>
+          <w:tcPr/>
+          <w:p>
+            <w:pPr>
+              <w:pStyle w:val="Compact"/>
+            </w:pPr>
+            <w:r>
+              <w:t xml:space="preserve">0.420514</w:t>
             </w:r>
           </w:p>
         </w:tc>
@@ -4180,29 +4179,29 @@
               <w:pStyle w:val="Compact"/>
             </w:pPr>
             <w:r>
-              <w:t xml:space="preserve">0.291269934</w:t>
-            </w:r>
-          </w:p>
-        </w:tc>
-        <w:tc>
-          <w:tcPr/>
-          <w:p>
-            <w:pPr>
-              <w:pStyle w:val="Compact"/>
-            </w:pPr>
-            <w:r>
-              <w:t xml:space="preserve">0.039911000</w:t>
-            </w:r>
-          </w:p>
-        </w:tc>
-        <w:tc>
-          <w:tcPr/>
-          <w:p>
-            <w:pPr>
-              <w:pStyle w:val="Compact"/>
-            </w:pPr>
-            <w:r>
-              <w:t xml:space="preserve">0.251353000</w:t>
+              <w:t xml:space="preserve">0.291270</w:t>
+            </w:r>
+          </w:p>
+        </w:tc>
+        <w:tc>
+          <w:tcPr/>
+          <w:p>
+            <w:pPr>
+              <w:pStyle w:val="Compact"/>
+            </w:pPr>
+            <w:r>
+              <w:t xml:space="preserve">0.039911</w:t>
+            </w:r>
+          </w:p>
+        </w:tc>
+        <w:tc>
+          <w:tcPr/>
+          <w:p>
+            <w:pPr>
+              <w:pStyle w:val="Compact"/>
+            </w:pPr>
+            <w:r>
+              <w:t xml:space="preserve">0.251353</w:t>
             </w:r>
           </w:p>
         </w:tc>
@@ -4248,29 +4247,29 @@
               <w:pStyle w:val="Compact"/>
             </w:pPr>
             <w:r>
-              <w:t xml:space="preserve">0.155121254</w:t>
-            </w:r>
-          </w:p>
-        </w:tc>
-        <w:tc>
-          <w:tcPr/>
-          <w:p>
-            <w:pPr>
-              <w:pStyle w:val="Compact"/>
-            </w:pPr>
-            <w:r>
-              <w:t xml:space="preserve">0.011892000</w:t>
-            </w:r>
-          </w:p>
-        </w:tc>
-        <w:tc>
-          <w:tcPr/>
-          <w:p>
-            <w:pPr>
-              <w:pStyle w:val="Compact"/>
-            </w:pPr>
-            <w:r>
-              <w:t xml:space="preserve">0.143216000</w:t>
+              <w:t xml:space="preserve">0.155121</w:t>
+            </w:r>
+          </w:p>
+        </w:tc>
+        <w:tc>
+          <w:tcPr/>
+          <w:p>
+            <w:pPr>
+              <w:pStyle w:val="Compact"/>
+            </w:pPr>
+            <w:r>
+              <w:t xml:space="preserve">0.011892</w:t>
+            </w:r>
+          </w:p>
+        </w:tc>
+        <w:tc>
+          <w:tcPr/>
+          <w:p>
+            <w:pPr>
+              <w:pStyle w:val="Compact"/>
+            </w:pPr>
+            <w:r>
+              <w:t xml:space="preserve">0.143216</w:t>
             </w:r>
           </w:p>
         </w:tc>
@@ -4316,29 +4315,29 @@
               <w:pStyle w:val="Compact"/>
             </w:pPr>
             <w:r>
-              <w:t xml:space="preserve">0.126117431</w:t>
-            </w:r>
-          </w:p>
-        </w:tc>
-        <w:tc>
-          <w:tcPr/>
-          <w:p>
-            <w:pPr>
-              <w:pStyle w:val="Compact"/>
-            </w:pPr>
-            <w:r>
-              <w:t xml:space="preserve">0.007773000</w:t>
-            </w:r>
-          </w:p>
-        </w:tc>
-        <w:tc>
-          <w:tcPr/>
-          <w:p>
-            <w:pPr>
-              <w:pStyle w:val="Compact"/>
-            </w:pPr>
-            <w:r>
-              <w:t xml:space="preserve">0.118344000</w:t>
+              <w:t xml:space="preserve">0.126117</w:t>
+            </w:r>
+          </w:p>
+        </w:tc>
+        <w:tc>
+          <w:tcPr/>
+          <w:p>
+            <w:pPr>
+              <w:pStyle w:val="Compact"/>
+            </w:pPr>
+            <w:r>
+              <w:t xml:space="preserve">0.007773</w:t>
+            </w:r>
+          </w:p>
+        </w:tc>
+        <w:tc>
+          <w:tcPr/>
+          <w:p>
+            <w:pPr>
+              <w:pStyle w:val="Compact"/>
+            </w:pPr>
+            <w:r>
+              <w:t xml:space="preserve">0.118344</w:t>
             </w:r>
           </w:p>
         </w:tc>
@@ -4384,29 +4383,29 @@
               <w:pStyle w:val="Compact"/>
             </w:pPr>
             <w:r>
-              <w:t xml:space="preserve">0.086841204</w:t>
-            </w:r>
-          </w:p>
-        </w:tc>
-        <w:tc>
-          <w:tcPr/>
-          <w:p>
-            <w:pPr>
-              <w:pStyle w:val="Compact"/>
-            </w:pPr>
-            <w:r>
-              <w:t xml:space="preserve">0.008340000</w:t>
-            </w:r>
-          </w:p>
-        </w:tc>
-        <w:tc>
-          <w:tcPr/>
-          <w:p>
-            <w:pPr>
-              <w:pStyle w:val="Compact"/>
-            </w:pPr>
-            <w:r>
-              <w:t xml:space="preserve">0.078501000</w:t>
+              <w:t xml:space="preserve">0.086841</w:t>
+            </w:r>
+          </w:p>
+        </w:tc>
+        <w:tc>
+          <w:tcPr/>
+          <w:p>
+            <w:pPr>
+              <w:pStyle w:val="Compact"/>
+            </w:pPr>
+            <w:r>
+              <w:t xml:space="preserve">0.008340</w:t>
+            </w:r>
+          </w:p>
+        </w:tc>
+        <w:tc>
+          <w:tcPr/>
+          <w:p>
+            <w:pPr>
+              <w:pStyle w:val="Compact"/>
+            </w:pPr>
+            <w:r>
+              <w:t xml:space="preserve">0.078501</w:t>
             </w:r>
           </w:p>
         </w:tc>
@@ -4452,29 +4451,29 @@
               <w:pStyle w:val="Compact"/>
             </w:pPr>
             <w:r>
-              <w:t xml:space="preserve">0.075882203</w:t>
-            </w:r>
-          </w:p>
-        </w:tc>
-        <w:tc>
-          <w:tcPr/>
-          <w:p>
-            <w:pPr>
-              <w:pStyle w:val="Compact"/>
-            </w:pPr>
-            <w:r>
-              <w:t xml:space="preserve">0.000000000</w:t>
-            </w:r>
-          </w:p>
-        </w:tc>
-        <w:tc>
-          <w:tcPr/>
-          <w:p>
-            <w:pPr>
-              <w:pStyle w:val="Compact"/>
-            </w:pPr>
-            <w:r>
-              <w:t xml:space="preserve">0.075882000</w:t>
+              <w:t xml:space="preserve">0.075882</w:t>
+            </w:r>
+          </w:p>
+        </w:tc>
+        <w:tc>
+          <w:tcPr/>
+          <w:p>
+            <w:pPr>
+              <w:pStyle w:val="Compact"/>
+            </w:pPr>
+            <w:r>
+              <w:t xml:space="preserve">0.000000</w:t>
+            </w:r>
+          </w:p>
+        </w:tc>
+        <w:tc>
+          <w:tcPr/>
+          <w:p>
+            <w:pPr>
+              <w:pStyle w:val="Compact"/>
+            </w:pPr>
+            <w:r>
+              <w:t xml:space="preserve">0.075882</w:t>
             </w:r>
           </w:p>
         </w:tc>
@@ -4520,29 +4519,29 @@
               <w:pStyle w:val="Compact"/>
             </w:pPr>
             <w:r>
-              <w:t xml:space="preserve">0.067002434</w:t>
-            </w:r>
-          </w:p>
-        </w:tc>
-        <w:tc>
-          <w:tcPr/>
-          <w:p>
-            <w:pPr>
-              <w:pStyle w:val="Compact"/>
-            </w:pPr>
-            <w:r>
-              <w:t xml:space="preserve">0.000000000</w:t>
-            </w:r>
-          </w:p>
-        </w:tc>
-        <w:tc>
-          <w:tcPr/>
-          <w:p>
-            <w:pPr>
-              <w:pStyle w:val="Compact"/>
-            </w:pPr>
-            <w:r>
-              <w:t xml:space="preserve">0.067002000</w:t>
+              <w:t xml:space="preserve">0.067002</w:t>
+            </w:r>
+          </w:p>
+        </w:tc>
+        <w:tc>
+          <w:tcPr/>
+          <w:p>
+            <w:pPr>
+              <w:pStyle w:val="Compact"/>
+            </w:pPr>
+            <w:r>
+              <w:t xml:space="preserve">0.000000</w:t>
+            </w:r>
+          </w:p>
+        </w:tc>
+        <w:tc>
+          <w:tcPr/>
+          <w:p>
+            <w:pPr>
+              <w:pStyle w:val="Compact"/>
+            </w:pPr>
+            <w:r>
+              <w:t xml:space="preserve">0.067002</w:t>
             </w:r>
           </w:p>
         </w:tc>
@@ -4588,29 +4587,29 @@
               <w:pStyle w:val="Compact"/>
             </w:pPr>
             <w:r>
-              <w:t xml:space="preserve">0.066449963</w:t>
-            </w:r>
-          </w:p>
-        </w:tc>
-        <w:tc>
-          <w:tcPr/>
-          <w:p>
-            <w:pPr>
-              <w:pStyle w:val="Compact"/>
-            </w:pPr>
-            <w:r>
-              <w:t xml:space="preserve">0.000000000</w:t>
-            </w:r>
-          </w:p>
-        </w:tc>
-        <w:tc>
-          <w:tcPr/>
-          <w:p>
-            <w:pPr>
-              <w:pStyle w:val="Compact"/>
-            </w:pPr>
-            <w:r>
-              <w:t xml:space="preserve">0.066441000</w:t>
+              <w:t xml:space="preserve">0.066450</w:t>
+            </w:r>
+          </w:p>
+        </w:tc>
+        <w:tc>
+          <w:tcPr/>
+          <w:p>
+            <w:pPr>
+              <w:pStyle w:val="Compact"/>
+            </w:pPr>
+            <w:r>
+              <w:t xml:space="preserve">0.000000</w:t>
+            </w:r>
+          </w:p>
+        </w:tc>
+        <w:tc>
+          <w:tcPr/>
+          <w:p>
+            <w:pPr>
+              <w:pStyle w:val="Compact"/>
+            </w:pPr>
+            <w:r>
+              <w:t xml:space="preserve">0.066441</w:t>
             </w:r>
           </w:p>
         </w:tc>
@@ -4656,29 +4655,29 @@
               <w:pStyle w:val="Compact"/>
             </w:pPr>
             <w:r>
-              <w:t xml:space="preserve">0.065621356</w:t>
-            </w:r>
-          </w:p>
-        </w:tc>
-        <w:tc>
-          <w:tcPr/>
-          <w:p>
-            <w:pPr>
-              <w:pStyle w:val="Compact"/>
-            </w:pPr>
-            <w:r>
-              <w:t xml:space="preserve">0.003881000</w:t>
-            </w:r>
-          </w:p>
-        </w:tc>
-        <w:tc>
-          <w:tcPr/>
-          <w:p>
-            <w:pPr>
-              <w:pStyle w:val="Compact"/>
-            </w:pPr>
-            <w:r>
-              <w:t xml:space="preserve">0.061739000</w:t>
+              <w:t xml:space="preserve">0.065621</w:t>
+            </w:r>
+          </w:p>
+        </w:tc>
+        <w:tc>
+          <w:tcPr/>
+          <w:p>
+            <w:pPr>
+              <w:pStyle w:val="Compact"/>
+            </w:pPr>
+            <w:r>
+              <w:t xml:space="preserve">0.003881</w:t>
+            </w:r>
+          </w:p>
+        </w:tc>
+        <w:tc>
+          <w:tcPr/>
+          <w:p>
+            <w:pPr>
+              <w:pStyle w:val="Compact"/>
+            </w:pPr>
+            <w:r>
+              <w:t xml:space="preserve">0.061739</w:t>
             </w:r>
           </w:p>
         </w:tc>
@@ -4724,29 +4723,29 @@
               <w:pStyle w:val="Compact"/>
             </w:pPr>
             <w:r>
-              <w:t xml:space="preserve">0.087000646</w:t>
-            </w:r>
-          </w:p>
-        </w:tc>
-        <w:tc>
-          <w:tcPr/>
-          <w:p>
-            <w:pPr>
-              <w:pStyle w:val="Compact"/>
-            </w:pPr>
-            <w:r>
-              <w:t xml:space="preserve">0.000000000</w:t>
-            </w:r>
-          </w:p>
-        </w:tc>
-        <w:tc>
-          <w:tcPr/>
-          <w:p>
-            <w:pPr>
-              <w:pStyle w:val="Compact"/>
-            </w:pPr>
-            <w:r>
-              <w:t xml:space="preserve">0.087001000</w:t>
+              <w:t xml:space="preserve">0.087001</w:t>
+            </w:r>
+          </w:p>
+        </w:tc>
+        <w:tc>
+          <w:tcPr/>
+          <w:p>
+            <w:pPr>
+              <w:pStyle w:val="Compact"/>
+            </w:pPr>
+            <w:r>
+              <w:t xml:space="preserve">0.000000</w:t>
+            </w:r>
+          </w:p>
+        </w:tc>
+        <w:tc>
+          <w:tcPr/>
+          <w:p>
+            <w:pPr>
+              <w:pStyle w:val="Compact"/>
+            </w:pPr>
+            <w:r>
+              <w:t xml:space="preserve">0.087001</w:t>
             </w:r>
           </w:p>
         </w:tc>
@@ -4792,29 +4791,29 @@
               <w:pStyle w:val="Compact"/>
             </w:pPr>
             <w:r>
-              <w:t xml:space="preserve">1.356018844</w:t>
-            </w:r>
-          </w:p>
-        </w:tc>
-        <w:tc>
-          <w:tcPr/>
-          <w:p>
-            <w:pPr>
-              <w:pStyle w:val="Compact"/>
-            </w:pPr>
-            <w:r>
-              <w:t xml:space="preserve">1.267840000</w:t>
-            </w:r>
-          </w:p>
-        </w:tc>
-        <w:tc>
-          <w:tcPr/>
-          <w:p>
-            <w:pPr>
-              <w:pStyle w:val="Compact"/>
-            </w:pPr>
-            <w:r>
-              <w:t xml:space="preserve">0.088105000</w:t>
+              <w:t xml:space="preserve">1.356019</w:t>
+            </w:r>
+          </w:p>
+        </w:tc>
+        <w:tc>
+          <w:tcPr/>
+          <w:p>
+            <w:pPr>
+              <w:pStyle w:val="Compact"/>
+            </w:pPr>
+            <w:r>
+              <w:t xml:space="preserve">1.267840</w:t>
+            </w:r>
+          </w:p>
+        </w:tc>
+        <w:tc>
+          <w:tcPr/>
+          <w:p>
+            <w:pPr>
+              <w:pStyle w:val="Compact"/>
+            </w:pPr>
+            <w:r>
+              <w:t xml:space="preserve">0.088105</w:t>
             </w:r>
           </w:p>
         </w:tc>
@@ -4860,29 +4859,29 @@
               <w:pStyle w:val="Compact"/>
             </w:pPr>
             <w:r>
-              <w:t xml:space="preserve">1.355903263</w:t>
-            </w:r>
-          </w:p>
-        </w:tc>
-        <w:tc>
-          <w:tcPr/>
-          <w:p>
-            <w:pPr>
-              <w:pStyle w:val="Compact"/>
-            </w:pPr>
-            <w:r>
-              <w:t xml:space="preserve">1.295943000</w:t>
-            </w:r>
-          </w:p>
-        </w:tc>
-        <w:tc>
-          <w:tcPr/>
-          <w:p>
-            <w:pPr>
-              <w:pStyle w:val="Compact"/>
-            </w:pPr>
-            <w:r>
-              <w:t xml:space="preserve">0.059892000</w:t>
+              <w:t xml:space="preserve">1.355903</w:t>
+            </w:r>
+          </w:p>
+        </w:tc>
+        <w:tc>
+          <w:tcPr/>
+          <w:p>
+            <w:pPr>
+              <w:pStyle w:val="Compact"/>
+            </w:pPr>
+            <w:r>
+              <w:t xml:space="preserve">1.295943</w:t>
+            </w:r>
+          </w:p>
+        </w:tc>
+        <w:tc>
+          <w:tcPr/>
+          <w:p>
+            <w:pPr>
+              <w:pStyle w:val="Compact"/>
+            </w:pPr>
+            <w:r>
+              <w:t xml:space="preserve">0.059892</w:t>
             </w:r>
           </w:p>
         </w:tc>
@@ -4928,29 +4927,29 @@
               <w:pStyle w:val="Compact"/>
             </w:pPr>
             <w:r>
-              <w:t xml:space="preserve">5.335791562</w:t>
-            </w:r>
-          </w:p>
-        </w:tc>
-        <w:tc>
-          <w:tcPr/>
-          <w:p>
-            <w:pPr>
-              <w:pStyle w:val="Compact"/>
-            </w:pPr>
-            <w:r>
-              <w:t xml:space="preserve">5.267792000</w:t>
-            </w:r>
-          </w:p>
-        </w:tc>
-        <w:tc>
-          <w:tcPr/>
-          <w:p>
-            <w:pPr>
-              <w:pStyle w:val="Compact"/>
-            </w:pPr>
-            <w:r>
-              <w:t xml:space="preserve">0.067823000</w:t>
+              <w:t xml:space="preserve">5.335792</w:t>
+            </w:r>
+          </w:p>
+        </w:tc>
+        <w:tc>
+          <w:tcPr/>
+          <w:p>
+            <w:pPr>
+              <w:pStyle w:val="Compact"/>
+            </w:pPr>
+            <w:r>
+              <w:t xml:space="preserve">5.267792</w:t>
+            </w:r>
+          </w:p>
+        </w:tc>
+        <w:tc>
+          <w:tcPr/>
+          <w:p>
+            <w:pPr>
+              <w:pStyle w:val="Compact"/>
+            </w:pPr>
+            <w:r>
+              <w:t xml:space="preserve">0.067823</w:t>
             </w:r>
           </w:p>
         </w:tc>
@@ -4996,29 +4995,29 @@
               <w:pStyle w:val="Compact"/>
             </w:pPr>
             <w:r>
-              <w:t xml:space="preserve">2.731404520</w:t>
-            </w:r>
-          </w:p>
-        </w:tc>
-        <w:tc>
-          <w:tcPr/>
-          <w:p>
-            <w:pPr>
-              <w:pStyle w:val="Compact"/>
-            </w:pPr>
-            <w:r>
-              <w:t xml:space="preserve">2.651813000</w:t>
-            </w:r>
-          </w:p>
-        </w:tc>
-        <w:tc>
-          <w:tcPr/>
-          <w:p>
-            <w:pPr>
-              <w:pStyle w:val="Compact"/>
-            </w:pPr>
-            <w:r>
-              <w:t xml:space="preserve">0.079467000</w:t>
+              <w:t xml:space="preserve">2.731405</w:t>
+            </w:r>
+          </w:p>
+        </w:tc>
+        <w:tc>
+          <w:tcPr/>
+          <w:p>
+            <w:pPr>
+              <w:pStyle w:val="Compact"/>
+            </w:pPr>
+            <w:r>
+              <w:t xml:space="preserve">2.651813</w:t>
+            </w:r>
+          </w:p>
+        </w:tc>
+        <w:tc>
+          <w:tcPr/>
+          <w:p>
+            <w:pPr>
+              <w:pStyle w:val="Compact"/>
+            </w:pPr>
+            <w:r>
+              <w:t xml:space="preserve">0.079467</w:t>
             </w:r>
           </w:p>
         </w:tc>
@@ -5064,29 +5063,29 @@
               <w:pStyle w:val="Compact"/>
             </w:pPr>
             <w:r>
-              <w:t xml:space="preserve">1.415655584</w:t>
-            </w:r>
-          </w:p>
-        </w:tc>
-        <w:tc>
-          <w:tcPr/>
-          <w:p>
-            <w:pPr>
-              <w:pStyle w:val="Compact"/>
-            </w:pPr>
-            <w:r>
-              <w:t xml:space="preserve">1.355897000</w:t>
-            </w:r>
-          </w:p>
-        </w:tc>
-        <w:tc>
-          <w:tcPr/>
-          <w:p>
-            <w:pPr>
-              <w:pStyle w:val="Compact"/>
-            </w:pPr>
-            <w:r>
-              <w:t xml:space="preserve">0.059727000</w:t>
+              <w:t xml:space="preserve">1.415656</w:t>
+            </w:r>
+          </w:p>
+        </w:tc>
+        <w:tc>
+          <w:tcPr/>
+          <w:p>
+            <w:pPr>
+              <w:pStyle w:val="Compact"/>
+            </w:pPr>
+            <w:r>
+              <w:t xml:space="preserve">1.355897</w:t>
+            </w:r>
+          </w:p>
+        </w:tc>
+        <w:tc>
+          <w:tcPr/>
+          <w:p>
+            <w:pPr>
+              <w:pStyle w:val="Compact"/>
+            </w:pPr>
+            <w:r>
+              <w:t xml:space="preserve">0.059727</w:t>
             </w:r>
           </w:p>
         </w:tc>
@@ -5132,29 +5131,29 @@
               <w:pStyle w:val="Compact"/>
             </w:pPr>
             <w:r>
-              <w:t xml:space="preserve">0.762941822</w:t>
-            </w:r>
-          </w:p>
-        </w:tc>
-        <w:tc>
-          <w:tcPr/>
-          <w:p>
-            <w:pPr>
-              <w:pStyle w:val="Compact"/>
-            </w:pPr>
-            <w:r>
-              <w:t xml:space="preserve">0.692459000</w:t>
-            </w:r>
-          </w:p>
-        </w:tc>
-        <w:tc>
-          <w:tcPr/>
-          <w:p>
-            <w:pPr>
-              <w:pStyle w:val="Compact"/>
-            </w:pPr>
-            <w:r>
-              <w:t xml:space="preserve">0.070424000</w:t>
+              <w:t xml:space="preserve">0.762942</w:t>
+            </w:r>
+          </w:p>
+        </w:tc>
+        <w:tc>
+          <w:tcPr/>
+          <w:p>
+            <w:pPr>
+              <w:pStyle w:val="Compact"/>
+            </w:pPr>
+            <w:r>
+              <w:t xml:space="preserve">0.692459</w:t>
+            </w:r>
+          </w:p>
+        </w:tc>
+        <w:tc>
+          <w:tcPr/>
+          <w:p>
+            <w:pPr>
+              <w:pStyle w:val="Compact"/>
+            </w:pPr>
+            <w:r>
+              <w:t xml:space="preserve">0.070424</w:t>
             </w:r>
           </w:p>
         </w:tc>
@@ -5200,29 +5199,29 @@
               <w:pStyle w:val="Compact"/>
             </w:pPr>
             <w:r>
-              <w:t xml:space="preserve">0.430461690</w:t>
-            </w:r>
-          </w:p>
-        </w:tc>
-        <w:tc>
-          <w:tcPr/>
-          <w:p>
-            <w:pPr>
-              <w:pStyle w:val="Compact"/>
-            </w:pPr>
-            <w:r>
-              <w:t xml:space="preserve">0.383731000</w:t>
-            </w:r>
-          </w:p>
-        </w:tc>
-        <w:tc>
-          <w:tcPr/>
-          <w:p>
-            <w:pPr>
-              <w:pStyle w:val="Compact"/>
-            </w:pPr>
-            <w:r>
-              <w:t xml:space="preserve">0.046728000</w:t>
+              <w:t xml:space="preserve">0.430462</w:t>
+            </w:r>
+          </w:p>
+        </w:tc>
+        <w:tc>
+          <w:tcPr/>
+          <w:p>
+            <w:pPr>
+              <w:pStyle w:val="Compact"/>
+            </w:pPr>
+            <w:r>
+              <w:t xml:space="preserve">0.383731</w:t>
+            </w:r>
+          </w:p>
+        </w:tc>
+        <w:tc>
+          <w:tcPr/>
+          <w:p>
+            <w:pPr>
+              <w:pStyle w:val="Compact"/>
+            </w:pPr>
+            <w:r>
+              <w:t xml:space="preserve">0.046728</w:t>
             </w:r>
           </w:p>
         </w:tc>
@@ -5268,29 +5267,29 @@
               <w:pStyle w:val="Compact"/>
             </w:pPr>
             <w:r>
-              <w:t xml:space="preserve">0.272451059</w:t>
-            </w:r>
-          </w:p>
-        </w:tc>
-        <w:tc>
-          <w:tcPr/>
-          <w:p>
-            <w:pPr>
-              <w:pStyle w:val="Compact"/>
-            </w:pPr>
-            <w:r>
-              <w:t xml:space="preserve">0.184073000</w:t>
-            </w:r>
-          </w:p>
-        </w:tc>
-        <w:tc>
-          <w:tcPr/>
-          <w:p>
-            <w:pPr>
-              <w:pStyle w:val="Compact"/>
-            </w:pPr>
-            <w:r>
-              <w:t xml:space="preserve">0.088375000</w:t>
+              <w:t xml:space="preserve">0.272451</w:t>
+            </w:r>
+          </w:p>
+        </w:tc>
+        <w:tc>
+          <w:tcPr/>
+          <w:p>
+            <w:pPr>
+              <w:pStyle w:val="Compact"/>
+            </w:pPr>
+            <w:r>
+              <w:t xml:space="preserve">0.184073</w:t>
+            </w:r>
+          </w:p>
+        </w:tc>
+        <w:tc>
+          <w:tcPr/>
+          <w:p>
+            <w:pPr>
+              <w:pStyle w:val="Compact"/>
+            </w:pPr>
+            <w:r>
+              <w:t xml:space="preserve">0.088375</w:t>
             </w:r>
           </w:p>
         </w:tc>
@@ -5336,29 +5335,29 @@
               <w:pStyle w:val="Compact"/>
             </w:pPr>
             <w:r>
-              <w:t xml:space="preserve">0.192068938</w:t>
-            </w:r>
-          </w:p>
-        </w:tc>
-        <w:tc>
-          <w:tcPr/>
-          <w:p>
-            <w:pPr>
-              <w:pStyle w:val="Compact"/>
-            </w:pPr>
-            <w:r>
-              <w:t xml:space="preserve">0.108009000</w:t>
-            </w:r>
-          </w:p>
-        </w:tc>
-        <w:tc>
-          <w:tcPr/>
-          <w:p>
-            <w:pPr>
-              <w:pStyle w:val="Compact"/>
-            </w:pPr>
-            <w:r>
-              <w:t xml:space="preserve">0.084059000</w:t>
+              <w:t xml:space="preserve">0.192069</w:t>
+            </w:r>
+          </w:p>
+        </w:tc>
+        <w:tc>
+          <w:tcPr/>
+          <w:p>
+            <w:pPr>
+              <w:pStyle w:val="Compact"/>
+            </w:pPr>
+            <w:r>
+              <w:t xml:space="preserve">0.108009</w:t>
+            </w:r>
+          </w:p>
+        </w:tc>
+        <w:tc>
+          <w:tcPr/>
+          <w:p>
+            <w:pPr>
+              <w:pStyle w:val="Compact"/>
+            </w:pPr>
+            <w:r>
+              <w:t xml:space="preserve">0.084059</w:t>
             </w:r>
           </w:p>
         </w:tc>
@@ -5404,29 +5403,29 @@
               <w:pStyle w:val="Compact"/>
             </w:pPr>
             <w:r>
-              <w:t xml:space="preserve">0.151792860</w:t>
-            </w:r>
-          </w:p>
-        </w:tc>
-        <w:tc>
-          <w:tcPr/>
-          <w:p>
-            <w:pPr>
-              <w:pStyle w:val="Compact"/>
-            </w:pPr>
-            <w:r>
-              <w:t xml:space="preserve">0.063962000</w:t>
-            </w:r>
-          </w:p>
-        </w:tc>
-        <w:tc>
-          <w:tcPr/>
-          <w:p>
-            <w:pPr>
-              <w:pStyle w:val="Compact"/>
-            </w:pPr>
-            <w:r>
-              <w:t xml:space="preserve">0.087830000</w:t>
+              <w:t xml:space="preserve">0.151793</w:t>
+            </w:r>
+          </w:p>
+        </w:tc>
+        <w:tc>
+          <w:tcPr/>
+          <w:p>
+            <w:pPr>
+              <w:pStyle w:val="Compact"/>
+            </w:pPr>
+            <w:r>
+              <w:t xml:space="preserve">0.063962</w:t>
+            </w:r>
+          </w:p>
+        </w:tc>
+        <w:tc>
+          <w:tcPr/>
+          <w:p>
+            <w:pPr>
+              <w:pStyle w:val="Compact"/>
+            </w:pPr>
+            <w:r>
+              <w:t xml:space="preserve">0.087830</w:t>
             </w:r>
           </w:p>
         </w:tc>
@@ -5472,29 +5471,29 @@
               <w:pStyle w:val="Compact"/>
             </w:pPr>
             <w:r>
-              <w:t xml:space="preserve">0.138465843</w:t>
-            </w:r>
-          </w:p>
-        </w:tc>
-        <w:tc>
-          <w:tcPr/>
-          <w:p>
-            <w:pPr>
-              <w:pStyle w:val="Compact"/>
-            </w:pPr>
-            <w:r>
-              <w:t xml:space="preserve">0.043731000</w:t>
-            </w:r>
-          </w:p>
-        </w:tc>
-        <w:tc>
-          <w:tcPr/>
-          <w:p>
-            <w:pPr>
-              <w:pStyle w:val="Compact"/>
-            </w:pPr>
-            <w:r>
-              <w:t xml:space="preserve">0.094674000</w:t>
+              <w:t xml:space="preserve">0.138466</w:t>
+            </w:r>
+          </w:p>
+        </w:tc>
+        <w:tc>
+          <w:tcPr/>
+          <w:p>
+            <w:pPr>
+              <w:pStyle w:val="Compact"/>
+            </w:pPr>
+            <w:r>
+              <w:t xml:space="preserve">0.043731</w:t>
+            </w:r>
+          </w:p>
+        </w:tc>
+        <w:tc>
+          <w:tcPr/>
+          <w:p>
+            <w:pPr>
+              <w:pStyle w:val="Compact"/>
+            </w:pPr>
+            <w:r>
+              <w:t xml:space="preserve">0.094674</w:t>
             </w:r>
           </w:p>
         </w:tc>
@@ -5540,29 +5539,29 @@
               <w:pStyle w:val="Compact"/>
             </w:pPr>
             <w:r>
-              <w:t xml:space="preserve">0.138612795</w:t>
-            </w:r>
-          </w:p>
-        </w:tc>
-        <w:tc>
-          <w:tcPr/>
-          <w:p>
-            <w:pPr>
-              <w:pStyle w:val="Compact"/>
-            </w:pPr>
-            <w:r>
-              <w:t xml:space="preserve">0.024441000</w:t>
-            </w:r>
-          </w:p>
-        </w:tc>
-        <w:tc>
-          <w:tcPr/>
-          <w:p>
-            <w:pPr>
-              <w:pStyle w:val="Compact"/>
-            </w:pPr>
-            <w:r>
-              <w:t xml:space="preserve">0.114172000</w:t>
+              <w:t xml:space="preserve">0.138613</w:t>
+            </w:r>
+          </w:p>
+        </w:tc>
+        <w:tc>
+          <w:tcPr/>
+          <w:p>
+            <w:pPr>
+              <w:pStyle w:val="Compact"/>
+            </w:pPr>
+            <w:r>
+              <w:t xml:space="preserve">0.024441</w:t>
+            </w:r>
+          </w:p>
+        </w:tc>
+        <w:tc>
+          <w:tcPr/>
+          <w:p>
+            <w:pPr>
+              <w:pStyle w:val="Compact"/>
+            </w:pPr>
+            <w:r>
+              <w:t xml:space="preserve">0.114172</w:t>
             </w:r>
           </w:p>
         </w:tc>
@@ -5608,29 +5607,29 @@
               <w:pStyle w:val="Compact"/>
             </w:pPr>
             <w:r>
-              <w:t xml:space="preserve">0.131075306</w:t>
-            </w:r>
-          </w:p>
-        </w:tc>
-        <w:tc>
-          <w:tcPr/>
-          <w:p>
-            <w:pPr>
-              <w:pStyle w:val="Compact"/>
-            </w:pPr>
-            <w:r>
-              <w:t xml:space="preserve">0.027842000</w:t>
-            </w:r>
-          </w:p>
-        </w:tc>
-        <w:tc>
-          <w:tcPr/>
-          <w:p>
-            <w:pPr>
-              <w:pStyle w:val="Compact"/>
-            </w:pPr>
-            <w:r>
-              <w:t xml:space="preserve">0.103233000</w:t>
+              <w:t xml:space="preserve">0.131075</w:t>
+            </w:r>
+          </w:p>
+        </w:tc>
+        <w:tc>
+          <w:tcPr/>
+          <w:p>
+            <w:pPr>
+              <w:pStyle w:val="Compact"/>
+            </w:pPr>
+            <w:r>
+              <w:t xml:space="preserve">0.027842</w:t>
+            </w:r>
+          </w:p>
+        </w:tc>
+        <w:tc>
+          <w:tcPr/>
+          <w:p>
+            <w:pPr>
+              <w:pStyle w:val="Compact"/>
+            </w:pPr>
+            <w:r>
+              <w:t xml:space="preserve">0.103233</w:t>
             </w:r>
           </w:p>
         </w:tc>
@@ -5676,29 +5675,29 @@
               <w:pStyle w:val="Compact"/>
             </w:pPr>
             <w:r>
-              <w:t xml:space="preserve">0.131526761</w:t>
-            </w:r>
-          </w:p>
-        </w:tc>
-        <w:tc>
-          <w:tcPr/>
-          <w:p>
-            <w:pPr>
-              <w:pStyle w:val="Compact"/>
-            </w:pPr>
-            <w:r>
-              <w:t xml:space="preserve">0.019922000</w:t>
-            </w:r>
-          </w:p>
-        </w:tc>
-        <w:tc>
-          <w:tcPr/>
-          <w:p>
-            <w:pPr>
-              <w:pStyle w:val="Compact"/>
-            </w:pPr>
-            <w:r>
-              <w:t xml:space="preserve">0.111604000</w:t>
+              <w:t xml:space="preserve">0.131527</w:t>
+            </w:r>
+          </w:p>
+        </w:tc>
+        <w:tc>
+          <w:tcPr/>
+          <w:p>
+            <w:pPr>
+              <w:pStyle w:val="Compact"/>
+            </w:pPr>
+            <w:r>
+              <w:t xml:space="preserve">0.019922</w:t>
+            </w:r>
+          </w:p>
+        </w:tc>
+        <w:tc>
+          <w:tcPr/>
+          <w:p>
+            <w:pPr>
+              <w:pStyle w:val="Compact"/>
+            </w:pPr>
+            <w:r>
+              <w:t xml:space="preserve">0.111604</w:t>
             </w:r>
           </w:p>
         </w:tc>
@@ -5744,29 +5743,29 @@
               <w:pStyle w:val="Compact"/>
             </w:pPr>
             <w:r>
-              <w:t xml:space="preserve">0.108925090</w:t>
-            </w:r>
-          </w:p>
-        </w:tc>
-        <w:tc>
-          <w:tcPr/>
-          <w:p>
-            <w:pPr>
-              <w:pStyle w:val="Compact"/>
-            </w:pPr>
-            <w:r>
-              <w:t xml:space="preserve">0.000156000</w:t>
-            </w:r>
-          </w:p>
-        </w:tc>
-        <w:tc>
-          <w:tcPr/>
-          <w:p>
-            <w:pPr>
-              <w:pStyle w:val="Compact"/>
-            </w:pPr>
-            <w:r>
-              <w:t xml:space="preserve">0.108768000</w:t>
+              <w:t xml:space="preserve">0.108925</w:t>
+            </w:r>
+          </w:p>
+        </w:tc>
+        <w:tc>
+          <w:tcPr/>
+          <w:p>
+            <w:pPr>
+              <w:pStyle w:val="Compact"/>
+            </w:pPr>
+            <w:r>
+              <w:t xml:space="preserve">0.000156</w:t>
+            </w:r>
+          </w:p>
+        </w:tc>
+        <w:tc>
+          <w:tcPr/>
+          <w:p>
+            <w:pPr>
+              <w:pStyle w:val="Compact"/>
+            </w:pPr>
+            <w:r>
+              <w:t xml:space="preserve">0.108768</w:t>
             </w:r>
           </w:p>
         </w:tc>
@@ -5812,29 +5811,29 @@
               <w:pStyle w:val="Compact"/>
             </w:pPr>
             <w:r>
-              <w:t xml:space="preserve">0.087679461</w:t>
-            </w:r>
-          </w:p>
-        </w:tc>
-        <w:tc>
-          <w:tcPr/>
-          <w:p>
-            <w:pPr>
-              <w:pStyle w:val="Compact"/>
-            </w:pPr>
-            <w:r>
-              <w:t xml:space="preserve">0.003942000</w:t>
-            </w:r>
-          </w:p>
-        </w:tc>
-        <w:tc>
-          <w:tcPr/>
-          <w:p>
-            <w:pPr>
-              <w:pStyle w:val="Compact"/>
-            </w:pPr>
-            <w:r>
-              <w:t xml:space="preserve">0.083718000</w:t>
+              <w:t xml:space="preserve">0.087679</w:t>
+            </w:r>
+          </w:p>
+        </w:tc>
+        <w:tc>
+          <w:tcPr/>
+          <w:p>
+            <w:pPr>
+              <w:pStyle w:val="Compact"/>
+            </w:pPr>
+            <w:r>
+              <w:t xml:space="preserve">0.003942</w:t>
+            </w:r>
+          </w:p>
+        </w:tc>
+        <w:tc>
+          <w:tcPr/>
+          <w:p>
+            <w:pPr>
+              <w:pStyle w:val="Compact"/>
+            </w:pPr>
+            <w:r>
+              <w:t xml:space="preserve">0.083718</w:t>
             </w:r>
           </w:p>
         </w:tc>
@@ -5880,29 +5879,29 @@
               <w:pStyle w:val="Compact"/>
             </w:pPr>
             <w:r>
-              <w:t xml:space="preserve">0.073081164</w:t>
-            </w:r>
-          </w:p>
-        </w:tc>
-        <w:tc>
-          <w:tcPr/>
-          <w:p>
-            <w:pPr>
-              <w:pStyle w:val="Compact"/>
-            </w:pPr>
-            <w:r>
-              <w:t xml:space="preserve">0.000183000</w:t>
-            </w:r>
-          </w:p>
-        </w:tc>
-        <w:tc>
-          <w:tcPr/>
-          <w:p>
-            <w:pPr>
-              <w:pStyle w:val="Compact"/>
-            </w:pPr>
-            <w:r>
-              <w:t xml:space="preserve">0.072880000</w:t>
+              <w:t xml:space="preserve">0.073081</w:t>
+            </w:r>
+          </w:p>
+        </w:tc>
+        <w:tc>
+          <w:tcPr/>
+          <w:p>
+            <w:pPr>
+              <w:pStyle w:val="Compact"/>
+            </w:pPr>
+            <w:r>
+              <w:t xml:space="preserve">0.000183</w:t>
+            </w:r>
+          </w:p>
+        </w:tc>
+        <w:tc>
+          <w:tcPr/>
+          <w:p>
+            <w:pPr>
+              <w:pStyle w:val="Compact"/>
+            </w:pPr>
+            <w:r>
+              <w:t xml:space="preserve">0.072880</w:t>
             </w:r>
           </w:p>
         </w:tc>
@@ -5948,29 +5947,29 @@
               <w:pStyle w:val="Compact"/>
             </w:pPr>
             <w:r>
-              <w:t xml:space="preserve">0.068745456</w:t>
-            </w:r>
-          </w:p>
-        </w:tc>
-        <w:tc>
-          <w:tcPr/>
-          <w:p>
-            <w:pPr>
-              <w:pStyle w:val="Compact"/>
-            </w:pPr>
-            <w:r>
-              <w:t xml:space="preserve">0.003450000</w:t>
-            </w:r>
-          </w:p>
-        </w:tc>
-        <w:tc>
-          <w:tcPr/>
-          <w:p>
-            <w:pPr>
-              <w:pStyle w:val="Compact"/>
-            </w:pPr>
-            <w:r>
-              <w:t xml:space="preserve">0.065295000</w:t>
+              <w:t xml:space="preserve">0.068745</w:t>
+            </w:r>
+          </w:p>
+        </w:tc>
+        <w:tc>
+          <w:tcPr/>
+          <w:p>
+            <w:pPr>
+              <w:pStyle w:val="Compact"/>
+            </w:pPr>
+            <w:r>
+              <w:t xml:space="preserve">0.003450</w:t>
+            </w:r>
+          </w:p>
+        </w:tc>
+        <w:tc>
+          <w:tcPr/>
+          <w:p>
+            <w:pPr>
+              <w:pStyle w:val="Compact"/>
+            </w:pPr>
+            <w:r>
+              <w:t xml:space="preserve">0.065295</w:t>
             </w:r>
           </w:p>
         </w:tc>
@@ -6016,29 +6015,29 @@
               <w:pStyle w:val="Compact"/>
             </w:pPr>
             <w:r>
-              <w:t xml:space="preserve">0.067049644</w:t>
-            </w:r>
-          </w:p>
-        </w:tc>
-        <w:tc>
-          <w:tcPr/>
-          <w:p>
-            <w:pPr>
-              <w:pStyle w:val="Compact"/>
-            </w:pPr>
-            <w:r>
-              <w:t xml:space="preserve">0.000515000</w:t>
-            </w:r>
-          </w:p>
-        </w:tc>
-        <w:tc>
-          <w:tcPr/>
-          <w:p>
-            <w:pPr>
-              <w:pStyle w:val="Compact"/>
-            </w:pPr>
-            <w:r>
-              <w:t xml:space="preserve">0.066535000</w:t>
+              <w:t xml:space="preserve">0.067050</w:t>
+            </w:r>
+          </w:p>
+        </w:tc>
+        <w:tc>
+          <w:tcPr/>
+          <w:p>
+            <w:pPr>
+              <w:pStyle w:val="Compact"/>
+            </w:pPr>
+            <w:r>
+              <w:t xml:space="preserve">0.000515</w:t>
+            </w:r>
+          </w:p>
+        </w:tc>
+        <w:tc>
+          <w:tcPr/>
+          <w:p>
+            <w:pPr>
+              <w:pStyle w:val="Compact"/>
+            </w:pPr>
+            <w:r>
+              <w:t xml:space="preserve">0.066535</w:t>
             </w:r>
           </w:p>
         </w:tc>
@@ -6084,29 +6083,29 @@
               <w:pStyle w:val="Compact"/>
             </w:pPr>
             <w:r>
-              <w:t xml:space="preserve">0.089926162</w:t>
-            </w:r>
-          </w:p>
-        </w:tc>
-        <w:tc>
-          <w:tcPr/>
-          <w:p>
-            <w:pPr>
-              <w:pStyle w:val="Compact"/>
-            </w:pPr>
-            <w:r>
-              <w:t xml:space="preserve">0.000000000</w:t>
-            </w:r>
-          </w:p>
-        </w:tc>
-        <w:tc>
-          <w:tcPr/>
-          <w:p>
-            <w:pPr>
-              <w:pStyle w:val="Compact"/>
-            </w:pPr>
-            <w:r>
-              <w:t xml:space="preserve">0.089927000</w:t>
+              <w:t xml:space="preserve">0.089926</w:t>
+            </w:r>
+          </w:p>
+        </w:tc>
+        <w:tc>
+          <w:tcPr/>
+          <w:p>
+            <w:pPr>
+              <w:pStyle w:val="Compact"/>
+            </w:pPr>
+            <w:r>
+              <w:t xml:space="preserve">0.000000</w:t>
+            </w:r>
+          </w:p>
+        </w:tc>
+        <w:tc>
+          <w:tcPr/>
+          <w:p>
+            <w:pPr>
+              <w:pStyle w:val="Compact"/>
+            </w:pPr>
+            <w:r>
+              <w:t xml:space="preserve">0.089927</w:t>
             </w:r>
           </w:p>
         </w:tc>
@@ -6152,29 +6151,29 @@
               <w:pStyle w:val="Compact"/>
             </w:pPr>
             <w:r>
-              <w:t xml:space="preserve">118.695358517</w:t>
-            </w:r>
-          </w:p>
-        </w:tc>
-        <w:tc>
-          <w:tcPr/>
-          <w:p>
-            <w:pPr>
-              <w:pStyle w:val="Compact"/>
-            </w:pPr>
-            <w:r>
-              <w:t xml:space="preserve">19.335005000</w:t>
-            </w:r>
-          </w:p>
-        </w:tc>
-        <w:tc>
-          <w:tcPr/>
-          <w:p>
-            <w:pPr>
-              <w:pStyle w:val="Compact"/>
-            </w:pPr>
-            <w:r>
-              <w:t xml:space="preserve">99.357018000</w:t>
+              <w:t xml:space="preserve">118.695359</w:t>
+            </w:r>
+          </w:p>
+        </w:tc>
+        <w:tc>
+          <w:tcPr/>
+          <w:p>
+            <w:pPr>
+              <w:pStyle w:val="Compact"/>
+            </w:pPr>
+            <w:r>
+              <w:t xml:space="preserve">19.335005</w:t>
+            </w:r>
+          </w:p>
+        </w:tc>
+        <w:tc>
+          <w:tcPr/>
+          <w:p>
+            <w:pPr>
+              <w:pStyle w:val="Compact"/>
+            </w:pPr>
+            <w:r>
+              <w:t xml:space="preserve">99.357018</w:t>
             </w:r>
           </w:p>
         </w:tc>
@@ -6220,29 +6219,29 @@
               <w:pStyle w:val="Compact"/>
             </w:pPr>
             <w:r>
-              <w:t xml:space="preserve">59.509368804</w:t>
-            </w:r>
-          </w:p>
-        </w:tc>
-        <w:tc>
-          <w:tcPr/>
-          <w:p>
-            <w:pPr>
-              <w:pStyle w:val="Compact"/>
-            </w:pPr>
-            <w:r>
-              <w:t xml:space="preserve">9.587921000</w:t>
-            </w:r>
-          </w:p>
-        </w:tc>
-        <w:tc>
-          <w:tcPr/>
-          <w:p>
-            <w:pPr>
-              <w:pStyle w:val="Compact"/>
-            </w:pPr>
-            <w:r>
-              <w:t xml:space="preserve">49.919550000</w:t>
+              <w:t xml:space="preserve">59.509369</w:t>
+            </w:r>
+          </w:p>
+        </w:tc>
+        <w:tc>
+          <w:tcPr/>
+          <w:p>
+            <w:pPr>
+              <w:pStyle w:val="Compact"/>
+            </w:pPr>
+            <w:r>
+              <w:t xml:space="preserve">9.587921</w:t>
+            </w:r>
+          </w:p>
+        </w:tc>
+        <w:tc>
+          <w:tcPr/>
+          <w:p>
+            <w:pPr>
+              <w:pStyle w:val="Compact"/>
+            </w:pPr>
+            <w:r>
+              <w:t xml:space="preserve">49.919550</w:t>
             </w:r>
           </w:p>
         </w:tc>
@@ -6288,29 +6287,29 @@
               <w:pStyle w:val="Compact"/>
             </w:pPr>
             <w:r>
-              <w:t xml:space="preserve">29.901451628</w:t>
-            </w:r>
-          </w:p>
-        </w:tc>
-        <w:tc>
-          <w:tcPr/>
-          <w:p>
-            <w:pPr>
-              <w:pStyle w:val="Compact"/>
-            </w:pPr>
-            <w:r>
-              <w:t xml:space="preserve">4.644084000</w:t>
-            </w:r>
-          </w:p>
-        </w:tc>
-        <w:tc>
-          <w:tcPr/>
-          <w:p>
-            <w:pPr>
-              <w:pStyle w:val="Compact"/>
-            </w:pPr>
-            <w:r>
-              <w:t xml:space="preserve">25.256383000</w:t>
+              <w:t xml:space="preserve">29.901452</w:t>
+            </w:r>
+          </w:p>
+        </w:tc>
+        <w:tc>
+          <w:tcPr/>
+          <w:p>
+            <w:pPr>
+              <w:pStyle w:val="Compact"/>
+            </w:pPr>
+            <w:r>
+              <w:t xml:space="preserve">4.644084</w:t>
+            </w:r>
+          </w:p>
+        </w:tc>
+        <w:tc>
+          <w:tcPr/>
+          <w:p>
+            <w:pPr>
+              <w:pStyle w:val="Compact"/>
+            </w:pPr>
+            <w:r>
+              <w:t xml:space="preserve">25.256383</w:t>
             </w:r>
           </w:p>
         </w:tc>
@@ -6356,29 +6355,29 @@
               <w:pStyle w:val="Compact"/>
             </w:pPr>
             <w:r>
-              <w:t xml:space="preserve">14.871535754</w:t>
-            </w:r>
-          </w:p>
-        </w:tc>
-        <w:tc>
-          <w:tcPr/>
-          <w:p>
-            <w:pPr>
-              <w:pStyle w:val="Compact"/>
-            </w:pPr>
-            <w:r>
-              <w:t xml:space="preserve">2.535842000</w:t>
-            </w:r>
-          </w:p>
-        </w:tc>
-        <w:tc>
-          <w:tcPr/>
-          <w:p>
-            <w:pPr>
-              <w:pStyle w:val="Compact"/>
-            </w:pPr>
-            <w:r>
-              <w:t xml:space="preserve">12.335201000</w:t>
+              <w:t xml:space="preserve">14.871536</w:t>
+            </w:r>
+          </w:p>
+        </w:tc>
+        <w:tc>
+          <w:tcPr/>
+          <w:p>
+            <w:pPr>
+              <w:pStyle w:val="Compact"/>
+            </w:pPr>
+            <w:r>
+              <w:t xml:space="preserve">2.535842</w:t>
+            </w:r>
+          </w:p>
+        </w:tc>
+        <w:tc>
+          <w:tcPr/>
+          <w:p>
+            <w:pPr>
+              <w:pStyle w:val="Compact"/>
+            </w:pPr>
+            <w:r>
+              <w:t xml:space="preserve">12.335201</w:t>
             </w:r>
           </w:p>
         </w:tc>
@@ -6424,29 +6423,29 @@
               <w:pStyle w:val="Compact"/>
             </w:pPr>
             <w:r>
-              <w:t xml:space="preserve">7.462318132</w:t>
-            </w:r>
-          </w:p>
-        </w:tc>
-        <w:tc>
-          <w:tcPr/>
-          <w:p>
-            <w:pPr>
-              <w:pStyle w:val="Compact"/>
-            </w:pPr>
-            <w:r>
-              <w:t xml:space="preserve">1.179665000</w:t>
-            </w:r>
-          </w:p>
-        </w:tc>
-        <w:tc>
-          <w:tcPr/>
-          <w:p>
-            <w:pPr>
-              <w:pStyle w:val="Compact"/>
-            </w:pPr>
-            <w:r>
-              <w:t xml:space="preserve">6.282331000</w:t>
+              <w:t xml:space="preserve">7.462318</w:t>
+            </w:r>
+          </w:p>
+        </w:tc>
+        <w:tc>
+          <w:tcPr/>
+          <w:p>
+            <w:pPr>
+              <w:pStyle w:val="Compact"/>
+            </w:pPr>
+            <w:r>
+              <w:t xml:space="preserve">1.179665</w:t>
+            </w:r>
+          </w:p>
+        </w:tc>
+        <w:tc>
+          <w:tcPr/>
+          <w:p>
+            <w:pPr>
+              <w:pStyle w:val="Compact"/>
+            </w:pPr>
+            <w:r>
+              <w:t xml:space="preserve">6.282331</w:t>
             </w:r>
           </w:p>
         </w:tc>
@@ -6492,29 +6491,29 @@
               <w:pStyle w:val="Compact"/>
             </w:pPr>
             <w:r>
-              <w:t xml:space="preserve">3.728229769</w:t>
-            </w:r>
-          </w:p>
-        </w:tc>
-        <w:tc>
-          <w:tcPr/>
-          <w:p>
-            <w:pPr>
-              <w:pStyle w:val="Compact"/>
-            </w:pPr>
-            <w:r>
-              <w:t xml:space="preserve">0.592021000</w:t>
-            </w:r>
-          </w:p>
-        </w:tc>
-        <w:tc>
-          <w:tcPr/>
-          <w:p>
-            <w:pPr>
-              <w:pStyle w:val="Compact"/>
-            </w:pPr>
-            <w:r>
-              <w:t xml:space="preserve">3.136102000</w:t>
+              <w:t xml:space="preserve">3.728230</w:t>
+            </w:r>
+          </w:p>
+        </w:tc>
+        <w:tc>
+          <w:tcPr/>
+          <w:p>
+            <w:pPr>
+              <w:pStyle w:val="Compact"/>
+            </w:pPr>
+            <w:r>
+              <w:t xml:space="preserve">0.592021</w:t>
+            </w:r>
+          </w:p>
+        </w:tc>
+        <w:tc>
+          <w:tcPr/>
+          <w:p>
+            <w:pPr>
+              <w:pStyle w:val="Compact"/>
+            </w:pPr>
+            <w:r>
+              <w:t xml:space="preserve">3.136102</w:t>
             </w:r>
           </w:p>
         </w:tc>
@@ -6560,29 +6559,29 @@
               <w:pStyle w:val="Compact"/>
             </w:pPr>
             <w:r>
-              <w:t xml:space="preserve">1.897971118</w:t>
-            </w:r>
-          </w:p>
-        </w:tc>
-        <w:tc>
-          <w:tcPr/>
-          <w:p>
-            <w:pPr>
-              <w:pStyle w:val="Compact"/>
-            </w:pPr>
-            <w:r>
-              <w:t xml:space="preserve">0.396321000</w:t>
-            </w:r>
-          </w:p>
-        </w:tc>
-        <w:tc>
-          <w:tcPr/>
-          <w:p>
-            <w:pPr>
-              <w:pStyle w:val="Compact"/>
-            </w:pPr>
-            <w:r>
-              <w:t xml:space="preserve">1.501607000</w:t>
+              <w:t xml:space="preserve">1.897971</w:t>
+            </w:r>
+          </w:p>
+        </w:tc>
+        <w:tc>
+          <w:tcPr/>
+          <w:p>
+            <w:pPr>
+              <w:pStyle w:val="Compact"/>
+            </w:pPr>
+            <w:r>
+              <w:t xml:space="preserve">0.396321</w:t>
+            </w:r>
+          </w:p>
+        </w:tc>
+        <w:tc>
+          <w:tcPr/>
+          <w:p>
+            <w:pPr>
+              <w:pStyle w:val="Compact"/>
+            </w:pPr>
+            <w:r>
+              <w:t xml:space="preserve">1.501607</w:t>
             </w:r>
           </w:p>
         </w:tc>
@@ -6628,29 +6627,29 @@
               <w:pStyle w:val="Compact"/>
             </w:pPr>
             <w:r>
-              <w:t xml:space="preserve">0.991997430</w:t>
-            </w:r>
-          </w:p>
-        </w:tc>
-        <w:tc>
-          <w:tcPr/>
-          <w:p>
-            <w:pPr>
-              <w:pStyle w:val="Compact"/>
-            </w:pPr>
-            <w:r>
-              <w:t xml:space="preserve">0.171992000</w:t>
-            </w:r>
-          </w:p>
-        </w:tc>
-        <w:tc>
-          <w:tcPr/>
-          <w:p>
-            <w:pPr>
-              <w:pStyle w:val="Compact"/>
-            </w:pPr>
-            <w:r>
-              <w:t xml:space="preserve">0.819948000</w:t>
+              <w:t xml:space="preserve">0.991997</w:t>
+            </w:r>
+          </w:p>
+        </w:tc>
+        <w:tc>
+          <w:tcPr/>
+          <w:p>
+            <w:pPr>
+              <w:pStyle w:val="Compact"/>
+            </w:pPr>
+            <w:r>
+              <w:t xml:space="preserve">0.171992</w:t>
+            </w:r>
+          </w:p>
+        </w:tc>
+        <w:tc>
+          <w:tcPr/>
+          <w:p>
+            <w:pPr>
+              <w:pStyle w:val="Compact"/>
+            </w:pPr>
+            <w:r>
+              <w:t xml:space="preserve">0.819948</w:t>
             </w:r>
           </w:p>
         </w:tc>
@@ -6696,29 +6695,29 @@
               <w:pStyle w:val="Compact"/>
             </w:pPr>
             <w:r>
-              <w:t xml:space="preserve">0.495168826</w:t>
-            </w:r>
-          </w:p>
-        </w:tc>
-        <w:tc>
-          <w:tcPr/>
-          <w:p>
-            <w:pPr>
-              <w:pStyle w:val="Compact"/>
-            </w:pPr>
-            <w:r>
-              <w:t xml:space="preserve">0.107852000</w:t>
-            </w:r>
-          </w:p>
-        </w:tc>
-        <w:tc>
-          <w:tcPr/>
-          <w:p>
-            <w:pPr>
-              <w:pStyle w:val="Compact"/>
-            </w:pPr>
-            <w:r>
-              <w:t xml:space="preserve">0.387298000</w:t>
+              <w:t xml:space="preserve">0.495169</w:t>
+            </w:r>
+          </w:p>
+        </w:tc>
+        <w:tc>
+          <w:tcPr/>
+          <w:p>
+            <w:pPr>
+              <w:pStyle w:val="Compact"/>
+            </w:pPr>
+            <w:r>
+              <w:t xml:space="preserve">0.107852</w:t>
+            </w:r>
+          </w:p>
+        </w:tc>
+        <w:tc>
+          <w:tcPr/>
+          <w:p>
+            <w:pPr>
+              <w:pStyle w:val="Compact"/>
+            </w:pPr>
+            <w:r>
+              <w:t xml:space="preserve">0.387298</w:t>
             </w:r>
           </w:p>
         </w:tc>
@@ -6764,29 +6763,29 @@
               <w:pStyle w:val="Compact"/>
             </w:pPr>
             <w:r>
-              <w:t xml:space="preserve">0.312315114</w:t>
-            </w:r>
-          </w:p>
-        </w:tc>
-        <w:tc>
-          <w:tcPr/>
-          <w:p>
-            <w:pPr>
-              <w:pStyle w:val="Compact"/>
-            </w:pPr>
-            <w:r>
-              <w:t xml:space="preserve">0.052046000</w:t>
-            </w:r>
-          </w:p>
-        </w:tc>
-        <w:tc>
-          <w:tcPr/>
-          <w:p>
-            <w:pPr>
-              <w:pStyle w:val="Compact"/>
-            </w:pPr>
-            <w:r>
-              <w:t xml:space="preserve">0.260233000</w:t>
+              <w:t xml:space="preserve">0.312315</w:t>
+            </w:r>
+          </w:p>
+        </w:tc>
+        <w:tc>
+          <w:tcPr/>
+          <w:p>
+            <w:pPr>
+              <w:pStyle w:val="Compact"/>
+            </w:pPr>
+            <w:r>
+              <w:t xml:space="preserve">0.052046</w:t>
+            </w:r>
+          </w:p>
+        </w:tc>
+        <w:tc>
+          <w:tcPr/>
+          <w:p>
+            <w:pPr>
+              <w:pStyle w:val="Compact"/>
+            </w:pPr>
+            <w:r>
+              <w:t xml:space="preserve">0.260233</w:t>
             </w:r>
           </w:p>
         </w:tc>
@@ -6832,29 +6831,29 @@
               <w:pStyle w:val="Compact"/>
             </w:pPr>
             <w:r>
-              <w:t xml:space="preserve">0.163978310</w:t>
-            </w:r>
-          </w:p>
-        </w:tc>
-        <w:tc>
-          <w:tcPr/>
-          <w:p>
-            <w:pPr>
-              <w:pStyle w:val="Compact"/>
-            </w:pPr>
-            <w:r>
-              <w:t xml:space="preserve">0.031999000</w:t>
-            </w:r>
-          </w:p>
-        </w:tc>
-        <w:tc>
-          <w:tcPr/>
-          <w:p>
-            <w:pPr>
-              <w:pStyle w:val="Compact"/>
-            </w:pPr>
-            <w:r>
-              <w:t xml:space="preserve">0.131978000</w:t>
+              <w:t xml:space="preserve">0.163978</w:t>
+            </w:r>
+          </w:p>
+        </w:tc>
+        <w:tc>
+          <w:tcPr/>
+          <w:p>
+            <w:pPr>
+              <w:pStyle w:val="Compact"/>
+            </w:pPr>
+            <w:r>
+              <w:t xml:space="preserve">0.031999</w:t>
+            </w:r>
+          </w:p>
+        </w:tc>
+        <w:tc>
+          <w:tcPr/>
+          <w:p>
+            <w:pPr>
+              <w:pStyle w:val="Compact"/>
+            </w:pPr>
+            <w:r>
+              <w:t xml:space="preserve">0.131978</w:t>
             </w:r>
           </w:p>
         </w:tc>
@@ -6900,29 +6899,29 @@
               <w:pStyle w:val="Compact"/>
             </w:pPr>
             <w:r>
-              <w:t xml:space="preserve">0.133683499</w:t>
-            </w:r>
-          </w:p>
-        </w:tc>
-        <w:tc>
-          <w:tcPr/>
-          <w:p>
-            <w:pPr>
-              <w:pStyle w:val="Compact"/>
-            </w:pPr>
-            <w:r>
-              <w:t xml:space="preserve">0.007618000</w:t>
-            </w:r>
-          </w:p>
-        </w:tc>
-        <w:tc>
-          <w:tcPr/>
-          <w:p>
-            <w:pPr>
-              <w:pStyle w:val="Compact"/>
-            </w:pPr>
-            <w:r>
-              <w:t xml:space="preserve">0.126052000</w:t>
+              <w:t xml:space="preserve">0.133683</w:t>
+            </w:r>
+          </w:p>
+        </w:tc>
+        <w:tc>
+          <w:tcPr/>
+          <w:p>
+            <w:pPr>
+              <w:pStyle w:val="Compact"/>
+            </w:pPr>
+            <w:r>
+              <w:t xml:space="preserve">0.007618</w:t>
+            </w:r>
+          </w:p>
+        </w:tc>
+        <w:tc>
+          <w:tcPr/>
+          <w:p>
+            <w:pPr>
+              <w:pStyle w:val="Compact"/>
+            </w:pPr>
+            <w:r>
+              <w:t xml:space="preserve">0.126052</w:t>
             </w:r>
           </w:p>
         </w:tc>
@@ -6968,29 +6967,29 @@
               <w:pStyle w:val="Compact"/>
             </w:pPr>
             <w:r>
-              <w:t xml:space="preserve">0.097558979</w:t>
-            </w:r>
-          </w:p>
-        </w:tc>
-        <w:tc>
-          <w:tcPr/>
-          <w:p>
-            <w:pPr>
-              <w:pStyle w:val="Compact"/>
-            </w:pPr>
-            <w:r>
-              <w:t xml:space="preserve">0.012253000</w:t>
-            </w:r>
-          </w:p>
-        </w:tc>
-        <w:tc>
-          <w:tcPr/>
-          <w:p>
-            <w:pPr>
-              <w:pStyle w:val="Compact"/>
-            </w:pPr>
-            <w:r>
-              <w:t xml:space="preserve">0.085305000</w:t>
+              <w:t xml:space="preserve">0.097559</w:t>
+            </w:r>
+          </w:p>
+        </w:tc>
+        <w:tc>
+          <w:tcPr/>
+          <w:p>
+            <w:pPr>
+              <w:pStyle w:val="Compact"/>
+            </w:pPr>
+            <w:r>
+              <w:t xml:space="preserve">0.012253</w:t>
+            </w:r>
+          </w:p>
+        </w:tc>
+        <w:tc>
+          <w:tcPr/>
+          <w:p>
+            <w:pPr>
+              <w:pStyle w:val="Compact"/>
+            </w:pPr>
+            <w:r>
+              <w:t xml:space="preserve">0.085305</w:t>
             </w:r>
           </w:p>
         </w:tc>
@@ -7036,29 +7035,29 @@
               <w:pStyle w:val="Compact"/>
             </w:pPr>
             <w:r>
-              <w:t xml:space="preserve">0.084199241</w:t>
-            </w:r>
-          </w:p>
-        </w:tc>
-        <w:tc>
-          <w:tcPr/>
-          <w:p>
-            <w:pPr>
-              <w:pStyle w:val="Compact"/>
-            </w:pPr>
-            <w:r>
-              <w:t xml:space="preserve">0.004031000</w:t>
-            </w:r>
-          </w:p>
-        </w:tc>
-        <w:tc>
-          <w:tcPr/>
-          <w:p>
-            <w:pPr>
-              <w:pStyle w:val="Compact"/>
-            </w:pPr>
-            <w:r>
-              <w:t xml:space="preserve">0.080151000</w:t>
+              <w:t xml:space="preserve">0.084199</w:t>
+            </w:r>
+          </w:p>
+        </w:tc>
+        <w:tc>
+          <w:tcPr/>
+          <w:p>
+            <w:pPr>
+              <w:pStyle w:val="Compact"/>
+            </w:pPr>
+            <w:r>
+              <w:t xml:space="preserve">0.004031</w:t>
+            </w:r>
+          </w:p>
+        </w:tc>
+        <w:tc>
+          <w:tcPr/>
+          <w:p>
+            <w:pPr>
+              <w:pStyle w:val="Compact"/>
+            </w:pPr>
+            <w:r>
+              <w:t xml:space="preserve">0.080151</w:t>
             </w:r>
           </w:p>
         </w:tc>
@@ -7104,29 +7103,29 @@
               <w:pStyle w:val="Compact"/>
             </w:pPr>
             <w:r>
-              <w:t xml:space="preserve">0.076267377</w:t>
-            </w:r>
-          </w:p>
-        </w:tc>
-        <w:tc>
-          <w:tcPr/>
-          <w:p>
-            <w:pPr>
-              <w:pStyle w:val="Compact"/>
-            </w:pPr>
-            <w:r>
-              <w:t xml:space="preserve">0.008049000</w:t>
-            </w:r>
-          </w:p>
-        </w:tc>
-        <w:tc>
-          <w:tcPr/>
-          <w:p>
-            <w:pPr>
-              <w:pStyle w:val="Compact"/>
-            </w:pPr>
-            <w:r>
-              <w:t xml:space="preserve">0.068218000</w:t>
+              <w:t xml:space="preserve">0.076267</w:t>
+            </w:r>
+          </w:p>
+        </w:tc>
+        <w:tc>
+          <w:tcPr/>
+          <w:p>
+            <w:pPr>
+              <w:pStyle w:val="Compact"/>
+            </w:pPr>
+            <w:r>
+              <w:t xml:space="preserve">0.008049</w:t>
+            </w:r>
+          </w:p>
+        </w:tc>
+        <w:tc>
+          <w:tcPr/>
+          <w:p>
+            <w:pPr>
+              <w:pStyle w:val="Compact"/>
+            </w:pPr>
+            <w:r>
+              <w:t xml:space="preserve">0.068218</w:t>
             </w:r>
           </w:p>
         </w:tc>
@@ -7172,29 +7171,29 @@
               <w:pStyle w:val="Compact"/>
             </w:pPr>
             <w:r>
-              <w:t xml:space="preserve">0.086734105</w:t>
-            </w:r>
-          </w:p>
-        </w:tc>
-        <w:tc>
-          <w:tcPr/>
-          <w:p>
-            <w:pPr>
-              <w:pStyle w:val="Compact"/>
-            </w:pPr>
-            <w:r>
-              <w:t xml:space="preserve">0.003789000</w:t>
-            </w:r>
-          </w:p>
-        </w:tc>
-        <w:tc>
-          <w:tcPr/>
-          <w:p>
-            <w:pPr>
-              <w:pStyle w:val="Compact"/>
-            </w:pPr>
-            <w:r>
-              <w:t xml:space="preserve">0.082938000</w:t>
+              <w:t xml:space="preserve">0.086734</w:t>
+            </w:r>
+          </w:p>
+        </w:tc>
+        <w:tc>
+          <w:tcPr/>
+          <w:p>
+            <w:pPr>
+              <w:pStyle w:val="Compact"/>
+            </w:pPr>
+            <w:r>
+              <w:t xml:space="preserve">0.003789</w:t>
+            </w:r>
+          </w:p>
+        </w:tc>
+        <w:tc>
+          <w:tcPr/>
+          <w:p>
+            <w:pPr>
+              <w:pStyle w:val="Compact"/>
+            </w:pPr>
+            <w:r>
+              <w:t xml:space="preserve">0.082938</w:t>
             </w:r>
           </w:p>
         </w:tc>
@@ -7240,29 +7239,29 @@
               <w:pStyle w:val="Compact"/>
             </w:pPr>
             <w:r>
-              <w:t xml:space="preserve">0.083940940</w:t>
-            </w:r>
-          </w:p>
-        </w:tc>
-        <w:tc>
-          <w:tcPr/>
-          <w:p>
-            <w:pPr>
-              <w:pStyle w:val="Compact"/>
-            </w:pPr>
-            <w:r>
-              <w:t xml:space="preserve">0.035988000</w:t>
-            </w:r>
-          </w:p>
-        </w:tc>
-        <w:tc>
-          <w:tcPr/>
-          <w:p>
-            <w:pPr>
-              <w:pStyle w:val="Compact"/>
-            </w:pPr>
-            <w:r>
-              <w:t xml:space="preserve">0.047938000</w:t>
+              <w:t xml:space="preserve">0.083941</w:t>
+            </w:r>
+          </w:p>
+        </w:tc>
+        <w:tc>
+          <w:tcPr/>
+          <w:p>
+            <w:pPr>
+              <w:pStyle w:val="Compact"/>
+            </w:pPr>
+            <w:r>
+              <w:t xml:space="preserve">0.035988</w:t>
+            </w:r>
+          </w:p>
+        </w:tc>
+        <w:tc>
+          <w:tcPr/>
+          <w:p>
+            <w:pPr>
+              <w:pStyle w:val="Compact"/>
+            </w:pPr>
+            <w:r>
+              <w:t xml:space="preserve">0.047938</w:t>
             </w:r>
           </w:p>
         </w:tc>
@@ -7308,29 +7307,29 @@
               <w:pStyle w:val="Compact"/>
             </w:pPr>
             <w:r>
-              <w:t xml:space="preserve">0.125833277</w:t>
-            </w:r>
-          </w:p>
-        </w:tc>
-        <w:tc>
-          <w:tcPr/>
-          <w:p>
-            <w:pPr>
-              <w:pStyle w:val="Compact"/>
-            </w:pPr>
-            <w:r>
-              <w:t xml:space="preserve">0.036298000</w:t>
-            </w:r>
-          </w:p>
-        </w:tc>
-        <w:tc>
-          <w:tcPr/>
-          <w:p>
-            <w:pPr>
-              <w:pStyle w:val="Compact"/>
-            </w:pPr>
-            <w:r>
-              <w:t xml:space="preserve">0.089535000</w:t>
+              <w:t xml:space="preserve">0.125833</w:t>
+            </w:r>
+          </w:p>
+        </w:tc>
+        <w:tc>
+          <w:tcPr/>
+          <w:p>
+            <w:pPr>
+              <w:pStyle w:val="Compact"/>
+            </w:pPr>
+            <w:r>
+              <w:t xml:space="preserve">0.036298</w:t>
+            </w:r>
+          </w:p>
+        </w:tc>
+        <w:tc>
+          <w:tcPr/>
+          <w:p>
+            <w:pPr>
+              <w:pStyle w:val="Compact"/>
+            </w:pPr>
+            <w:r>
+              <w:t xml:space="preserve">0.089535</w:t>
             </w:r>
           </w:p>
         </w:tc>
@@ -7344,1342 +7343,6 @@
       </w:pPr>
       <w:r>
         <w:t xml:space="preserve">A.2 500 MB </w:t>
-      </w:r>
-      <w:r>
-        <w:rPr>
-          <w:rFonts w:hint="eastAsia"/>
-        </w:rPr>
-        <w:t xml:space="preserve">普通</w:t>
-      </w:r>
-      <w:r>
-        <w:t xml:space="preserve"> write </w:t>
-      </w:r>
-      <w:r>
-        <w:rPr>
-          <w:rFonts w:hint="eastAsia"/>
-        </w:rPr>
-        <w:t xml:space="preserve">数据</w:t>
-      </w:r>
-    </w:p>
-    <w:tbl>
-      <w:tblPr>
-        <w:tblStyle w:val="Table"/>
-        <w:tblW w:type="pct" w:w="5000"/>
-        <w:tblLayout w:type="fixed"/>
-        <w:tblLook w:firstRow="1" w:lastRow="0" w:firstColumn="0" w:lastColumn="0" w:noHBand="0" w:noVBand="0" w:val="0020"/>
-      </w:tblPr>
-      <w:tblGrid>
-        <w:gridCol w:w="1320"/>
-        <w:gridCol w:w="1320"/>
-        <w:gridCol w:w="1320"/>
-        <w:gridCol w:w="1320"/>
-        <w:gridCol w:w="1320"/>
-        <w:gridCol w:w="1320"/>
-      </w:tblGrid>
-      <w:tr>
-        <w:trPr>
-          <w:tblHeader w:val="on"/>
-        </w:trPr>
-        <w:tc>
-          <w:tcPr/>
-          <w:p>
-            <w:pPr>
-              <w:pStyle w:val="Compact"/>
-            </w:pPr>
-            <w:r>
-              <w:t xml:space="preserve">method</w:t>
-            </w:r>
-          </w:p>
-        </w:tc>
-        <w:tc>
-          <w:tcPr/>
-          <w:p>
-            <w:pPr>
-              <w:pStyle w:val="Compact"/>
-            </w:pPr>
-            <w:r>
-              <w:t xml:space="preserve">bufsize</w:t>
-            </w:r>
-          </w:p>
-        </w:tc>
-        <w:tc>
-          <w:tcPr/>
-          <w:p>
-            <w:pPr>
-              <w:pStyle w:val="Compact"/>
-            </w:pPr>
-            <w:r>
-              <w:t xml:space="preserve">bytes</w:t>
-            </w:r>
-          </w:p>
-        </w:tc>
-        <w:tc>
-          <w:tcPr/>
-          <w:p>
-            <w:pPr>
-              <w:pStyle w:val="Compact"/>
-            </w:pPr>
-            <w:r>
-              <w:t xml:space="preserve">real_sec</w:t>
-            </w:r>
-          </w:p>
-        </w:tc>
-        <w:tc>
-          <w:tcPr/>
-          <w:p>
-            <w:pPr>
-              <w:pStyle w:val="Compact"/>
-            </w:pPr>
-            <w:r>
-              <w:t xml:space="preserve">user_sec</w:t>
-            </w:r>
-          </w:p>
-        </w:tc>
-        <w:tc>
-          <w:tcPr/>
-          <w:p>
-            <w:pPr>
-              <w:pStyle w:val="Compact"/>
-            </w:pPr>
-            <w:r>
-              <w:t xml:space="preserve">sys_sec</w:t>
-            </w:r>
-          </w:p>
-        </w:tc>
-      </w:tr>
-      <w:tr>
-        <w:tc>
-          <w:tcPr/>
-          <w:p>
-            <w:pPr>
-              <w:pStyle w:val="Compact"/>
-            </w:pPr>
-            <w:r>
-              <w:t xml:space="preserve">write</w:t>
-            </w:r>
-          </w:p>
-        </w:tc>
-        <w:tc>
-          <w:tcPr/>
-          <w:p>
-            <w:pPr>
-              <w:pStyle w:val="Compact"/>
-            </w:pPr>
-            <w:r>
-              <w:t xml:space="preserve">1</w:t>
-            </w:r>
-          </w:p>
-        </w:tc>
-        <w:tc>
-          <w:tcPr/>
-          <w:p>
-            <w:pPr>
-              <w:pStyle w:val="Compact"/>
-            </w:pPr>
-            <w:r>
-              <w:t xml:space="preserve">524288000</w:t>
-            </w:r>
-          </w:p>
-        </w:tc>
-        <w:tc>
-          <w:tcPr/>
-          <w:p>
-            <w:pPr>
-              <w:pStyle w:val="Compact"/>
-            </w:pPr>
-            <w:r>
-              <w:t xml:space="preserve">519.885967747</w:t>
-            </w:r>
-          </w:p>
-        </w:tc>
-        <w:tc>
-          <w:tcPr/>
-          <w:p>
-            <w:pPr>
-              <w:pStyle w:val="Compact"/>
-            </w:pPr>
-            <w:r>
-              <w:t xml:space="preserve">28.398364000</w:t>
-            </w:r>
-          </w:p>
-        </w:tc>
-        <w:tc>
-          <w:tcPr/>
-          <w:p>
-            <w:pPr>
-              <w:pStyle w:val="Compact"/>
-            </w:pPr>
-            <w:r>
-              <w:t xml:space="preserve">491.344692000</w:t>
-            </w:r>
-          </w:p>
-        </w:tc>
-      </w:tr>
-      <w:tr>
-        <w:tc>
-          <w:tcPr/>
-          <w:p>
-            <w:pPr>
-              <w:pStyle w:val="Compact"/>
-            </w:pPr>
-            <w:r>
-              <w:t xml:space="preserve">write</w:t>
-            </w:r>
-          </w:p>
-        </w:tc>
-        <w:tc>
-          <w:tcPr/>
-          <w:p>
-            <w:pPr>
-              <w:pStyle w:val="Compact"/>
-            </w:pPr>
-            <w:r>
-              <w:t xml:space="preserve">2</w:t>
-            </w:r>
-          </w:p>
-        </w:tc>
-        <w:tc>
-          <w:tcPr/>
-          <w:p>
-            <w:pPr>
-              <w:pStyle w:val="Compact"/>
-            </w:pPr>
-            <w:r>
-              <w:t xml:space="preserve">524288000</w:t>
-            </w:r>
-          </w:p>
-        </w:tc>
-        <w:tc>
-          <w:tcPr/>
-          <w:p>
-            <w:pPr>
-              <w:pStyle w:val="Compact"/>
-            </w:pPr>
-            <w:r>
-              <w:t xml:space="preserve">258.583792954</w:t>
-            </w:r>
-          </w:p>
-        </w:tc>
-        <w:tc>
-          <w:tcPr/>
-          <w:p>
-            <w:pPr>
-              <w:pStyle w:val="Compact"/>
-            </w:pPr>
-            <w:r>
-              <w:t xml:space="preserve">14.599576000</w:t>
-            </w:r>
-          </w:p>
-        </w:tc>
-        <w:tc>
-          <w:tcPr/>
-          <w:p>
-            <w:pPr>
-              <w:pStyle w:val="Compact"/>
-            </w:pPr>
-            <w:r>
-              <w:t xml:space="preserve">243.874502000</w:t>
-            </w:r>
-          </w:p>
-        </w:tc>
-      </w:tr>
-      <w:tr>
-        <w:tc>
-          <w:tcPr/>
-          <w:p>
-            <w:pPr>
-              <w:pStyle w:val="Compact"/>
-            </w:pPr>
-            <w:r>
-              <w:t xml:space="preserve">write</w:t>
-            </w:r>
-          </w:p>
-        </w:tc>
-        <w:tc>
-          <w:tcPr/>
-          <w:p>
-            <w:pPr>
-              <w:pStyle w:val="Compact"/>
-            </w:pPr>
-            <w:r>
-              <w:t xml:space="preserve">4</w:t>
-            </w:r>
-          </w:p>
-        </w:tc>
-        <w:tc>
-          <w:tcPr/>
-          <w:p>
-            <w:pPr>
-              <w:pStyle w:val="Compact"/>
-            </w:pPr>
-            <w:r>
-              <w:t xml:space="preserve">524288000</w:t>
-            </w:r>
-          </w:p>
-        </w:tc>
-        <w:tc>
-          <w:tcPr/>
-          <w:p>
-            <w:pPr>
-              <w:pStyle w:val="Compact"/>
-            </w:pPr>
-            <w:r>
-              <w:t xml:space="preserve">130.718166487</w:t>
-            </w:r>
-          </w:p>
-        </w:tc>
-        <w:tc>
-          <w:tcPr/>
-          <w:p>
-            <w:pPr>
-              <w:pStyle w:val="Compact"/>
-            </w:pPr>
-            <w:r>
-              <w:t xml:space="preserve">7.192194000</w:t>
-            </w:r>
-          </w:p>
-        </w:tc>
-        <w:tc>
-          <w:tcPr/>
-          <w:p>
-            <w:pPr>
-              <w:pStyle w:val="Compact"/>
-            </w:pPr>
-            <w:r>
-              <w:t xml:space="preserve">123.458445000</w:t>
-            </w:r>
-          </w:p>
-        </w:tc>
-      </w:tr>
-      <w:tr>
-        <w:tc>
-          <w:tcPr/>
-          <w:p>
-            <w:pPr>
-              <w:pStyle w:val="Compact"/>
-            </w:pPr>
-            <w:r>
-              <w:t xml:space="preserve">write</w:t>
-            </w:r>
-          </w:p>
-        </w:tc>
-        <w:tc>
-          <w:tcPr/>
-          <w:p>
-            <w:pPr>
-              <w:pStyle w:val="Compact"/>
-            </w:pPr>
-            <w:r>
-              <w:t xml:space="preserve">8</w:t>
-            </w:r>
-          </w:p>
-        </w:tc>
-        <w:tc>
-          <w:tcPr/>
-          <w:p>
-            <w:pPr>
-              <w:pStyle w:val="Compact"/>
-            </w:pPr>
-            <w:r>
-              <w:t xml:space="preserve">524288000</w:t>
-            </w:r>
-          </w:p>
-        </w:tc>
-        <w:tc>
-          <w:tcPr/>
-          <w:p>
-            <w:pPr>
-              <w:pStyle w:val="Compact"/>
-            </w:pPr>
-            <w:r>
-              <w:t xml:space="preserve">64.723740936</w:t>
-            </w:r>
-          </w:p>
-        </w:tc>
-        <w:tc>
-          <w:tcPr/>
-          <w:p>
-            <w:pPr>
-              <w:pStyle w:val="Compact"/>
-            </w:pPr>
-            <w:r>
-              <w:t xml:space="preserve">3.499749000</w:t>
-            </w:r>
-          </w:p>
-        </w:tc>
-        <w:tc>
-          <w:tcPr/>
-          <w:p>
-            <w:pPr>
-              <w:pStyle w:val="Compact"/>
-            </w:pPr>
-            <w:r>
-              <w:t xml:space="preserve">61.135711000</w:t>
-            </w:r>
-          </w:p>
-        </w:tc>
-      </w:tr>
-      <w:tr>
-        <w:tc>
-          <w:tcPr/>
-          <w:p>
-            <w:pPr>
-              <w:pStyle w:val="Compact"/>
-            </w:pPr>
-            <w:r>
-              <w:t xml:space="preserve">write</w:t>
-            </w:r>
-          </w:p>
-        </w:tc>
-        <w:tc>
-          <w:tcPr/>
-          <w:p>
-            <w:pPr>
-              <w:pStyle w:val="Compact"/>
-            </w:pPr>
-            <w:r>
-              <w:t xml:space="preserve">16</w:t>
-            </w:r>
-          </w:p>
-        </w:tc>
-        <w:tc>
-          <w:tcPr/>
-          <w:p>
-            <w:pPr>
-              <w:pStyle w:val="Compact"/>
-            </w:pPr>
-            <w:r>
-              <w:t xml:space="preserve">524288000</w:t>
-            </w:r>
-          </w:p>
-        </w:tc>
-        <w:tc>
-          <w:tcPr/>
-          <w:p>
-            <w:pPr>
-              <w:pStyle w:val="Compact"/>
-            </w:pPr>
-            <w:r>
-              <w:t xml:space="preserve">33.183752240</w:t>
-            </w:r>
-          </w:p>
-        </w:tc>
-        <w:tc>
-          <w:tcPr/>
-          <w:p>
-            <w:pPr>
-              <w:pStyle w:val="Compact"/>
-            </w:pPr>
-            <w:r>
-              <w:t xml:space="preserve">1.852301000</w:t>
-            </w:r>
-          </w:p>
-        </w:tc>
-        <w:tc>
-          <w:tcPr/>
-          <w:p>
-            <w:pPr>
-              <w:pStyle w:val="Compact"/>
-            </w:pPr>
-            <w:r>
-              <w:t xml:space="preserve">31.037260000</w:t>
-            </w:r>
-          </w:p>
-        </w:tc>
-      </w:tr>
-      <w:tr>
-        <w:tc>
-          <w:tcPr/>
-          <w:p>
-            <w:pPr>
-              <w:pStyle w:val="Compact"/>
-            </w:pPr>
-            <w:r>
-              <w:t xml:space="preserve">write</w:t>
-            </w:r>
-          </w:p>
-        </w:tc>
-        <w:tc>
-          <w:tcPr/>
-          <w:p>
-            <w:pPr>
-              <w:pStyle w:val="Compact"/>
-            </w:pPr>
-            <w:r>
-              <w:t xml:space="preserve">32</w:t>
-            </w:r>
-          </w:p>
-        </w:tc>
-        <w:tc>
-          <w:tcPr/>
-          <w:p>
-            <w:pPr>
-              <w:pStyle w:val="Compact"/>
-            </w:pPr>
-            <w:r>
-              <w:t xml:space="preserve">524288000</w:t>
-            </w:r>
-          </w:p>
-        </w:tc>
-        <w:tc>
-          <w:tcPr/>
-          <w:p>
-            <w:pPr>
-              <w:pStyle w:val="Compact"/>
-            </w:pPr>
-            <w:r>
-              <w:t xml:space="preserve">17.716469774</w:t>
-            </w:r>
-          </w:p>
-        </w:tc>
-        <w:tc>
-          <w:tcPr/>
-          <w:p>
-            <w:pPr>
-              <w:pStyle w:val="Compact"/>
-            </w:pPr>
-            <w:r>
-              <w:t xml:space="preserve">0.899073000</w:t>
-            </w:r>
-          </w:p>
-        </w:tc>
-        <w:tc>
-          <w:tcPr/>
-          <w:p>
-            <w:pPr>
-              <w:pStyle w:val="Compact"/>
-            </w:pPr>
-            <w:r>
-              <w:t xml:space="preserve">15.700131000</w:t>
-            </w:r>
-          </w:p>
-        </w:tc>
-      </w:tr>
-      <w:tr>
-        <w:tc>
-          <w:tcPr/>
-          <w:p>
-            <w:pPr>
-              <w:pStyle w:val="Compact"/>
-            </w:pPr>
-            <w:r>
-              <w:t xml:space="preserve">write</w:t>
-            </w:r>
-          </w:p>
-        </w:tc>
-        <w:tc>
-          <w:tcPr/>
-          <w:p>
-            <w:pPr>
-              <w:pStyle w:val="Compact"/>
-            </w:pPr>
-            <w:r>
-              <w:t xml:space="preserve">64</w:t>
-            </w:r>
-          </w:p>
-        </w:tc>
-        <w:tc>
-          <w:tcPr/>
-          <w:p>
-            <w:pPr>
-              <w:pStyle w:val="Compact"/>
-            </w:pPr>
-            <w:r>
-              <w:t xml:space="preserve">524288000</w:t>
-            </w:r>
-          </w:p>
-        </w:tc>
-        <w:tc>
-          <w:tcPr/>
-          <w:p>
-            <w:pPr>
-              <w:pStyle w:val="Compact"/>
-            </w:pPr>
-            <w:r>
-              <w:t xml:space="preserve">8.998365823</w:t>
-            </w:r>
-          </w:p>
-        </w:tc>
-        <w:tc>
-          <w:tcPr/>
-          <w:p>
-            <w:pPr>
-              <w:pStyle w:val="Compact"/>
-            </w:pPr>
-            <w:r>
-              <w:t xml:space="preserve">0.444114000</w:t>
-            </w:r>
-          </w:p>
-        </w:tc>
-        <w:tc>
-          <w:tcPr/>
-          <w:p>
-            <w:pPr>
-              <w:pStyle w:val="Compact"/>
-            </w:pPr>
-            <w:r>
-              <w:t xml:space="preserve">8.042532000</w:t>
-            </w:r>
-          </w:p>
-        </w:tc>
-      </w:tr>
-      <w:tr>
-        <w:tc>
-          <w:tcPr/>
-          <w:p>
-            <w:pPr>
-              <w:pStyle w:val="Compact"/>
-            </w:pPr>
-            <w:r>
-              <w:t xml:space="preserve">write</w:t>
-            </w:r>
-          </w:p>
-        </w:tc>
-        <w:tc>
-          <w:tcPr/>
-          <w:p>
-            <w:pPr>
-              <w:pStyle w:val="Compact"/>
-            </w:pPr>
-            <w:r>
-              <w:t xml:space="preserve">128</w:t>
-            </w:r>
-          </w:p>
-        </w:tc>
-        <w:tc>
-          <w:tcPr/>
-          <w:p>
-            <w:pPr>
-              <w:pStyle w:val="Compact"/>
-            </w:pPr>
-            <w:r>
-              <w:t xml:space="preserve">524288000</w:t>
-            </w:r>
-          </w:p>
-        </w:tc>
-        <w:tc>
-          <w:tcPr/>
-          <w:p>
-            <w:pPr>
-              <w:pStyle w:val="Compact"/>
-            </w:pPr>
-            <w:r>
-              <w:t xml:space="preserve">5.922991821</w:t>
-            </w:r>
-          </w:p>
-        </w:tc>
-        <w:tc>
-          <w:tcPr/>
-          <w:p>
-            <w:pPr>
-              <w:pStyle w:val="Compact"/>
-            </w:pPr>
-            <w:r>
-              <w:t xml:space="preserve">0.194580000</w:t>
-            </w:r>
-          </w:p>
-        </w:tc>
-        <w:tc>
-          <w:tcPr/>
-          <w:p>
-            <w:pPr>
-              <w:pStyle w:val="Compact"/>
-            </w:pPr>
-            <w:r>
-              <w:t xml:space="preserve">4.307318000</w:t>
-            </w:r>
-          </w:p>
-        </w:tc>
-      </w:tr>
-      <w:tr>
-        <w:tc>
-          <w:tcPr/>
-          <w:p>
-            <w:pPr>
-              <w:pStyle w:val="Compact"/>
-            </w:pPr>
-            <w:r>
-              <w:t xml:space="preserve">write</w:t>
-            </w:r>
-          </w:p>
-        </w:tc>
-        <w:tc>
-          <w:tcPr/>
-          <w:p>
-            <w:pPr>
-              <w:pStyle w:val="Compact"/>
-            </w:pPr>
-            <w:r>
-              <w:t xml:space="preserve">256</w:t>
-            </w:r>
-          </w:p>
-        </w:tc>
-        <w:tc>
-          <w:tcPr/>
-          <w:p>
-            <w:pPr>
-              <w:pStyle w:val="Compact"/>
-            </w:pPr>
-            <w:r>
-              <w:t xml:space="preserve">524288000</w:t>
-            </w:r>
-          </w:p>
-        </w:tc>
-        <w:tc>
-          <w:tcPr/>
-          <w:p>
-            <w:pPr>
-              <w:pStyle w:val="Compact"/>
-            </w:pPr>
-            <w:r>
-              <w:t xml:space="preserve">4.366783467</w:t>
-            </w:r>
-          </w:p>
-        </w:tc>
-        <w:tc>
-          <w:tcPr/>
-          <w:p>
-            <w:pPr>
-              <w:pStyle w:val="Compact"/>
-            </w:pPr>
-            <w:r>
-              <w:t xml:space="preserve">0.095779000</w:t>
-            </w:r>
-          </w:p>
-        </w:tc>
-        <w:tc>
-          <w:tcPr/>
-          <w:p>
-            <w:pPr>
-              <w:pStyle w:val="Compact"/>
-            </w:pPr>
-            <w:r>
-              <w:t xml:space="preserve">2.479726000</w:t>
-            </w:r>
-          </w:p>
-        </w:tc>
-      </w:tr>
-      <w:tr>
-        <w:tc>
-          <w:tcPr/>
-          <w:p>
-            <w:pPr>
-              <w:pStyle w:val="Compact"/>
-            </w:pPr>
-            <w:r>
-              <w:t xml:space="preserve">write</w:t>
-            </w:r>
-          </w:p>
-        </w:tc>
-        <w:tc>
-          <w:tcPr/>
-          <w:p>
-            <w:pPr>
-              <w:pStyle w:val="Compact"/>
-            </w:pPr>
-            <w:r>
-              <w:t xml:space="preserve">512</w:t>
-            </w:r>
-          </w:p>
-        </w:tc>
-        <w:tc>
-          <w:tcPr/>
-          <w:p>
-            <w:pPr>
-              <w:pStyle w:val="Compact"/>
-            </w:pPr>
-            <w:r>
-              <w:t xml:space="preserve">524288000</w:t>
-            </w:r>
-          </w:p>
-        </w:tc>
-        <w:tc>
-          <w:tcPr/>
-          <w:p>
-            <w:pPr>
-              <w:pStyle w:val="Compact"/>
-            </w:pPr>
-            <w:r>
-              <w:t xml:space="preserve">2.786437944</w:t>
-            </w:r>
-          </w:p>
-        </w:tc>
-        <w:tc>
-          <w:tcPr/>
-          <w:p>
-            <w:pPr>
-              <w:pStyle w:val="Compact"/>
-            </w:pPr>
-            <w:r>
-              <w:t xml:space="preserve">0.055629000</w:t>
-            </w:r>
-          </w:p>
-        </w:tc>
-        <w:tc>
-          <w:tcPr/>
-          <w:p>
-            <w:pPr>
-              <w:pStyle w:val="Compact"/>
-            </w:pPr>
-            <w:r>
-              <w:t xml:space="preserve">1.350041000</w:t>
-            </w:r>
-          </w:p>
-        </w:tc>
-      </w:tr>
-      <w:tr>
-        <w:tc>
-          <w:tcPr/>
-          <w:p>
-            <w:pPr>
-              <w:pStyle w:val="Compact"/>
-            </w:pPr>
-            <w:r>
-              <w:t xml:space="preserve">write</w:t>
-            </w:r>
-          </w:p>
-        </w:tc>
-        <w:tc>
-          <w:tcPr/>
-          <w:p>
-            <w:pPr>
-              <w:pStyle w:val="Compact"/>
-            </w:pPr>
-            <w:r>
-              <w:t xml:space="preserve">1024</w:t>
-            </w:r>
-          </w:p>
-        </w:tc>
-        <w:tc>
-          <w:tcPr/>
-          <w:p>
-            <w:pPr>
-              <w:pStyle w:val="Compact"/>
-            </w:pPr>
-            <w:r>
-              <w:t xml:space="preserve">524288000</w:t>
-            </w:r>
-          </w:p>
-        </w:tc>
-        <w:tc>
-          <w:tcPr/>
-          <w:p>
-            <w:pPr>
-              <w:pStyle w:val="Compact"/>
-            </w:pPr>
-            <w:r>
-              <w:t xml:space="preserve">2.527278499</w:t>
-            </w:r>
-          </w:p>
-        </w:tc>
-        <w:tc>
-          <w:tcPr/>
-          <w:p>
-            <w:pPr>
-              <w:pStyle w:val="Compact"/>
-            </w:pPr>
-            <w:r>
-              <w:t xml:space="preserve">0.031823000</w:t>
-            </w:r>
-          </w:p>
-        </w:tc>
-        <w:tc>
-          <w:tcPr/>
-          <w:p>
-            <w:pPr>
-              <w:pStyle w:val="Compact"/>
-            </w:pPr>
-            <w:r>
-              <w:t xml:space="preserve">0.868847000</w:t>
-            </w:r>
-          </w:p>
-        </w:tc>
-      </w:tr>
-      <w:tr>
-        <w:tc>
-          <w:tcPr/>
-          <w:p>
-            <w:pPr>
-              <w:pStyle w:val="Compact"/>
-            </w:pPr>
-            <w:r>
-              <w:t xml:space="preserve">write</w:t>
-            </w:r>
-          </w:p>
-        </w:tc>
-        <w:tc>
-          <w:tcPr/>
-          <w:p>
-            <w:pPr>
-              <w:pStyle w:val="Compact"/>
-            </w:pPr>
-            <w:r>
-              <w:t xml:space="preserve">2048</w:t>
-            </w:r>
-          </w:p>
-        </w:tc>
-        <w:tc>
-          <w:tcPr/>
-          <w:p>
-            <w:pPr>
-              <w:pStyle w:val="Compact"/>
-            </w:pPr>
-            <w:r>
-              <w:t xml:space="preserve">524288000</w:t>
-            </w:r>
-          </w:p>
-        </w:tc>
-        <w:tc>
-          <w:tcPr/>
-          <w:p>
-            <w:pPr>
-              <w:pStyle w:val="Compact"/>
-            </w:pPr>
-            <w:r>
-              <w:t xml:space="preserve">2.733176340</w:t>
-            </w:r>
-          </w:p>
-        </w:tc>
-        <w:tc>
-          <w:tcPr/>
-          <w:p>
-            <w:pPr>
-              <w:pStyle w:val="Compact"/>
-            </w:pPr>
-            <w:r>
-              <w:t xml:space="preserve">0.005125000</w:t>
-            </w:r>
-          </w:p>
-        </w:tc>
-        <w:tc>
-          <w:tcPr/>
-          <w:p>
-            <w:pPr>
-              <w:pStyle w:val="Compact"/>
-            </w:pPr>
-            <w:r>
-              <w:t xml:space="preserve">0.650786000</w:t>
-            </w:r>
-          </w:p>
-        </w:tc>
-      </w:tr>
-      <w:tr>
-        <w:tc>
-          <w:tcPr/>
-          <w:p>
-            <w:pPr>
-              <w:pStyle w:val="Compact"/>
-            </w:pPr>
-            <w:r>
-              <w:t xml:space="preserve">write</w:t>
-            </w:r>
-          </w:p>
-        </w:tc>
-        <w:tc>
-          <w:tcPr/>
-          <w:p>
-            <w:pPr>
-              <w:pStyle w:val="Compact"/>
-            </w:pPr>
-            <w:r>
-              <w:t xml:space="preserve">4096</w:t>
-            </w:r>
-          </w:p>
-        </w:tc>
-        <w:tc>
-          <w:tcPr/>
-          <w:p>
-            <w:pPr>
-              <w:pStyle w:val="Compact"/>
-            </w:pPr>
-            <w:r>
-              <w:t xml:space="preserve">524288000</w:t>
-            </w:r>
-          </w:p>
-        </w:tc>
-        <w:tc>
-          <w:tcPr/>
-          <w:p>
-            <w:pPr>
-              <w:pStyle w:val="Compact"/>
-            </w:pPr>
-            <w:r>
-              <w:t xml:space="preserve">2.502849182</w:t>
-            </w:r>
-          </w:p>
-        </w:tc>
-        <w:tc>
-          <w:tcPr/>
-          <w:p>
-            <w:pPr>
-              <w:pStyle w:val="Compact"/>
-            </w:pPr>
-            <w:r>
-              <w:t xml:space="preserve">0.026952000</w:t>
-            </w:r>
-          </w:p>
-        </w:tc>
-        <w:tc>
-          <w:tcPr/>
-          <w:p>
-            <w:pPr>
-              <w:pStyle w:val="Compact"/>
-            </w:pPr>
-            <w:r>
-              <w:t xml:space="preserve">0.494828000</w:t>
-            </w:r>
-          </w:p>
-        </w:tc>
-      </w:tr>
-      <w:tr>
-        <w:tc>
-          <w:tcPr/>
-          <w:p>
-            <w:pPr>
-              <w:pStyle w:val="Compact"/>
-            </w:pPr>
-            <w:r>
-              <w:t xml:space="preserve">write</w:t>
-            </w:r>
-          </w:p>
-        </w:tc>
-        <w:tc>
-          <w:tcPr/>
-          <w:p>
-            <w:pPr>
-              <w:pStyle w:val="Compact"/>
-            </w:pPr>
-            <w:r>
-              <w:t xml:space="preserve">8192</w:t>
-            </w:r>
-          </w:p>
-        </w:tc>
-        <w:tc>
-          <w:tcPr/>
-          <w:p>
-            <w:pPr>
-              <w:pStyle w:val="Compact"/>
-            </w:pPr>
-            <w:r>
-              <w:t xml:space="preserve">524288000</w:t>
-            </w:r>
-          </w:p>
-        </w:tc>
-        <w:tc>
-          <w:tcPr/>
-          <w:p>
-            <w:pPr>
-              <w:pStyle w:val="Compact"/>
-            </w:pPr>
-            <w:r>
-              <w:t xml:space="preserve">2.752774579</w:t>
-            </w:r>
-          </w:p>
-        </w:tc>
-        <w:tc>
-          <w:tcPr/>
-          <w:p>
-            <w:pPr>
-              <w:pStyle w:val="Compact"/>
-            </w:pPr>
-            <w:r>
-              <w:t xml:space="preserve">0.000000000</w:t>
-            </w:r>
-          </w:p>
-        </w:tc>
-        <w:tc>
-          <w:tcPr/>
-          <w:p>
-            <w:pPr>
-              <w:pStyle w:val="Compact"/>
-            </w:pPr>
-            <w:r>
-              <w:t xml:space="preserve">0.514676000</w:t>
-            </w:r>
-          </w:p>
-        </w:tc>
-      </w:tr>
-      <w:tr>
-        <w:tc>
-          <w:tcPr/>
-          <w:p>
-            <w:pPr>
-              <w:pStyle w:val="Compact"/>
-            </w:pPr>
-            <w:r>
-              <w:t xml:space="preserve">write</w:t>
-            </w:r>
-          </w:p>
-        </w:tc>
-        <w:tc>
-          <w:tcPr/>
-          <w:p>
-            <w:pPr>
-              <w:pStyle w:val="Compact"/>
-            </w:pPr>
-            <w:r>
-              <w:t xml:space="preserve">16384</w:t>
-            </w:r>
-          </w:p>
-        </w:tc>
-        <w:tc>
-          <w:tcPr/>
-          <w:p>
-            <w:pPr>
-              <w:pStyle w:val="Compact"/>
-            </w:pPr>
-            <w:r>
-              <w:t xml:space="preserve">524288000</w:t>
-            </w:r>
-          </w:p>
-        </w:tc>
-        <w:tc>
-          <w:tcPr/>
-          <w:p>
-            <w:pPr>
-              <w:pStyle w:val="Compact"/>
-            </w:pPr>
-            <w:r>
-              <w:t xml:space="preserve">2.802268817</w:t>
-            </w:r>
-          </w:p>
-        </w:tc>
-        <w:tc>
-          <w:tcPr/>
-          <w:p>
-            <w:pPr>
-              <w:pStyle w:val="Compact"/>
-            </w:pPr>
-            <w:r>
-              <w:t xml:space="preserve">0.007150000</w:t>
-            </w:r>
-          </w:p>
-        </w:tc>
-        <w:tc>
-          <w:tcPr/>
-          <w:p>
-            <w:pPr>
-              <w:pStyle w:val="Compact"/>
-            </w:pPr>
-            <w:r>
-              <w:t xml:space="preserve">0.525769000</w:t>
-            </w:r>
-          </w:p>
-        </w:tc>
-      </w:tr>
-      <w:tr>
-        <w:tc>
-          <w:tcPr/>
-          <w:p>
-            <w:pPr>
-              <w:pStyle w:val="Compact"/>
-            </w:pPr>
-            <w:r>
-              <w:t xml:space="preserve">write</w:t>
-            </w:r>
-          </w:p>
-        </w:tc>
-        <w:tc>
-          <w:tcPr/>
-          <w:p>
-            <w:pPr>
-              <w:pStyle w:val="Compact"/>
-            </w:pPr>
-            <w:r>
-              <w:t xml:space="preserve">32768</w:t>
-            </w:r>
-          </w:p>
-        </w:tc>
-        <w:tc>
-          <w:tcPr/>
-          <w:p>
-            <w:pPr>
-              <w:pStyle w:val="Compact"/>
-            </w:pPr>
-            <w:r>
-              <w:t xml:space="preserve">524288000</w:t>
-            </w:r>
-          </w:p>
-        </w:tc>
-        <w:tc>
-          <w:tcPr/>
-          <w:p>
-            <w:pPr>
-              <w:pStyle w:val="Compact"/>
-            </w:pPr>
-            <w:r>
-              <w:t xml:space="preserve">3.925510260</w:t>
-            </w:r>
-          </w:p>
-        </w:tc>
-        <w:tc>
-          <w:tcPr/>
-          <w:p>
-            <w:pPr>
-              <w:pStyle w:val="Compact"/>
-            </w:pPr>
-            <w:r>
-              <w:t xml:space="preserve">0.000373000</w:t>
-            </w:r>
-          </w:p>
-        </w:tc>
-        <w:tc>
-          <w:tcPr/>
-          <w:p>
-            <w:pPr>
-              <w:pStyle w:val="Compact"/>
-            </w:pPr>
-            <w:r>
-              <w:t xml:space="preserve">0.486582000</w:t>
-            </w:r>
-          </w:p>
-        </w:tc>
-      </w:tr>
-      <w:tr>
-        <w:tc>
-          <w:tcPr/>
-          <w:p>
-            <w:pPr>
-              <w:pStyle w:val="Compact"/>
-            </w:pPr>
-            <w:r>
-              <w:t xml:space="preserve">write</w:t>
-            </w:r>
-          </w:p>
-        </w:tc>
-        <w:tc>
-          <w:tcPr/>
-          <w:p>
-            <w:pPr>
-              <w:pStyle w:val="Compact"/>
-            </w:pPr>
-            <w:r>
-              <w:t xml:space="preserve">65536</w:t>
-            </w:r>
-          </w:p>
-        </w:tc>
-        <w:tc>
-          <w:tcPr/>
-          <w:p>
-            <w:pPr>
-              <w:pStyle w:val="Compact"/>
-            </w:pPr>
-            <w:r>
-              <w:t xml:space="preserve">524288000</w:t>
-            </w:r>
-          </w:p>
-        </w:tc>
-        <w:tc>
-          <w:tcPr/>
-          <w:p>
-            <w:pPr>
-              <w:pStyle w:val="Compact"/>
-            </w:pPr>
-            <w:r>
-              <w:t xml:space="preserve">2.863584769</w:t>
-            </w:r>
-          </w:p>
-        </w:tc>
-        <w:tc>
-          <w:tcPr/>
-          <w:p>
-            <w:pPr>
-              <w:pStyle w:val="Compact"/>
-            </w:pPr>
-            <w:r>
-              <w:t xml:space="preserve">0.000433000</w:t>
-            </w:r>
-          </w:p>
-        </w:tc>
-        <w:tc>
-          <w:tcPr/>
-          <w:p>
-            <w:pPr>
-              <w:pStyle w:val="Compact"/>
-            </w:pPr>
-            <w:r>
-              <w:t xml:space="preserve">0.503786000</w:t>
-            </w:r>
-          </w:p>
-        </w:tc>
-      </w:tr>
-      <w:tr>
-        <w:tc>
-          <w:tcPr/>
-          <w:p>
-            <w:pPr>
-              <w:pStyle w:val="Compact"/>
-            </w:pPr>
-            <w:r>
-              <w:t xml:space="preserve">write</w:t>
-            </w:r>
-          </w:p>
-        </w:tc>
-        <w:tc>
-          <w:tcPr/>
-          <w:p>
-            <w:pPr>
-              <w:pStyle w:val="Compact"/>
-            </w:pPr>
-            <w:r>
-              <w:t xml:space="preserve">16777216</w:t>
-            </w:r>
-          </w:p>
-        </w:tc>
-        <w:tc>
-          <w:tcPr/>
-          <w:p>
-            <w:pPr>
-              <w:pStyle w:val="Compact"/>
-            </w:pPr>
-            <w:r>
-              <w:t xml:space="preserve">524288000</w:t>
-            </w:r>
-          </w:p>
-        </w:tc>
-        <w:tc>
-          <w:tcPr/>
-          <w:p>
-            <w:pPr>
-              <w:pStyle w:val="Compact"/>
-            </w:pPr>
-            <w:r>
-              <w:t xml:space="preserve">2.231312151</w:t>
-            </w:r>
-          </w:p>
-        </w:tc>
-        <w:tc>
-          <w:tcPr/>
-          <w:p>
-            <w:pPr>
-              <w:pStyle w:val="Compact"/>
-            </w:pPr>
-            <w:r>
-              <w:t xml:space="preserve">0.001910000</w:t>
-            </w:r>
-          </w:p>
-        </w:tc>
-        <w:tc>
-          <w:tcPr/>
-          <w:p>
-            <w:pPr>
-              <w:pStyle w:val="Compact"/>
-            </w:pPr>
-            <w:r>
-              <w:t xml:space="preserve">0.520035000</w:t>
-            </w:r>
-          </w:p>
-        </w:tc>
-      </w:tr>
-    </w:tbl>
-    <w:bookmarkEnd w:id="56"/>
-    <w:bookmarkStart w:id="57" w:name="a.3-1-mb-普通-write-数据"/>
-    <w:p>
-      <w:pPr>
-        <w:pStyle w:val="Heading3"/>
-      </w:pPr>
-      <w:r>
-        <w:t xml:space="preserve">A.3 1 MB </w:t>
       </w:r>
       <w:r>
         <w:rPr>
@@ -8812,40 +7475,40 @@
               <w:pStyle w:val="Compact"/>
             </w:pPr>
             <w:r>
-              <w:t xml:space="preserve">1048576</w:t>
-            </w:r>
-          </w:p>
-        </w:tc>
-        <w:tc>
-          <w:tcPr/>
-          <w:p>
-            <w:pPr>
-              <w:pStyle w:val="Compact"/>
-            </w:pPr>
-            <w:r>
-              <w:t xml:space="preserve">1.105486069</w:t>
-            </w:r>
-          </w:p>
-        </w:tc>
-        <w:tc>
-          <w:tcPr/>
-          <w:p>
-            <w:pPr>
-              <w:pStyle w:val="Compact"/>
-            </w:pPr>
-            <w:r>
-              <w:t xml:space="preserve">0.066258000</w:t>
-            </w:r>
-          </w:p>
-        </w:tc>
-        <w:tc>
-          <w:tcPr/>
-          <w:p>
-            <w:pPr>
-              <w:pStyle w:val="Compact"/>
-            </w:pPr>
-            <w:r>
-              <w:t xml:space="preserve">1.039201000</w:t>
+              <w:t xml:space="preserve">524288000</w:t>
+            </w:r>
+          </w:p>
+        </w:tc>
+        <w:tc>
+          <w:tcPr/>
+          <w:p>
+            <w:pPr>
+              <w:pStyle w:val="Compact"/>
+            </w:pPr>
+            <w:r>
+              <w:t xml:space="preserve">519.885968</w:t>
+            </w:r>
+          </w:p>
+        </w:tc>
+        <w:tc>
+          <w:tcPr/>
+          <w:p>
+            <w:pPr>
+              <w:pStyle w:val="Compact"/>
+            </w:pPr>
+            <w:r>
+              <w:t xml:space="preserve">28.398364</w:t>
+            </w:r>
+          </w:p>
+        </w:tc>
+        <w:tc>
+          <w:tcPr/>
+          <w:p>
+            <w:pPr>
+              <w:pStyle w:val="Compact"/>
+            </w:pPr>
+            <w:r>
+              <w:t xml:space="preserve">491.344692</w:t>
             </w:r>
           </w:p>
         </w:tc>
@@ -8880,40 +7543,40 @@
               <w:pStyle w:val="Compact"/>
             </w:pPr>
             <w:r>
-              <w:t xml:space="preserve">1048576</w:t>
-            </w:r>
-          </w:p>
-        </w:tc>
-        <w:tc>
-          <w:tcPr/>
-          <w:p>
-            <w:pPr>
-              <w:pStyle w:val="Compact"/>
-            </w:pPr>
-            <w:r>
-              <w:t xml:space="preserve">0.540919021</w:t>
-            </w:r>
-          </w:p>
-        </w:tc>
-        <w:tc>
-          <w:tcPr/>
-          <w:p>
-            <w:pPr>
-              <w:pStyle w:val="Compact"/>
-            </w:pPr>
-            <w:r>
-              <w:t xml:space="preserve">0.015797000</w:t>
-            </w:r>
-          </w:p>
-        </w:tc>
-        <w:tc>
-          <w:tcPr/>
-          <w:p>
-            <w:pPr>
-              <w:pStyle w:val="Compact"/>
-            </w:pPr>
-            <w:r>
-              <w:t xml:space="preserve">0.524927000</w:t>
+              <w:t xml:space="preserve">524288000</w:t>
+            </w:r>
+          </w:p>
+        </w:tc>
+        <w:tc>
+          <w:tcPr/>
+          <w:p>
+            <w:pPr>
+              <w:pStyle w:val="Compact"/>
+            </w:pPr>
+            <w:r>
+              <w:t xml:space="preserve">258.583793</w:t>
+            </w:r>
+          </w:p>
+        </w:tc>
+        <w:tc>
+          <w:tcPr/>
+          <w:p>
+            <w:pPr>
+              <w:pStyle w:val="Compact"/>
+            </w:pPr>
+            <w:r>
+              <w:t xml:space="preserve">14.599576</w:t>
+            </w:r>
+          </w:p>
+        </w:tc>
+        <w:tc>
+          <w:tcPr/>
+          <w:p>
+            <w:pPr>
+              <w:pStyle w:val="Compact"/>
+            </w:pPr>
+            <w:r>
+              <w:t xml:space="preserve">243.874502</w:t>
             </w:r>
           </w:p>
         </w:tc>
@@ -8948,40 +7611,40 @@
               <w:pStyle w:val="Compact"/>
             </w:pPr>
             <w:r>
-              <w:t xml:space="preserve">1048576</w:t>
-            </w:r>
-          </w:p>
-        </w:tc>
-        <w:tc>
-          <w:tcPr/>
-          <w:p>
-            <w:pPr>
-              <w:pStyle w:val="Compact"/>
-            </w:pPr>
-            <w:r>
-              <w:t xml:space="preserve">0.259633752</w:t>
-            </w:r>
-          </w:p>
-        </w:tc>
-        <w:tc>
-          <w:tcPr/>
-          <w:p>
-            <w:pPr>
-              <w:pStyle w:val="Compact"/>
-            </w:pPr>
-            <w:r>
-              <w:t xml:space="preserve">0.007970000</w:t>
-            </w:r>
-          </w:p>
-        </w:tc>
-        <w:tc>
-          <w:tcPr/>
-          <w:p>
-            <w:pPr>
-              <w:pStyle w:val="Compact"/>
-            </w:pPr>
-            <w:r>
-              <w:t xml:space="preserve">0.251427000</w:t>
+              <w:t xml:space="preserve">524288000</w:t>
+            </w:r>
+          </w:p>
+        </w:tc>
+        <w:tc>
+          <w:tcPr/>
+          <w:p>
+            <w:pPr>
+              <w:pStyle w:val="Compact"/>
+            </w:pPr>
+            <w:r>
+              <w:t xml:space="preserve">130.718166</w:t>
+            </w:r>
+          </w:p>
+        </w:tc>
+        <w:tc>
+          <w:tcPr/>
+          <w:p>
+            <w:pPr>
+              <w:pStyle w:val="Compact"/>
+            </w:pPr>
+            <w:r>
+              <w:t xml:space="preserve">7.192194</w:t>
+            </w:r>
+          </w:p>
+        </w:tc>
+        <w:tc>
+          <w:tcPr/>
+          <w:p>
+            <w:pPr>
+              <w:pStyle w:val="Compact"/>
+            </w:pPr>
+            <w:r>
+              <w:t xml:space="preserve">123.458445</w:t>
             </w:r>
           </w:p>
         </w:tc>
@@ -9016,40 +7679,40 @@
               <w:pStyle w:val="Compact"/>
             </w:pPr>
             <w:r>
-              <w:t xml:space="preserve">1048576</w:t>
-            </w:r>
-          </w:p>
-        </w:tc>
-        <w:tc>
-          <w:tcPr/>
-          <w:p>
-            <w:pPr>
-              <w:pStyle w:val="Compact"/>
-            </w:pPr>
-            <w:r>
-              <w:t xml:space="preserve">0.126141486</w:t>
-            </w:r>
-          </w:p>
-        </w:tc>
-        <w:tc>
-          <w:tcPr/>
-          <w:p>
-            <w:pPr>
-              <w:pStyle w:val="Compact"/>
-            </w:pPr>
-            <w:r>
-              <w:t xml:space="preserve">0.004090000</w:t>
-            </w:r>
-          </w:p>
-        </w:tc>
-        <w:tc>
-          <w:tcPr/>
-          <w:p>
-            <w:pPr>
-              <w:pStyle w:val="Compact"/>
-            </w:pPr>
-            <w:r>
-              <w:t xml:space="preserve">0.121824000</w:t>
+              <w:t xml:space="preserve">524288000</w:t>
+            </w:r>
+          </w:p>
+        </w:tc>
+        <w:tc>
+          <w:tcPr/>
+          <w:p>
+            <w:pPr>
+              <w:pStyle w:val="Compact"/>
+            </w:pPr>
+            <w:r>
+              <w:t xml:space="preserve">64.723741</w:t>
+            </w:r>
+          </w:p>
+        </w:tc>
+        <w:tc>
+          <w:tcPr/>
+          <w:p>
+            <w:pPr>
+              <w:pStyle w:val="Compact"/>
+            </w:pPr>
+            <w:r>
+              <w:t xml:space="preserve">3.499749</w:t>
+            </w:r>
+          </w:p>
+        </w:tc>
+        <w:tc>
+          <w:tcPr/>
+          <w:p>
+            <w:pPr>
+              <w:pStyle w:val="Compact"/>
+            </w:pPr>
+            <w:r>
+              <w:t xml:space="preserve">61.135711</w:t>
             </w:r>
           </w:p>
         </w:tc>
@@ -9084,40 +7747,40 @@
               <w:pStyle w:val="Compact"/>
             </w:pPr>
             <w:r>
-              <w:t xml:space="preserve">1048576</w:t>
-            </w:r>
-          </w:p>
-        </w:tc>
-        <w:tc>
-          <w:tcPr/>
-          <w:p>
-            <w:pPr>
-              <w:pStyle w:val="Compact"/>
-            </w:pPr>
-            <w:r>
-              <w:t xml:space="preserve">0.063368908</w:t>
-            </w:r>
-          </w:p>
-        </w:tc>
-        <w:tc>
-          <w:tcPr/>
-          <w:p>
-            <w:pPr>
-              <w:pStyle w:val="Compact"/>
-            </w:pPr>
-            <w:r>
-              <w:t xml:space="preserve">0.003959000</w:t>
-            </w:r>
-          </w:p>
-        </w:tc>
-        <w:tc>
-          <w:tcPr/>
-          <w:p>
-            <w:pPr>
-              <w:pStyle w:val="Compact"/>
-            </w:pPr>
-            <w:r>
-              <w:t xml:space="preserve">0.059174000</w:t>
+              <w:t xml:space="preserve">524288000</w:t>
+            </w:r>
+          </w:p>
+        </w:tc>
+        <w:tc>
+          <w:tcPr/>
+          <w:p>
+            <w:pPr>
+              <w:pStyle w:val="Compact"/>
+            </w:pPr>
+            <w:r>
+              <w:t xml:space="preserve">33.183752</w:t>
+            </w:r>
+          </w:p>
+        </w:tc>
+        <w:tc>
+          <w:tcPr/>
+          <w:p>
+            <w:pPr>
+              <w:pStyle w:val="Compact"/>
+            </w:pPr>
+            <w:r>
+              <w:t xml:space="preserve">1.852301</w:t>
+            </w:r>
+          </w:p>
+        </w:tc>
+        <w:tc>
+          <w:tcPr/>
+          <w:p>
+            <w:pPr>
+              <w:pStyle w:val="Compact"/>
+            </w:pPr>
+            <w:r>
+              <w:t xml:space="preserve">31.037260</w:t>
             </w:r>
           </w:p>
         </w:tc>
@@ -9152,40 +7815,40 @@
               <w:pStyle w:val="Compact"/>
             </w:pPr>
             <w:r>
-              <w:t xml:space="preserve">1048576</w:t>
-            </w:r>
-          </w:p>
-        </w:tc>
-        <w:tc>
-          <w:tcPr/>
-          <w:p>
-            <w:pPr>
-              <w:pStyle w:val="Compact"/>
-            </w:pPr>
-            <w:r>
-              <w:t xml:space="preserve">0.032080395</w:t>
-            </w:r>
-          </w:p>
-        </w:tc>
-        <w:tc>
-          <w:tcPr/>
-          <w:p>
-            <w:pPr>
-              <w:pStyle w:val="Compact"/>
-            </w:pPr>
-            <w:r>
-              <w:t xml:space="preserve">0.011996000</w:t>
-            </w:r>
-          </w:p>
-        </w:tc>
-        <w:tc>
-          <w:tcPr/>
-          <w:p>
-            <w:pPr>
-              <w:pStyle w:val="Compact"/>
-            </w:pPr>
-            <w:r>
-              <w:t xml:space="preserve">0.019855000</w:t>
+              <w:t xml:space="preserve">524288000</w:t>
+            </w:r>
+          </w:p>
+        </w:tc>
+        <w:tc>
+          <w:tcPr/>
+          <w:p>
+            <w:pPr>
+              <w:pStyle w:val="Compact"/>
+            </w:pPr>
+            <w:r>
+              <w:t xml:space="preserve">17.716470</w:t>
+            </w:r>
+          </w:p>
+        </w:tc>
+        <w:tc>
+          <w:tcPr/>
+          <w:p>
+            <w:pPr>
+              <w:pStyle w:val="Compact"/>
+            </w:pPr>
+            <w:r>
+              <w:t xml:space="preserve">0.899073</w:t>
+            </w:r>
+          </w:p>
+        </w:tc>
+        <w:tc>
+          <w:tcPr/>
+          <w:p>
+            <w:pPr>
+              <w:pStyle w:val="Compact"/>
+            </w:pPr>
+            <w:r>
+              <w:t xml:space="preserve">15.700131</w:t>
             </w:r>
           </w:p>
         </w:tc>
@@ -9220,40 +7883,40 @@
               <w:pStyle w:val="Compact"/>
             </w:pPr>
             <w:r>
-              <w:t xml:space="preserve">1048576</w:t>
-            </w:r>
-          </w:p>
-        </w:tc>
-        <w:tc>
-          <w:tcPr/>
-          <w:p>
-            <w:pPr>
-              <w:pStyle w:val="Compact"/>
-            </w:pPr>
-            <w:r>
-              <w:t xml:space="preserve">0.016067086</w:t>
-            </w:r>
-          </w:p>
-        </w:tc>
-        <w:tc>
-          <w:tcPr/>
-          <w:p>
-            <w:pPr>
-              <w:pStyle w:val="Compact"/>
-            </w:pPr>
-            <w:r>
-              <w:t xml:space="preserve">0.000000000</w:t>
-            </w:r>
-          </w:p>
-        </w:tc>
-        <w:tc>
-          <w:tcPr/>
-          <w:p>
-            <w:pPr>
-              <w:pStyle w:val="Compact"/>
-            </w:pPr>
-            <w:r>
-              <w:t xml:space="preserve">0.015845000</w:t>
+              <w:t xml:space="preserve">524288000</w:t>
+            </w:r>
+          </w:p>
+        </w:tc>
+        <w:tc>
+          <w:tcPr/>
+          <w:p>
+            <w:pPr>
+              <w:pStyle w:val="Compact"/>
+            </w:pPr>
+            <w:r>
+              <w:t xml:space="preserve">8.998366</w:t>
+            </w:r>
+          </w:p>
+        </w:tc>
+        <w:tc>
+          <w:tcPr/>
+          <w:p>
+            <w:pPr>
+              <w:pStyle w:val="Compact"/>
+            </w:pPr>
+            <w:r>
+              <w:t xml:space="preserve">0.444114</w:t>
+            </w:r>
+          </w:p>
+        </w:tc>
+        <w:tc>
+          <w:tcPr/>
+          <w:p>
+            <w:pPr>
+              <w:pStyle w:val="Compact"/>
+            </w:pPr>
+            <w:r>
+              <w:t xml:space="preserve">8.042532</w:t>
             </w:r>
           </w:p>
         </w:tc>
@@ -9288,40 +7951,40 @@
               <w:pStyle w:val="Compact"/>
             </w:pPr>
             <w:r>
-              <w:t xml:space="preserve">1048576</w:t>
-            </w:r>
-          </w:p>
-        </w:tc>
-        <w:tc>
-          <w:tcPr/>
-          <w:p>
-            <w:pPr>
-              <w:pStyle w:val="Compact"/>
-            </w:pPr>
-            <w:r>
-              <w:t xml:space="preserve">0.008348294</w:t>
-            </w:r>
-          </w:p>
-        </w:tc>
-        <w:tc>
-          <w:tcPr/>
-          <w:p>
-            <w:pPr>
-              <w:pStyle w:val="Compact"/>
-            </w:pPr>
-            <w:r>
-              <w:t xml:space="preserve">0.000000000</w:t>
-            </w:r>
-          </w:p>
-        </w:tc>
-        <w:tc>
-          <w:tcPr/>
-          <w:p>
-            <w:pPr>
-              <w:pStyle w:val="Compact"/>
-            </w:pPr>
-            <w:r>
-              <w:t xml:space="preserve">0.008087000</w:t>
+              <w:t xml:space="preserve">524288000</w:t>
+            </w:r>
+          </w:p>
+        </w:tc>
+        <w:tc>
+          <w:tcPr/>
+          <w:p>
+            <w:pPr>
+              <w:pStyle w:val="Compact"/>
+            </w:pPr>
+            <w:r>
+              <w:t xml:space="preserve">5.922992</w:t>
+            </w:r>
+          </w:p>
+        </w:tc>
+        <w:tc>
+          <w:tcPr/>
+          <w:p>
+            <w:pPr>
+              <w:pStyle w:val="Compact"/>
+            </w:pPr>
+            <w:r>
+              <w:t xml:space="preserve">0.194580</w:t>
+            </w:r>
+          </w:p>
+        </w:tc>
+        <w:tc>
+          <w:tcPr/>
+          <w:p>
+            <w:pPr>
+              <w:pStyle w:val="Compact"/>
+            </w:pPr>
+            <w:r>
+              <w:t xml:space="preserve">4.307318</w:t>
             </w:r>
           </w:p>
         </w:tc>
@@ -9356,40 +8019,40 @@
               <w:pStyle w:val="Compact"/>
             </w:pPr>
             <w:r>
-              <w:t xml:space="preserve">1048576</w:t>
-            </w:r>
-          </w:p>
-        </w:tc>
-        <w:tc>
-          <w:tcPr/>
-          <w:p>
-            <w:pPr>
-              <w:pStyle w:val="Compact"/>
-            </w:pPr>
-            <w:r>
-              <w:t xml:space="preserve">0.004527166</w:t>
-            </w:r>
-          </w:p>
-        </w:tc>
-        <w:tc>
-          <w:tcPr/>
-          <w:p>
-            <w:pPr>
-              <w:pStyle w:val="Compact"/>
-            </w:pPr>
-            <w:r>
-              <w:t xml:space="preserve">0.000009000</w:t>
-            </w:r>
-          </w:p>
-        </w:tc>
-        <w:tc>
-          <w:tcPr/>
-          <w:p>
-            <w:pPr>
-              <w:pStyle w:val="Compact"/>
-            </w:pPr>
-            <w:r>
-              <w:t xml:space="preserve">0.004227000</w:t>
+              <w:t xml:space="preserve">524288000</w:t>
+            </w:r>
+          </w:p>
+        </w:tc>
+        <w:tc>
+          <w:tcPr/>
+          <w:p>
+            <w:pPr>
+              <w:pStyle w:val="Compact"/>
+            </w:pPr>
+            <w:r>
+              <w:t xml:space="preserve">4.366783</w:t>
+            </w:r>
+          </w:p>
+        </w:tc>
+        <w:tc>
+          <w:tcPr/>
+          <w:p>
+            <w:pPr>
+              <w:pStyle w:val="Compact"/>
+            </w:pPr>
+            <w:r>
+              <w:t xml:space="preserve">0.095779</w:t>
+            </w:r>
+          </w:p>
+        </w:tc>
+        <w:tc>
+          <w:tcPr/>
+          <w:p>
+            <w:pPr>
+              <w:pStyle w:val="Compact"/>
+            </w:pPr>
+            <w:r>
+              <w:t xml:space="preserve">2.479726</w:t>
             </w:r>
           </w:p>
         </w:tc>
@@ -9424,40 +8087,40 @@
               <w:pStyle w:val="Compact"/>
             </w:pPr>
             <w:r>
-              <w:t xml:space="preserve">1048576</w:t>
-            </w:r>
-          </w:p>
-        </w:tc>
-        <w:tc>
-          <w:tcPr/>
-          <w:p>
-            <w:pPr>
-              <w:pStyle w:val="Compact"/>
-            </w:pPr>
-            <w:r>
-              <w:t xml:space="preserve">0.002583295</w:t>
-            </w:r>
-          </w:p>
-        </w:tc>
-        <w:tc>
-          <w:tcPr/>
-          <w:p>
-            <w:pPr>
-              <w:pStyle w:val="Compact"/>
-            </w:pPr>
-            <w:r>
-              <w:t xml:space="preserve">0.000000000</w:t>
-            </w:r>
-          </w:p>
-        </w:tc>
-        <w:tc>
-          <w:tcPr/>
-          <w:p>
-            <w:pPr>
-              <w:pStyle w:val="Compact"/>
-            </w:pPr>
-            <w:r>
-              <w:t xml:space="preserve">0.002363000</w:t>
+              <w:t xml:space="preserve">524288000</w:t>
+            </w:r>
+          </w:p>
+        </w:tc>
+        <w:tc>
+          <w:tcPr/>
+          <w:p>
+            <w:pPr>
+              <w:pStyle w:val="Compact"/>
+            </w:pPr>
+            <w:r>
+              <w:t xml:space="preserve">2.786438</w:t>
+            </w:r>
+          </w:p>
+        </w:tc>
+        <w:tc>
+          <w:tcPr/>
+          <w:p>
+            <w:pPr>
+              <w:pStyle w:val="Compact"/>
+            </w:pPr>
+            <w:r>
+              <w:t xml:space="preserve">0.055629</w:t>
+            </w:r>
+          </w:p>
+        </w:tc>
+        <w:tc>
+          <w:tcPr/>
+          <w:p>
+            <w:pPr>
+              <w:pStyle w:val="Compact"/>
+            </w:pPr>
+            <w:r>
+              <w:t xml:space="preserve">1.350041</w:t>
             </w:r>
           </w:p>
         </w:tc>
@@ -9492,40 +8155,40 @@
               <w:pStyle w:val="Compact"/>
             </w:pPr>
             <w:r>
-              <w:t xml:space="preserve">1048576</w:t>
-            </w:r>
-          </w:p>
-        </w:tc>
-        <w:tc>
-          <w:tcPr/>
-          <w:p>
-            <w:pPr>
-              <w:pStyle w:val="Compact"/>
-            </w:pPr>
-            <w:r>
-              <w:t xml:space="preserve">0.001655043</w:t>
-            </w:r>
-          </w:p>
-        </w:tc>
-        <w:tc>
-          <w:tcPr/>
-          <w:p>
-            <w:pPr>
-              <w:pStyle w:val="Compact"/>
-            </w:pPr>
-            <w:r>
-              <w:t xml:space="preserve">0.000000000</w:t>
-            </w:r>
-          </w:p>
-        </w:tc>
-        <w:tc>
-          <w:tcPr/>
-          <w:p>
-            <w:pPr>
-              <w:pStyle w:val="Compact"/>
-            </w:pPr>
-            <w:r>
-              <w:t xml:space="preserve">0.001396000</w:t>
+              <w:t xml:space="preserve">524288000</w:t>
+            </w:r>
+          </w:p>
+        </w:tc>
+        <w:tc>
+          <w:tcPr/>
+          <w:p>
+            <w:pPr>
+              <w:pStyle w:val="Compact"/>
+            </w:pPr>
+            <w:r>
+              <w:t xml:space="preserve">2.527278</w:t>
+            </w:r>
+          </w:p>
+        </w:tc>
+        <w:tc>
+          <w:tcPr/>
+          <w:p>
+            <w:pPr>
+              <w:pStyle w:val="Compact"/>
+            </w:pPr>
+            <w:r>
+              <w:t xml:space="preserve">0.031823</w:t>
+            </w:r>
+          </w:p>
+        </w:tc>
+        <w:tc>
+          <w:tcPr/>
+          <w:p>
+            <w:pPr>
+              <w:pStyle w:val="Compact"/>
+            </w:pPr>
+            <w:r>
+              <w:t xml:space="preserve">0.868847</w:t>
             </w:r>
           </w:p>
         </w:tc>
@@ -9560,40 +8223,40 @@
               <w:pStyle w:val="Compact"/>
             </w:pPr>
             <w:r>
-              <w:t xml:space="preserve">1048576</w:t>
-            </w:r>
-          </w:p>
-        </w:tc>
-        <w:tc>
-          <w:tcPr/>
-          <w:p>
-            <w:pPr>
-              <w:pStyle w:val="Compact"/>
-            </w:pPr>
-            <w:r>
-              <w:t xml:space="preserve">0.001154316</w:t>
-            </w:r>
-          </w:p>
-        </w:tc>
-        <w:tc>
-          <w:tcPr/>
-          <w:p>
-            <w:pPr>
-              <w:pStyle w:val="Compact"/>
-            </w:pPr>
-            <w:r>
-              <w:t xml:space="preserve">0.000000000</w:t>
-            </w:r>
-          </w:p>
-        </w:tc>
-        <w:tc>
-          <w:tcPr/>
-          <w:p>
-            <w:pPr>
-              <w:pStyle w:val="Compact"/>
-            </w:pPr>
-            <w:r>
-              <w:t xml:space="preserve">0.000929000</w:t>
+              <w:t xml:space="preserve">524288000</w:t>
+            </w:r>
+          </w:p>
+        </w:tc>
+        <w:tc>
+          <w:tcPr/>
+          <w:p>
+            <w:pPr>
+              <w:pStyle w:val="Compact"/>
+            </w:pPr>
+            <w:r>
+              <w:t xml:space="preserve">2.733176</w:t>
+            </w:r>
+          </w:p>
+        </w:tc>
+        <w:tc>
+          <w:tcPr/>
+          <w:p>
+            <w:pPr>
+              <w:pStyle w:val="Compact"/>
+            </w:pPr>
+            <w:r>
+              <w:t xml:space="preserve">0.005125</w:t>
+            </w:r>
+          </w:p>
+        </w:tc>
+        <w:tc>
+          <w:tcPr/>
+          <w:p>
+            <w:pPr>
+              <w:pStyle w:val="Compact"/>
+            </w:pPr>
+            <w:r>
+              <w:t xml:space="preserve">0.650786</w:t>
             </w:r>
           </w:p>
         </w:tc>
@@ -9628,40 +8291,40 @@
               <w:pStyle w:val="Compact"/>
             </w:pPr>
             <w:r>
-              <w:t xml:space="preserve">1048576</w:t>
-            </w:r>
-          </w:p>
-        </w:tc>
-        <w:tc>
-          <w:tcPr/>
-          <w:p>
-            <w:pPr>
-              <w:pStyle w:val="Compact"/>
-            </w:pPr>
-            <w:r>
-              <w:t xml:space="preserve">0.000855248</w:t>
-            </w:r>
-          </w:p>
-        </w:tc>
-        <w:tc>
-          <w:tcPr/>
-          <w:p>
-            <w:pPr>
-              <w:pStyle w:val="Compact"/>
-            </w:pPr>
-            <w:r>
-              <w:t xml:space="preserve">0.000000000</w:t>
-            </w:r>
-          </w:p>
-        </w:tc>
-        <w:tc>
-          <w:tcPr/>
-          <w:p>
-            <w:pPr>
-              <w:pStyle w:val="Compact"/>
-            </w:pPr>
-            <w:r>
-              <w:t xml:space="preserve">0.000635000</w:t>
+              <w:t xml:space="preserve">524288000</w:t>
+            </w:r>
+          </w:p>
+        </w:tc>
+        <w:tc>
+          <w:tcPr/>
+          <w:p>
+            <w:pPr>
+              <w:pStyle w:val="Compact"/>
+            </w:pPr>
+            <w:r>
+              <w:t xml:space="preserve">2.502849</w:t>
+            </w:r>
+          </w:p>
+        </w:tc>
+        <w:tc>
+          <w:tcPr/>
+          <w:p>
+            <w:pPr>
+              <w:pStyle w:val="Compact"/>
+            </w:pPr>
+            <w:r>
+              <w:t xml:space="preserve">0.026952</w:t>
+            </w:r>
+          </w:p>
+        </w:tc>
+        <w:tc>
+          <w:tcPr/>
+          <w:p>
+            <w:pPr>
+              <w:pStyle w:val="Compact"/>
+            </w:pPr>
+            <w:r>
+              <w:t xml:space="preserve">0.494828</w:t>
             </w:r>
           </w:p>
         </w:tc>
@@ -9696,40 +8359,40 @@
               <w:pStyle w:val="Compact"/>
             </w:pPr>
             <w:r>
-              <w:t xml:space="preserve">1048576</w:t>
-            </w:r>
-          </w:p>
-        </w:tc>
-        <w:tc>
-          <w:tcPr/>
-          <w:p>
-            <w:pPr>
-              <w:pStyle w:val="Compact"/>
-            </w:pPr>
-            <w:r>
-              <w:t xml:space="preserve">0.000857905</w:t>
-            </w:r>
-          </w:p>
-        </w:tc>
-        <w:tc>
-          <w:tcPr/>
-          <w:p>
-            <w:pPr>
-              <w:pStyle w:val="Compact"/>
-            </w:pPr>
-            <w:r>
-              <w:t xml:space="preserve">0.000000000</w:t>
-            </w:r>
-          </w:p>
-        </w:tc>
-        <w:tc>
-          <w:tcPr/>
-          <w:p>
-            <w:pPr>
-              <w:pStyle w:val="Compact"/>
-            </w:pPr>
-            <w:r>
-              <w:t xml:space="preserve">0.000597000</w:t>
+              <w:t xml:space="preserve">524288000</w:t>
+            </w:r>
+          </w:p>
+        </w:tc>
+        <w:tc>
+          <w:tcPr/>
+          <w:p>
+            <w:pPr>
+              <w:pStyle w:val="Compact"/>
+            </w:pPr>
+            <w:r>
+              <w:t xml:space="preserve">2.752775</w:t>
+            </w:r>
+          </w:p>
+        </w:tc>
+        <w:tc>
+          <w:tcPr/>
+          <w:p>
+            <w:pPr>
+              <w:pStyle w:val="Compact"/>
+            </w:pPr>
+            <w:r>
+              <w:t xml:space="preserve">0.000000</w:t>
+            </w:r>
+          </w:p>
+        </w:tc>
+        <w:tc>
+          <w:tcPr/>
+          <w:p>
+            <w:pPr>
+              <w:pStyle w:val="Compact"/>
+            </w:pPr>
+            <w:r>
+              <w:t xml:space="preserve">0.514676</w:t>
             </w:r>
           </w:p>
         </w:tc>
@@ -9764,40 +8427,40 @@
               <w:pStyle w:val="Compact"/>
             </w:pPr>
             <w:r>
-              <w:t xml:space="preserve">1048576</w:t>
-            </w:r>
-          </w:p>
-        </w:tc>
-        <w:tc>
-          <w:tcPr/>
-          <w:p>
-            <w:pPr>
-              <w:pStyle w:val="Compact"/>
-            </w:pPr>
-            <w:r>
-              <w:t xml:space="preserve">0.000847717</w:t>
-            </w:r>
-          </w:p>
-        </w:tc>
-        <w:tc>
-          <w:tcPr/>
-          <w:p>
-            <w:pPr>
-              <w:pStyle w:val="Compact"/>
-            </w:pPr>
-            <w:r>
-              <w:t xml:space="preserve">0.000000000</w:t>
-            </w:r>
-          </w:p>
-        </w:tc>
-        <w:tc>
-          <w:tcPr/>
-          <w:p>
-            <w:pPr>
-              <w:pStyle w:val="Compact"/>
-            </w:pPr>
-            <w:r>
-              <w:t xml:space="preserve">0.000571000</w:t>
+              <w:t xml:space="preserve">524288000</w:t>
+            </w:r>
+          </w:p>
+        </w:tc>
+        <w:tc>
+          <w:tcPr/>
+          <w:p>
+            <w:pPr>
+              <w:pStyle w:val="Compact"/>
+            </w:pPr>
+            <w:r>
+              <w:t xml:space="preserve">2.802269</w:t>
+            </w:r>
+          </w:p>
+        </w:tc>
+        <w:tc>
+          <w:tcPr/>
+          <w:p>
+            <w:pPr>
+              <w:pStyle w:val="Compact"/>
+            </w:pPr>
+            <w:r>
+              <w:t xml:space="preserve">0.007150</w:t>
+            </w:r>
+          </w:p>
+        </w:tc>
+        <w:tc>
+          <w:tcPr/>
+          <w:p>
+            <w:pPr>
+              <w:pStyle w:val="Compact"/>
+            </w:pPr>
+            <w:r>
+              <w:t xml:space="preserve">0.525769</w:t>
             </w:r>
           </w:p>
         </w:tc>
@@ -9832,40 +8495,40 @@
               <w:pStyle w:val="Compact"/>
             </w:pPr>
             <w:r>
-              <w:t xml:space="preserve">1048576</w:t>
-            </w:r>
-          </w:p>
-        </w:tc>
-        <w:tc>
-          <w:tcPr/>
-          <w:p>
-            <w:pPr>
-              <w:pStyle w:val="Compact"/>
-            </w:pPr>
-            <w:r>
-              <w:t xml:space="preserve">0.000760534</w:t>
-            </w:r>
-          </w:p>
-        </w:tc>
-        <w:tc>
-          <w:tcPr/>
-          <w:p>
-            <w:pPr>
-              <w:pStyle w:val="Compact"/>
-            </w:pPr>
-            <w:r>
-              <w:t xml:space="preserve">0.000000000</w:t>
-            </w:r>
-          </w:p>
-        </w:tc>
-        <w:tc>
-          <w:tcPr/>
-          <w:p>
-            <w:pPr>
-              <w:pStyle w:val="Compact"/>
-            </w:pPr>
-            <w:r>
-              <w:t xml:space="preserve">0.000549000</w:t>
+              <w:t xml:space="preserve">524288000</w:t>
+            </w:r>
+          </w:p>
+        </w:tc>
+        <w:tc>
+          <w:tcPr/>
+          <w:p>
+            <w:pPr>
+              <w:pStyle w:val="Compact"/>
+            </w:pPr>
+            <w:r>
+              <w:t xml:space="preserve">3.925510</w:t>
+            </w:r>
+          </w:p>
+        </w:tc>
+        <w:tc>
+          <w:tcPr/>
+          <w:p>
+            <w:pPr>
+              <w:pStyle w:val="Compact"/>
+            </w:pPr>
+            <w:r>
+              <w:t xml:space="preserve">0.000373</w:t>
+            </w:r>
+          </w:p>
+        </w:tc>
+        <w:tc>
+          <w:tcPr/>
+          <w:p>
+            <w:pPr>
+              <w:pStyle w:val="Compact"/>
+            </w:pPr>
+            <w:r>
+              <w:t xml:space="preserve">0.486582</w:t>
             </w:r>
           </w:p>
         </w:tc>
@@ -9900,40 +8563,40 @@
               <w:pStyle w:val="Compact"/>
             </w:pPr>
             <w:r>
-              <w:t xml:space="preserve">1048576</w:t>
-            </w:r>
-          </w:p>
-        </w:tc>
-        <w:tc>
-          <w:tcPr/>
-          <w:p>
-            <w:pPr>
-              <w:pStyle w:val="Compact"/>
-            </w:pPr>
-            <w:r>
-              <w:t xml:space="preserve">0.000802647</w:t>
-            </w:r>
-          </w:p>
-        </w:tc>
-        <w:tc>
-          <w:tcPr/>
-          <w:p>
-            <w:pPr>
-              <w:pStyle w:val="Compact"/>
-            </w:pPr>
-            <w:r>
-              <w:t xml:space="preserve">0.000000000</w:t>
-            </w:r>
-          </w:p>
-        </w:tc>
-        <w:tc>
-          <w:tcPr/>
-          <w:p>
-            <w:pPr>
-              <w:pStyle w:val="Compact"/>
-            </w:pPr>
-            <w:r>
-              <w:t xml:space="preserve">0.000550000</w:t>
+              <w:t xml:space="preserve">524288000</w:t>
+            </w:r>
+          </w:p>
+        </w:tc>
+        <w:tc>
+          <w:tcPr/>
+          <w:p>
+            <w:pPr>
+              <w:pStyle w:val="Compact"/>
+            </w:pPr>
+            <w:r>
+              <w:t xml:space="preserve">2.863585</w:t>
+            </w:r>
+          </w:p>
+        </w:tc>
+        <w:tc>
+          <w:tcPr/>
+          <w:p>
+            <w:pPr>
+              <w:pStyle w:val="Compact"/>
+            </w:pPr>
+            <w:r>
+              <w:t xml:space="preserve">0.000433</w:t>
+            </w:r>
+          </w:p>
+        </w:tc>
+        <w:tc>
+          <w:tcPr/>
+          <w:p>
+            <w:pPr>
+              <w:pStyle w:val="Compact"/>
+            </w:pPr>
+            <w:r>
+              <w:t xml:space="preserve">0.503786</w:t>
             </w:r>
           </w:p>
         </w:tc>
@@ -9968,53 +8631,62 @@
               <w:pStyle w:val="Compact"/>
             </w:pPr>
             <w:r>
-              <w:t xml:space="preserve">1048576</w:t>
-            </w:r>
-          </w:p>
-        </w:tc>
-        <w:tc>
-          <w:tcPr/>
-          <w:p>
-            <w:pPr>
-              <w:pStyle w:val="Compact"/>
-            </w:pPr>
-            <w:r>
-              <w:t xml:space="preserve">0.006187278</w:t>
-            </w:r>
-          </w:p>
-        </w:tc>
-        <w:tc>
-          <w:tcPr/>
-          <w:p>
-            <w:pPr>
-              <w:pStyle w:val="Compact"/>
-            </w:pPr>
-            <w:r>
-              <w:t xml:space="preserve">0.000000000</w:t>
-            </w:r>
-          </w:p>
-        </w:tc>
-        <w:tc>
-          <w:tcPr/>
-          <w:p>
-            <w:pPr>
-              <w:pStyle w:val="Compact"/>
-            </w:pPr>
-            <w:r>
-              <w:t xml:space="preserve">0.006188000</w:t>
+              <w:t xml:space="preserve">524288000</w:t>
+            </w:r>
+          </w:p>
+        </w:tc>
+        <w:tc>
+          <w:tcPr/>
+          <w:p>
+            <w:pPr>
+              <w:pStyle w:val="Compact"/>
+            </w:pPr>
+            <w:r>
+              <w:t xml:space="preserve">2.231312</w:t>
+            </w:r>
+          </w:p>
+        </w:tc>
+        <w:tc>
+          <w:tcPr/>
+          <w:p>
+            <w:pPr>
+              <w:pStyle w:val="Compact"/>
+            </w:pPr>
+            <w:r>
+              <w:t xml:space="preserve">0.001910</w:t>
+            </w:r>
+          </w:p>
+        </w:tc>
+        <w:tc>
+          <w:tcPr/>
+          <w:p>
+            <w:pPr>
+              <w:pStyle w:val="Compact"/>
+            </w:pPr>
+            <w:r>
+              <w:t xml:space="preserve">0.520035</w:t>
             </w:r>
           </w:p>
         </w:tc>
       </w:tr>
     </w:tbl>
-    <w:bookmarkEnd w:id="57"/>
-    <w:bookmarkStart w:id="58" w:name="a.4-1-mb-o_sync-write-数据"/>
+    <w:bookmarkEnd w:id="56"/>
+    <w:bookmarkStart w:id="57" w:name="a.3-1-mb-普通-write-数据"/>
     <w:p>
       <w:pPr>
         <w:pStyle w:val="Heading3"/>
       </w:pPr>
       <w:r>
-        <w:t xml:space="preserve">A.4 1 MB O_SYNC write </w:t>
+        <w:t xml:space="preserve">A.3 1 MB </w:t>
+      </w:r>
+      <w:r>
+        <w:rPr>
+          <w:rFonts w:hint="eastAsia"/>
+        </w:rPr>
+        <w:t xml:space="preserve">普通</w:t>
+      </w:r>
+      <w:r>
+        <w:t xml:space="preserve"> write </w:t>
       </w:r>
       <w:r>
         <w:rPr>
@@ -10026,8 +8698,7 @@
     <w:tbl>
       <w:tblPr>
         <w:tblStyle w:val="Table"/>
-        <w:tblW w:type="pct" w:w="5000"/>
-        <w:tblLayout w:type="fixed"/>
+        <w:tblW w:type="auto" w:w="0"/>
         <w:tblLook w:firstRow="1" w:lastRow="0" w:firstColumn="0" w:lastColumn="0" w:noHBand="0" w:noVBand="0" w:val="0020"/>
       </w:tblPr>
       <w:tblGrid>
@@ -10117,7 +8788,7 @@
               <w:pStyle w:val="Compact"/>
             </w:pPr>
             <w:r>
-              <w:t xml:space="preserve">write_sync</w:t>
+              <w:t xml:space="preserve">write</w:t>
             </w:r>
           </w:p>
         </w:tc>
@@ -10150,29 +8821,29 @@
               <w:pStyle w:val="Compact"/>
             </w:pPr>
             <w:r>
-              <w:t xml:space="preserve">560.828087250</w:t>
-            </w:r>
-          </w:p>
-        </w:tc>
-        <w:tc>
-          <w:tcPr/>
-          <w:p>
-            <w:pPr>
-              <w:pStyle w:val="Compact"/>
-            </w:pPr>
-            <w:r>
-              <w:t xml:space="preserve">3.104246000</w:t>
-            </w:r>
-          </w:p>
-        </w:tc>
-        <w:tc>
-          <w:tcPr/>
-          <w:p>
-            <w:pPr>
-              <w:pStyle w:val="Compact"/>
-            </w:pPr>
-            <w:r>
-              <w:t xml:space="preserve">150.485874000</w:t>
+              <w:t xml:space="preserve">1.105486</w:t>
+            </w:r>
+          </w:p>
+        </w:tc>
+        <w:tc>
+          <w:tcPr/>
+          <w:p>
+            <w:pPr>
+              <w:pStyle w:val="Compact"/>
+            </w:pPr>
+            <w:r>
+              <w:t xml:space="preserve">0.066258</w:t>
+            </w:r>
+          </w:p>
+        </w:tc>
+        <w:tc>
+          <w:tcPr/>
+          <w:p>
+            <w:pPr>
+              <w:pStyle w:val="Compact"/>
+            </w:pPr>
+            <w:r>
+              <w:t xml:space="preserve">1.039201</w:t>
             </w:r>
           </w:p>
         </w:tc>
@@ -10185,7 +8856,7 @@
               <w:pStyle w:val="Compact"/>
             </w:pPr>
             <w:r>
-              <w:t xml:space="preserve">write_sync</w:t>
+              <w:t xml:space="preserve">write</w:t>
             </w:r>
           </w:p>
         </w:tc>
@@ -10218,29 +8889,29 @@
               <w:pStyle w:val="Compact"/>
             </w:pPr>
             <w:r>
-              <w:t xml:space="preserve">281.716939559</w:t>
-            </w:r>
-          </w:p>
-        </w:tc>
-        <w:tc>
-          <w:tcPr/>
-          <w:p>
-            <w:pPr>
-              <w:pStyle w:val="Compact"/>
-            </w:pPr>
-            <w:r>
-              <w:t xml:space="preserve">1.394330000</w:t>
-            </w:r>
-          </w:p>
-        </w:tc>
-        <w:tc>
-          <w:tcPr/>
-          <w:p>
-            <w:pPr>
-              <w:pStyle w:val="Compact"/>
-            </w:pPr>
-            <w:r>
-              <w:t xml:space="preserve">76.682559000</w:t>
+              <w:t xml:space="preserve">0.540919</w:t>
+            </w:r>
+          </w:p>
+        </w:tc>
+        <w:tc>
+          <w:tcPr/>
+          <w:p>
+            <w:pPr>
+              <w:pStyle w:val="Compact"/>
+            </w:pPr>
+            <w:r>
+              <w:t xml:space="preserve">0.015797</w:t>
+            </w:r>
+          </w:p>
+        </w:tc>
+        <w:tc>
+          <w:tcPr/>
+          <w:p>
+            <w:pPr>
+              <w:pStyle w:val="Compact"/>
+            </w:pPr>
+            <w:r>
+              <w:t xml:space="preserve">0.524927</w:t>
             </w:r>
           </w:p>
         </w:tc>
@@ -10253,7 +8924,7 @@
               <w:pStyle w:val="Compact"/>
             </w:pPr>
             <w:r>
-              <w:t xml:space="preserve">write_sync</w:t>
+              <w:t xml:space="preserve">write</w:t>
             </w:r>
           </w:p>
         </w:tc>
@@ -10286,29 +8957,29 @@
               <w:pStyle w:val="Compact"/>
             </w:pPr>
             <w:r>
-              <w:t xml:space="preserve">139.638537159</w:t>
-            </w:r>
-          </w:p>
-        </w:tc>
-        <w:tc>
-          <w:tcPr/>
-          <w:p>
-            <w:pPr>
-              <w:pStyle w:val="Compact"/>
-            </w:pPr>
-            <w:r>
-              <w:t xml:space="preserve">0.674138000</w:t>
-            </w:r>
-          </w:p>
-        </w:tc>
-        <w:tc>
-          <w:tcPr/>
-          <w:p>
-            <w:pPr>
-              <w:pStyle w:val="Compact"/>
-            </w:pPr>
-            <w:r>
-              <w:t xml:space="preserve">38.077848000</w:t>
+              <w:t xml:space="preserve">0.259634</w:t>
+            </w:r>
+          </w:p>
+        </w:tc>
+        <w:tc>
+          <w:tcPr/>
+          <w:p>
+            <w:pPr>
+              <w:pStyle w:val="Compact"/>
+            </w:pPr>
+            <w:r>
+              <w:t xml:space="preserve">0.007970</w:t>
+            </w:r>
+          </w:p>
+        </w:tc>
+        <w:tc>
+          <w:tcPr/>
+          <w:p>
+            <w:pPr>
+              <w:pStyle w:val="Compact"/>
+            </w:pPr>
+            <w:r>
+              <w:t xml:space="preserve">0.251427</w:t>
             </w:r>
           </w:p>
         </w:tc>
@@ -10321,7 +8992,7 @@
               <w:pStyle w:val="Compact"/>
             </w:pPr>
             <w:r>
-              <w:t xml:space="preserve">write_sync</w:t>
+              <w:t xml:space="preserve">write</w:t>
             </w:r>
           </w:p>
         </w:tc>
@@ -10354,29 +9025,29 @@
               <w:pStyle w:val="Compact"/>
             </w:pPr>
             <w:r>
-              <w:t xml:space="preserve">70.089779287</w:t>
-            </w:r>
-          </w:p>
-        </w:tc>
-        <w:tc>
-          <w:tcPr/>
-          <w:p>
-            <w:pPr>
-              <w:pStyle w:val="Compact"/>
-            </w:pPr>
-            <w:r>
-              <w:t xml:space="preserve">0.374303000</w:t>
-            </w:r>
-          </w:p>
-        </w:tc>
-        <w:tc>
-          <w:tcPr/>
-          <w:p>
-            <w:pPr>
-              <w:pStyle w:val="Compact"/>
-            </w:pPr>
-            <w:r>
-              <w:t xml:space="preserve">18.888813000</w:t>
+              <w:t xml:space="preserve">0.126141</w:t>
+            </w:r>
+          </w:p>
+        </w:tc>
+        <w:tc>
+          <w:tcPr/>
+          <w:p>
+            <w:pPr>
+              <w:pStyle w:val="Compact"/>
+            </w:pPr>
+            <w:r>
+              <w:t xml:space="preserve">0.004090</w:t>
+            </w:r>
+          </w:p>
+        </w:tc>
+        <w:tc>
+          <w:tcPr/>
+          <w:p>
+            <w:pPr>
+              <w:pStyle w:val="Compact"/>
+            </w:pPr>
+            <w:r>
+              <w:t xml:space="preserve">0.121824</w:t>
             </w:r>
           </w:p>
         </w:tc>
@@ -10389,7 +9060,7 @@
               <w:pStyle w:val="Compact"/>
             </w:pPr>
             <w:r>
-              <w:t xml:space="preserve">write_sync</w:t>
+              <w:t xml:space="preserve">write</w:t>
             </w:r>
           </w:p>
         </w:tc>
@@ -10422,29 +9093,29 @@
               <w:pStyle w:val="Compact"/>
             </w:pPr>
             <w:r>
-              <w:t xml:space="preserve">34.917893000</w:t>
-            </w:r>
-          </w:p>
-        </w:tc>
-        <w:tc>
-          <w:tcPr/>
-          <w:p>
-            <w:pPr>
-              <w:pStyle w:val="Compact"/>
-            </w:pPr>
-            <w:r>
-              <w:t xml:space="preserve">0.172230000</w:t>
-            </w:r>
-          </w:p>
-        </w:tc>
-        <w:tc>
-          <w:tcPr/>
-          <w:p>
-            <w:pPr>
-              <w:pStyle w:val="Compact"/>
-            </w:pPr>
-            <w:r>
-              <w:t xml:space="preserve">9.526610000</w:t>
+              <w:t xml:space="preserve">0.063369</w:t>
+            </w:r>
+          </w:p>
+        </w:tc>
+        <w:tc>
+          <w:tcPr/>
+          <w:p>
+            <w:pPr>
+              <w:pStyle w:val="Compact"/>
+            </w:pPr>
+            <w:r>
+              <w:t xml:space="preserve">0.003959</w:t>
+            </w:r>
+          </w:p>
+        </w:tc>
+        <w:tc>
+          <w:tcPr/>
+          <w:p>
+            <w:pPr>
+              <w:pStyle w:val="Compact"/>
+            </w:pPr>
+            <w:r>
+              <w:t xml:space="preserve">0.059174</w:t>
             </w:r>
           </w:p>
         </w:tc>
@@ -10457,7 +9128,7 @@
               <w:pStyle w:val="Compact"/>
             </w:pPr>
             <w:r>
-              <w:t xml:space="preserve">write_sync</w:t>
+              <w:t xml:space="preserve">write</w:t>
             </w:r>
           </w:p>
         </w:tc>
@@ -10490,29 +9161,29 @@
               <w:pStyle w:val="Compact"/>
             </w:pPr>
             <w:r>
-              <w:t xml:space="preserve">17.469682121</w:t>
-            </w:r>
-          </w:p>
-        </w:tc>
-        <w:tc>
-          <w:tcPr/>
-          <w:p>
-            <w:pPr>
-              <w:pStyle w:val="Compact"/>
-            </w:pPr>
-            <w:r>
-              <w:t xml:space="preserve">0.080044000</w:t>
-            </w:r>
-          </w:p>
-        </w:tc>
-        <w:tc>
-          <w:tcPr/>
-          <w:p>
-            <w:pPr>
-              <w:pStyle w:val="Compact"/>
-            </w:pPr>
-            <w:r>
-              <w:t xml:space="preserve">4.817529000</w:t>
+              <w:t xml:space="preserve">0.032080</w:t>
+            </w:r>
+          </w:p>
+        </w:tc>
+        <w:tc>
+          <w:tcPr/>
+          <w:p>
+            <w:pPr>
+              <w:pStyle w:val="Compact"/>
+            </w:pPr>
+            <w:r>
+              <w:t xml:space="preserve">0.011996</w:t>
+            </w:r>
+          </w:p>
+        </w:tc>
+        <w:tc>
+          <w:tcPr/>
+          <w:p>
+            <w:pPr>
+              <w:pStyle w:val="Compact"/>
+            </w:pPr>
+            <w:r>
+              <w:t xml:space="preserve">0.019855</w:t>
             </w:r>
           </w:p>
         </w:tc>
@@ -10525,7 +9196,7 @@
               <w:pStyle w:val="Compact"/>
             </w:pPr>
             <w:r>
-              <w:t xml:space="preserve">write_sync</w:t>
+              <w:t xml:space="preserve">write</w:t>
             </w:r>
           </w:p>
         </w:tc>
@@ -10558,29 +9229,29 @@
               <w:pStyle w:val="Compact"/>
             </w:pPr>
             <w:r>
-              <w:t xml:space="preserve">8.856735898</w:t>
-            </w:r>
-          </w:p>
-        </w:tc>
-        <w:tc>
-          <w:tcPr/>
-          <w:p>
-            <w:pPr>
-              <w:pStyle w:val="Compact"/>
-            </w:pPr>
-            <w:r>
-              <w:t xml:space="preserve">0.047617000</w:t>
-            </w:r>
-          </w:p>
-        </w:tc>
-        <w:tc>
-          <w:tcPr/>
-          <w:p>
-            <w:pPr>
-              <w:pStyle w:val="Compact"/>
-            </w:pPr>
-            <w:r>
-              <w:t xml:space="preserve">2.405512000</w:t>
+              <w:t xml:space="preserve">0.016067</w:t>
+            </w:r>
+          </w:p>
+        </w:tc>
+        <w:tc>
+          <w:tcPr/>
+          <w:p>
+            <w:pPr>
+              <w:pStyle w:val="Compact"/>
+            </w:pPr>
+            <w:r>
+              <w:t xml:space="preserve">0.000000</w:t>
+            </w:r>
+          </w:p>
+        </w:tc>
+        <w:tc>
+          <w:tcPr/>
+          <w:p>
+            <w:pPr>
+              <w:pStyle w:val="Compact"/>
+            </w:pPr>
+            <w:r>
+              <w:t xml:space="preserve">0.015845</w:t>
             </w:r>
           </w:p>
         </w:tc>
@@ -10593,7 +9264,7 @@
               <w:pStyle w:val="Compact"/>
             </w:pPr>
             <w:r>
-              <w:t xml:space="preserve">write_sync</w:t>
+              <w:t xml:space="preserve">write</w:t>
             </w:r>
           </w:p>
         </w:tc>
@@ -10626,29 +9297,29 @@
               <w:pStyle w:val="Compact"/>
             </w:pPr>
             <w:r>
-              <w:t xml:space="preserve">4.407117150</w:t>
-            </w:r>
-          </w:p>
-        </w:tc>
-        <w:tc>
-          <w:tcPr/>
-          <w:p>
-            <w:pPr>
-              <w:pStyle w:val="Compact"/>
-            </w:pPr>
-            <w:r>
-              <w:t xml:space="preserve">0.021724000</w:t>
-            </w:r>
-          </w:p>
-        </w:tc>
-        <w:tc>
-          <w:tcPr/>
-          <w:p>
-            <w:pPr>
-              <w:pStyle w:val="Compact"/>
-            </w:pPr>
-            <w:r>
-              <w:t xml:space="preserve">1.210233000</w:t>
+              <w:t xml:space="preserve">0.008348</w:t>
+            </w:r>
+          </w:p>
+        </w:tc>
+        <w:tc>
+          <w:tcPr/>
+          <w:p>
+            <w:pPr>
+              <w:pStyle w:val="Compact"/>
+            </w:pPr>
+            <w:r>
+              <w:t xml:space="preserve">0.000000</w:t>
+            </w:r>
+          </w:p>
+        </w:tc>
+        <w:tc>
+          <w:tcPr/>
+          <w:p>
+            <w:pPr>
+              <w:pStyle w:val="Compact"/>
+            </w:pPr>
+            <w:r>
+              <w:t xml:space="preserve">0.008087</w:t>
             </w:r>
           </w:p>
         </w:tc>
@@ -10661,7 +9332,7 @@
               <w:pStyle w:val="Compact"/>
             </w:pPr>
             <w:r>
-              <w:t xml:space="preserve">write_sync</w:t>
+              <w:t xml:space="preserve">write</w:t>
             </w:r>
           </w:p>
         </w:tc>
@@ -10694,29 +9365,29 @@
               <w:pStyle w:val="Compact"/>
             </w:pPr>
             <w:r>
-              <w:t xml:space="preserve">2.265506431</w:t>
-            </w:r>
-          </w:p>
-        </w:tc>
-        <w:tc>
-          <w:tcPr/>
-          <w:p>
-            <w:pPr>
-              <w:pStyle w:val="Compact"/>
-            </w:pPr>
-            <w:r>
-              <w:t xml:space="preserve">0.008040000</w:t>
-            </w:r>
-          </w:p>
-        </w:tc>
-        <w:tc>
-          <w:tcPr/>
-          <w:p>
-            <w:pPr>
-              <w:pStyle w:val="Compact"/>
-            </w:pPr>
-            <w:r>
-              <w:t xml:space="preserve">0.617827000</w:t>
+              <w:t xml:space="preserve">0.004527</w:t>
+            </w:r>
+          </w:p>
+        </w:tc>
+        <w:tc>
+          <w:tcPr/>
+          <w:p>
+            <w:pPr>
+              <w:pStyle w:val="Compact"/>
+            </w:pPr>
+            <w:r>
+              <w:t xml:space="preserve">0.000009</w:t>
+            </w:r>
+          </w:p>
+        </w:tc>
+        <w:tc>
+          <w:tcPr/>
+          <w:p>
+            <w:pPr>
+              <w:pStyle w:val="Compact"/>
+            </w:pPr>
+            <w:r>
+              <w:t xml:space="preserve">0.004227</w:t>
             </w:r>
           </w:p>
         </w:tc>
@@ -10729,7 +9400,7 @@
               <w:pStyle w:val="Compact"/>
             </w:pPr>
             <w:r>
-              <w:t xml:space="preserve">write_sync</w:t>
+              <w:t xml:space="preserve">write</w:t>
             </w:r>
           </w:p>
         </w:tc>
@@ -10762,29 +9433,29 @@
               <w:pStyle w:val="Compact"/>
             </w:pPr>
             <w:r>
-              <w:t xml:space="preserve">1.025390930</w:t>
-            </w:r>
-          </w:p>
-        </w:tc>
-        <w:tc>
-          <w:tcPr/>
-          <w:p>
-            <w:pPr>
-              <w:pStyle w:val="Compact"/>
-            </w:pPr>
-            <w:r>
-              <w:t xml:space="preserve">0.000000000</w:t>
-            </w:r>
-          </w:p>
-        </w:tc>
-        <w:tc>
-          <w:tcPr/>
-          <w:p>
-            <w:pPr>
-              <w:pStyle w:val="Compact"/>
-            </w:pPr>
-            <w:r>
-              <w:t xml:space="preserve">0.317214000</w:t>
+              <w:t xml:space="preserve">0.002583</w:t>
+            </w:r>
+          </w:p>
+        </w:tc>
+        <w:tc>
+          <w:tcPr/>
+          <w:p>
+            <w:pPr>
+              <w:pStyle w:val="Compact"/>
+            </w:pPr>
+            <w:r>
+              <w:t xml:space="preserve">0.000000</w:t>
+            </w:r>
+          </w:p>
+        </w:tc>
+        <w:tc>
+          <w:tcPr/>
+          <w:p>
+            <w:pPr>
+              <w:pStyle w:val="Compact"/>
+            </w:pPr>
+            <w:r>
+              <w:t xml:space="preserve">0.002363</w:t>
             </w:r>
           </w:p>
         </w:tc>
@@ -10797,7 +9468,7 @@
               <w:pStyle w:val="Compact"/>
             </w:pPr>
             <w:r>
-              <w:t xml:space="preserve">write_sync</w:t>
+              <w:t xml:space="preserve">write</w:t>
             </w:r>
           </w:p>
         </w:tc>
@@ -10830,29 +9501,29 @@
               <w:pStyle w:val="Compact"/>
             </w:pPr>
             <w:r>
-              <w:t xml:space="preserve">0.542591102</w:t>
-            </w:r>
-          </w:p>
-        </w:tc>
-        <w:tc>
-          <w:tcPr/>
-          <w:p>
-            <w:pPr>
-              <w:pStyle w:val="Compact"/>
-            </w:pPr>
-            <w:r>
-              <w:t xml:space="preserve">0.008237000</w:t>
-            </w:r>
-          </w:p>
-        </w:tc>
-        <w:tc>
-          <w:tcPr/>
-          <w:p>
-            <w:pPr>
-              <w:pStyle w:val="Compact"/>
-            </w:pPr>
-            <w:r>
-              <w:t xml:space="preserve">0.155851000</w:t>
+              <w:t xml:space="preserve">0.001655</w:t>
+            </w:r>
+          </w:p>
+        </w:tc>
+        <w:tc>
+          <w:tcPr/>
+          <w:p>
+            <w:pPr>
+              <w:pStyle w:val="Compact"/>
+            </w:pPr>
+            <w:r>
+              <w:t xml:space="preserve">0.000000</w:t>
+            </w:r>
+          </w:p>
+        </w:tc>
+        <w:tc>
+          <w:tcPr/>
+          <w:p>
+            <w:pPr>
+              <w:pStyle w:val="Compact"/>
+            </w:pPr>
+            <w:r>
+              <w:t xml:space="preserve">0.001396</w:t>
             </w:r>
           </w:p>
         </w:tc>
@@ -10865,7 +9536,7 @@
               <w:pStyle w:val="Compact"/>
             </w:pPr>
             <w:r>
-              <w:t xml:space="preserve">write_sync</w:t>
+              <w:t xml:space="preserve">write</w:t>
             </w:r>
           </w:p>
         </w:tc>
@@ -10898,29 +9569,29 @@
               <w:pStyle w:val="Compact"/>
             </w:pPr>
             <w:r>
-              <w:t xml:space="preserve">0.274431335</w:t>
-            </w:r>
-          </w:p>
-        </w:tc>
-        <w:tc>
-          <w:tcPr/>
-          <w:p>
-            <w:pPr>
-              <w:pStyle w:val="Compact"/>
-            </w:pPr>
-            <w:r>
-              <w:t xml:space="preserve">0.000340000</w:t>
-            </w:r>
-          </w:p>
-        </w:tc>
-        <w:tc>
-          <w:tcPr/>
-          <w:p>
-            <w:pPr>
-              <w:pStyle w:val="Compact"/>
-            </w:pPr>
-            <w:r>
-              <w:t xml:space="preserve">0.086984000</w:t>
+              <w:t xml:space="preserve">0.001154</w:t>
+            </w:r>
+          </w:p>
+        </w:tc>
+        <w:tc>
+          <w:tcPr/>
+          <w:p>
+            <w:pPr>
+              <w:pStyle w:val="Compact"/>
+            </w:pPr>
+            <w:r>
+              <w:t xml:space="preserve">0.000000</w:t>
+            </w:r>
+          </w:p>
+        </w:tc>
+        <w:tc>
+          <w:tcPr/>
+          <w:p>
+            <w:pPr>
+              <w:pStyle w:val="Compact"/>
+            </w:pPr>
+            <w:r>
+              <w:t xml:space="preserve">0.000929</w:t>
             </w:r>
           </w:p>
         </w:tc>
@@ -10933,7 +9604,7 @@
               <w:pStyle w:val="Compact"/>
             </w:pPr>
             <w:r>
-              <w:t xml:space="preserve">write_sync</w:t>
+              <w:t xml:space="preserve">write</w:t>
             </w:r>
           </w:p>
         </w:tc>
@@ -10966,29 +9637,29 @@
               <w:pStyle w:val="Compact"/>
             </w:pPr>
             <w:r>
-              <w:t xml:space="preserve">0.153762401</w:t>
-            </w:r>
-          </w:p>
-        </w:tc>
-        <w:tc>
-          <w:tcPr/>
-          <w:p>
-            <w:pPr>
-              <w:pStyle w:val="Compact"/>
-            </w:pPr>
-            <w:r>
-              <w:t xml:space="preserve">0.003979000</w:t>
-            </w:r>
-          </w:p>
-        </w:tc>
-        <w:tc>
-          <w:tcPr/>
-          <w:p>
-            <w:pPr>
-              <w:pStyle w:val="Compact"/>
-            </w:pPr>
-            <w:r>
-              <w:t xml:space="preserve">0.044351000</w:t>
+              <w:t xml:space="preserve">0.000855</w:t>
+            </w:r>
+          </w:p>
+        </w:tc>
+        <w:tc>
+          <w:tcPr/>
+          <w:p>
+            <w:pPr>
+              <w:pStyle w:val="Compact"/>
+            </w:pPr>
+            <w:r>
+              <w:t xml:space="preserve">0.000000</w:t>
+            </w:r>
+          </w:p>
+        </w:tc>
+        <w:tc>
+          <w:tcPr/>
+          <w:p>
+            <w:pPr>
+              <w:pStyle w:val="Compact"/>
+            </w:pPr>
+            <w:r>
+              <w:t xml:space="preserve">0.000635</w:t>
             </w:r>
           </w:p>
         </w:tc>
@@ -11001,7 +9672,7 @@
               <w:pStyle w:val="Compact"/>
             </w:pPr>
             <w:r>
-              <w:t xml:space="preserve">write_sync</w:t>
+              <w:t xml:space="preserve">write</w:t>
             </w:r>
           </w:p>
         </w:tc>
@@ -11034,29 +9705,29 @@
               <w:pStyle w:val="Compact"/>
             </w:pPr>
             <w:r>
-              <w:t xml:space="preserve">0.083410167</w:t>
-            </w:r>
-          </w:p>
-        </w:tc>
-        <w:tc>
-          <w:tcPr/>
-          <w:p>
-            <w:pPr>
-              <w:pStyle w:val="Compact"/>
-            </w:pPr>
-            <w:r>
-              <w:t xml:space="preserve">0.000000000</w:t>
-            </w:r>
-          </w:p>
-        </w:tc>
-        <w:tc>
-          <w:tcPr/>
-          <w:p>
-            <w:pPr>
-              <w:pStyle w:val="Compact"/>
-            </w:pPr>
-            <w:r>
-              <w:t xml:space="preserve">0.025990000</w:t>
+              <w:t xml:space="preserve">0.000858</w:t>
+            </w:r>
+          </w:p>
+        </w:tc>
+        <w:tc>
+          <w:tcPr/>
+          <w:p>
+            <w:pPr>
+              <w:pStyle w:val="Compact"/>
+            </w:pPr>
+            <w:r>
+              <w:t xml:space="preserve">0.000000</w:t>
+            </w:r>
+          </w:p>
+        </w:tc>
+        <w:tc>
+          <w:tcPr/>
+          <w:p>
+            <w:pPr>
+              <w:pStyle w:val="Compact"/>
+            </w:pPr>
+            <w:r>
+              <w:t xml:space="preserve">0.000597</w:t>
             </w:r>
           </w:p>
         </w:tc>
@@ -11069,7 +9740,7 @@
               <w:pStyle w:val="Compact"/>
             </w:pPr>
             <w:r>
-              <w:t xml:space="preserve">write_sync</w:t>
+              <w:t xml:space="preserve">write</w:t>
             </w:r>
           </w:p>
         </w:tc>
@@ -11102,29 +9773,29 @@
               <w:pStyle w:val="Compact"/>
             </w:pPr>
             <w:r>
-              <w:t xml:space="preserve">0.042934451</w:t>
-            </w:r>
-          </w:p>
-        </w:tc>
-        <w:tc>
-          <w:tcPr/>
-          <w:p>
-            <w:pPr>
-              <w:pStyle w:val="Compact"/>
-            </w:pPr>
-            <w:r>
-              <w:t xml:space="preserve">0.000000000</w:t>
-            </w:r>
-          </w:p>
-        </w:tc>
-        <w:tc>
-          <w:tcPr/>
-          <w:p>
-            <w:pPr>
-              <w:pStyle w:val="Compact"/>
-            </w:pPr>
-            <w:r>
-              <w:t xml:space="preserve">0.014283000</w:t>
+              <w:t xml:space="preserve">0.000848</w:t>
+            </w:r>
+          </w:p>
+        </w:tc>
+        <w:tc>
+          <w:tcPr/>
+          <w:p>
+            <w:pPr>
+              <w:pStyle w:val="Compact"/>
+            </w:pPr>
+            <w:r>
+              <w:t xml:space="preserve">0.000000</w:t>
+            </w:r>
+          </w:p>
+        </w:tc>
+        <w:tc>
+          <w:tcPr/>
+          <w:p>
+            <w:pPr>
+              <w:pStyle w:val="Compact"/>
+            </w:pPr>
+            <w:r>
+              <w:t xml:space="preserve">0.000571</w:t>
             </w:r>
           </w:p>
         </w:tc>
@@ -11137,7 +9808,7 @@
               <w:pStyle w:val="Compact"/>
             </w:pPr>
             <w:r>
-              <w:t xml:space="preserve">write_sync</w:t>
+              <w:t xml:space="preserve">write</w:t>
             </w:r>
           </w:p>
         </w:tc>
@@ -11170,29 +9841,29 @@
               <w:pStyle w:val="Compact"/>
             </w:pPr>
             <w:r>
-              <w:t xml:space="preserve">0.022895512</w:t>
-            </w:r>
-          </w:p>
-        </w:tc>
-        <w:tc>
-          <w:tcPr/>
-          <w:p>
-            <w:pPr>
-              <w:pStyle w:val="Compact"/>
-            </w:pPr>
-            <w:r>
-              <w:t xml:space="preserve">0.000000000</w:t>
-            </w:r>
-          </w:p>
-        </w:tc>
-        <w:tc>
-          <w:tcPr/>
-          <w:p>
-            <w:pPr>
-              <w:pStyle w:val="Compact"/>
-            </w:pPr>
-            <w:r>
-              <w:t xml:space="preserve">0.008388000</w:t>
+              <w:t xml:space="preserve">0.000761</w:t>
+            </w:r>
+          </w:p>
+        </w:tc>
+        <w:tc>
+          <w:tcPr/>
+          <w:p>
+            <w:pPr>
+              <w:pStyle w:val="Compact"/>
+            </w:pPr>
+            <w:r>
+              <w:t xml:space="preserve">0.000000</w:t>
+            </w:r>
+          </w:p>
+        </w:tc>
+        <w:tc>
+          <w:tcPr/>
+          <w:p>
+            <w:pPr>
+              <w:pStyle w:val="Compact"/>
+            </w:pPr>
+            <w:r>
+              <w:t xml:space="preserve">0.000549</w:t>
             </w:r>
           </w:p>
         </w:tc>
@@ -11205,7 +9876,7 @@
               <w:pStyle w:val="Compact"/>
             </w:pPr>
             <w:r>
-              <w:t xml:space="preserve">write_sync</w:t>
+              <w:t xml:space="preserve">write</w:t>
             </w:r>
           </w:p>
         </w:tc>
@@ -11238,29 +9909,29 @@
               <w:pStyle w:val="Compact"/>
             </w:pPr>
             <w:r>
-              <w:t xml:space="preserve">0.013124140</w:t>
-            </w:r>
-          </w:p>
-        </w:tc>
-        <w:tc>
-          <w:tcPr/>
-          <w:p>
-            <w:pPr>
-              <w:pStyle w:val="Compact"/>
-            </w:pPr>
-            <w:r>
-              <w:t xml:space="preserve">0.000000000</w:t>
-            </w:r>
-          </w:p>
-        </w:tc>
-        <w:tc>
-          <w:tcPr/>
-          <w:p>
-            <w:pPr>
-              <w:pStyle w:val="Compact"/>
-            </w:pPr>
-            <w:r>
-              <w:t xml:space="preserve">0.005404000</w:t>
+              <w:t xml:space="preserve">0.000803</w:t>
+            </w:r>
+          </w:p>
+        </w:tc>
+        <w:tc>
+          <w:tcPr/>
+          <w:p>
+            <w:pPr>
+              <w:pStyle w:val="Compact"/>
+            </w:pPr>
+            <w:r>
+              <w:t xml:space="preserve">0.000000</w:t>
+            </w:r>
+          </w:p>
+        </w:tc>
+        <w:tc>
+          <w:tcPr/>
+          <w:p>
+            <w:pPr>
+              <w:pStyle w:val="Compact"/>
+            </w:pPr>
+            <w:r>
+              <w:t xml:space="preserve">0.000550</w:t>
             </w:r>
           </w:p>
         </w:tc>
@@ -11273,6 +9944,176 @@
               <w:pStyle w:val="Compact"/>
             </w:pPr>
             <w:r>
+              <w:t xml:space="preserve">write</w:t>
+            </w:r>
+          </w:p>
+        </w:tc>
+        <w:tc>
+          <w:tcPr/>
+          <w:p>
+            <w:pPr>
+              <w:pStyle w:val="Compact"/>
+            </w:pPr>
+            <w:r>
+              <w:t xml:space="preserve">16777216</w:t>
+            </w:r>
+          </w:p>
+        </w:tc>
+        <w:tc>
+          <w:tcPr/>
+          <w:p>
+            <w:pPr>
+              <w:pStyle w:val="Compact"/>
+            </w:pPr>
+            <w:r>
+              <w:t xml:space="preserve">1048576</w:t>
+            </w:r>
+          </w:p>
+        </w:tc>
+        <w:tc>
+          <w:tcPr/>
+          <w:p>
+            <w:pPr>
+              <w:pStyle w:val="Compact"/>
+            </w:pPr>
+            <w:r>
+              <w:t xml:space="preserve">0.006187</w:t>
+            </w:r>
+          </w:p>
+        </w:tc>
+        <w:tc>
+          <w:tcPr/>
+          <w:p>
+            <w:pPr>
+              <w:pStyle w:val="Compact"/>
+            </w:pPr>
+            <w:r>
+              <w:t xml:space="preserve">0.000000</w:t>
+            </w:r>
+          </w:p>
+        </w:tc>
+        <w:tc>
+          <w:tcPr/>
+          <w:p>
+            <w:pPr>
+              <w:pStyle w:val="Compact"/>
+            </w:pPr>
+            <w:r>
+              <w:t xml:space="preserve">0.006188</w:t>
+            </w:r>
+          </w:p>
+        </w:tc>
+      </w:tr>
+    </w:tbl>
+    <w:bookmarkEnd w:id="57"/>
+    <w:bookmarkStart w:id="58" w:name="a.4-1-mb-o_sync-write-数据"/>
+    <w:p>
+      <w:pPr>
+        <w:pStyle w:val="Heading3"/>
+      </w:pPr>
+      <w:r>
+        <w:t xml:space="preserve">A.4 1 MB O_SYNC write </w:t>
+      </w:r>
+      <w:r>
+        <w:rPr>
+          <w:rFonts w:hint="eastAsia"/>
+        </w:rPr>
+        <w:t xml:space="preserve">数据</w:t>
+      </w:r>
+    </w:p>
+    <w:tbl>
+      <w:tblPr>
+        <w:tblStyle w:val="Table"/>
+        <w:tblW w:type="auto" w:w="0"/>
+        <w:tblLook w:firstRow="1" w:lastRow="0" w:firstColumn="0" w:lastColumn="0" w:noHBand="0" w:noVBand="0" w:val="0020"/>
+      </w:tblPr>
+      <w:tblGrid>
+        <w:gridCol w:w="1320"/>
+        <w:gridCol w:w="1320"/>
+        <w:gridCol w:w="1320"/>
+        <w:gridCol w:w="1320"/>
+        <w:gridCol w:w="1320"/>
+        <w:gridCol w:w="1320"/>
+      </w:tblGrid>
+      <w:tr>
+        <w:trPr>
+          <w:tblHeader w:val="on"/>
+        </w:trPr>
+        <w:tc>
+          <w:tcPr/>
+          <w:p>
+            <w:pPr>
+              <w:pStyle w:val="Compact"/>
+            </w:pPr>
+            <w:r>
+              <w:t xml:space="preserve">method</w:t>
+            </w:r>
+          </w:p>
+        </w:tc>
+        <w:tc>
+          <w:tcPr/>
+          <w:p>
+            <w:pPr>
+              <w:pStyle w:val="Compact"/>
+            </w:pPr>
+            <w:r>
+              <w:t xml:space="preserve">bufsize</w:t>
+            </w:r>
+          </w:p>
+        </w:tc>
+        <w:tc>
+          <w:tcPr/>
+          <w:p>
+            <w:pPr>
+              <w:pStyle w:val="Compact"/>
+            </w:pPr>
+            <w:r>
+              <w:t xml:space="preserve">bytes</w:t>
+            </w:r>
+          </w:p>
+        </w:tc>
+        <w:tc>
+          <w:tcPr/>
+          <w:p>
+            <w:pPr>
+              <w:pStyle w:val="Compact"/>
+            </w:pPr>
+            <w:r>
+              <w:t xml:space="preserve">real_sec</w:t>
+            </w:r>
+          </w:p>
+        </w:tc>
+        <w:tc>
+          <w:tcPr/>
+          <w:p>
+            <w:pPr>
+              <w:pStyle w:val="Compact"/>
+            </w:pPr>
+            <w:r>
+              <w:t xml:space="preserve">user_sec</w:t>
+            </w:r>
+          </w:p>
+        </w:tc>
+        <w:tc>
+          <w:tcPr/>
+          <w:p>
+            <w:pPr>
+              <w:pStyle w:val="Compact"/>
+            </w:pPr>
+            <w:r>
+              <w:t xml:space="preserve">sys_sec</w:t>
+            </w:r>
+          </w:p>
+        </w:tc>
+      </w:tr>
+      <w:tr>
+        <w:tc>
+          <w:tcPr/>
+          <w:p>
+            <w:pPr>
+              <w:pStyle w:val="Compact"/>
+            </w:pPr>
+            <w:r>
               <w:t xml:space="preserve">write_sync</w:t>
             </w:r>
           </w:p>
@@ -11284,6 +10125,1162 @@
               <w:pStyle w:val="Compact"/>
             </w:pPr>
             <w:r>
+              <w:t xml:space="preserve">1</w:t>
+            </w:r>
+          </w:p>
+        </w:tc>
+        <w:tc>
+          <w:tcPr/>
+          <w:p>
+            <w:pPr>
+              <w:pStyle w:val="Compact"/>
+            </w:pPr>
+            <w:r>
+              <w:t xml:space="preserve">1048576</w:t>
+            </w:r>
+          </w:p>
+        </w:tc>
+        <w:tc>
+          <w:tcPr/>
+          <w:p>
+            <w:pPr>
+              <w:pStyle w:val="Compact"/>
+            </w:pPr>
+            <w:r>
+              <w:t xml:space="preserve">560.828087</w:t>
+            </w:r>
+          </w:p>
+        </w:tc>
+        <w:tc>
+          <w:tcPr/>
+          <w:p>
+            <w:pPr>
+              <w:pStyle w:val="Compact"/>
+            </w:pPr>
+            <w:r>
+              <w:t xml:space="preserve">3.104246</w:t>
+            </w:r>
+          </w:p>
+        </w:tc>
+        <w:tc>
+          <w:tcPr/>
+          <w:p>
+            <w:pPr>
+              <w:pStyle w:val="Compact"/>
+            </w:pPr>
+            <w:r>
+              <w:t xml:space="preserve">150.485874</w:t>
+            </w:r>
+          </w:p>
+        </w:tc>
+      </w:tr>
+      <w:tr>
+        <w:tc>
+          <w:tcPr/>
+          <w:p>
+            <w:pPr>
+              <w:pStyle w:val="Compact"/>
+            </w:pPr>
+            <w:r>
+              <w:t xml:space="preserve">write_sync</w:t>
+            </w:r>
+          </w:p>
+        </w:tc>
+        <w:tc>
+          <w:tcPr/>
+          <w:p>
+            <w:pPr>
+              <w:pStyle w:val="Compact"/>
+            </w:pPr>
+            <w:r>
+              <w:t xml:space="preserve">2</w:t>
+            </w:r>
+          </w:p>
+        </w:tc>
+        <w:tc>
+          <w:tcPr/>
+          <w:p>
+            <w:pPr>
+              <w:pStyle w:val="Compact"/>
+            </w:pPr>
+            <w:r>
+              <w:t xml:space="preserve">1048576</w:t>
+            </w:r>
+          </w:p>
+        </w:tc>
+        <w:tc>
+          <w:tcPr/>
+          <w:p>
+            <w:pPr>
+              <w:pStyle w:val="Compact"/>
+            </w:pPr>
+            <w:r>
+              <w:t xml:space="preserve">281.716940</w:t>
+            </w:r>
+          </w:p>
+        </w:tc>
+        <w:tc>
+          <w:tcPr/>
+          <w:p>
+            <w:pPr>
+              <w:pStyle w:val="Compact"/>
+            </w:pPr>
+            <w:r>
+              <w:t xml:space="preserve">1.394330</w:t>
+            </w:r>
+          </w:p>
+        </w:tc>
+        <w:tc>
+          <w:tcPr/>
+          <w:p>
+            <w:pPr>
+              <w:pStyle w:val="Compact"/>
+            </w:pPr>
+            <w:r>
+              <w:t xml:space="preserve">76.682559</w:t>
+            </w:r>
+          </w:p>
+        </w:tc>
+      </w:tr>
+      <w:tr>
+        <w:tc>
+          <w:tcPr/>
+          <w:p>
+            <w:pPr>
+              <w:pStyle w:val="Compact"/>
+            </w:pPr>
+            <w:r>
+              <w:t xml:space="preserve">write_sync</w:t>
+            </w:r>
+          </w:p>
+        </w:tc>
+        <w:tc>
+          <w:tcPr/>
+          <w:p>
+            <w:pPr>
+              <w:pStyle w:val="Compact"/>
+            </w:pPr>
+            <w:r>
+              <w:t xml:space="preserve">4</w:t>
+            </w:r>
+          </w:p>
+        </w:tc>
+        <w:tc>
+          <w:tcPr/>
+          <w:p>
+            <w:pPr>
+              <w:pStyle w:val="Compact"/>
+            </w:pPr>
+            <w:r>
+              <w:t xml:space="preserve">1048576</w:t>
+            </w:r>
+          </w:p>
+        </w:tc>
+        <w:tc>
+          <w:tcPr/>
+          <w:p>
+            <w:pPr>
+              <w:pStyle w:val="Compact"/>
+            </w:pPr>
+            <w:r>
+              <w:t xml:space="preserve">139.638537</w:t>
+            </w:r>
+          </w:p>
+        </w:tc>
+        <w:tc>
+          <w:tcPr/>
+          <w:p>
+            <w:pPr>
+              <w:pStyle w:val="Compact"/>
+            </w:pPr>
+            <w:r>
+              <w:t xml:space="preserve">0.674138</w:t>
+            </w:r>
+          </w:p>
+        </w:tc>
+        <w:tc>
+          <w:tcPr/>
+          <w:p>
+            <w:pPr>
+              <w:pStyle w:val="Compact"/>
+            </w:pPr>
+            <w:r>
+              <w:t xml:space="preserve">38.077848</w:t>
+            </w:r>
+          </w:p>
+        </w:tc>
+      </w:tr>
+      <w:tr>
+        <w:tc>
+          <w:tcPr/>
+          <w:p>
+            <w:pPr>
+              <w:pStyle w:val="Compact"/>
+            </w:pPr>
+            <w:r>
+              <w:t xml:space="preserve">write_sync</w:t>
+            </w:r>
+          </w:p>
+        </w:tc>
+        <w:tc>
+          <w:tcPr/>
+          <w:p>
+            <w:pPr>
+              <w:pStyle w:val="Compact"/>
+            </w:pPr>
+            <w:r>
+              <w:t xml:space="preserve">8</w:t>
+            </w:r>
+          </w:p>
+        </w:tc>
+        <w:tc>
+          <w:tcPr/>
+          <w:p>
+            <w:pPr>
+              <w:pStyle w:val="Compact"/>
+            </w:pPr>
+            <w:r>
+              <w:t xml:space="preserve">1048576</w:t>
+            </w:r>
+          </w:p>
+        </w:tc>
+        <w:tc>
+          <w:tcPr/>
+          <w:p>
+            <w:pPr>
+              <w:pStyle w:val="Compact"/>
+            </w:pPr>
+            <w:r>
+              <w:t xml:space="preserve">70.089779</w:t>
+            </w:r>
+          </w:p>
+        </w:tc>
+        <w:tc>
+          <w:tcPr/>
+          <w:p>
+            <w:pPr>
+              <w:pStyle w:val="Compact"/>
+            </w:pPr>
+            <w:r>
+              <w:t xml:space="preserve">0.374303</w:t>
+            </w:r>
+          </w:p>
+        </w:tc>
+        <w:tc>
+          <w:tcPr/>
+          <w:p>
+            <w:pPr>
+              <w:pStyle w:val="Compact"/>
+            </w:pPr>
+            <w:r>
+              <w:t xml:space="preserve">18.888813</w:t>
+            </w:r>
+          </w:p>
+        </w:tc>
+      </w:tr>
+      <w:tr>
+        <w:tc>
+          <w:tcPr/>
+          <w:p>
+            <w:pPr>
+              <w:pStyle w:val="Compact"/>
+            </w:pPr>
+            <w:r>
+              <w:t xml:space="preserve">write_sync</w:t>
+            </w:r>
+          </w:p>
+        </w:tc>
+        <w:tc>
+          <w:tcPr/>
+          <w:p>
+            <w:pPr>
+              <w:pStyle w:val="Compact"/>
+            </w:pPr>
+            <w:r>
+              <w:t xml:space="preserve">16</w:t>
+            </w:r>
+          </w:p>
+        </w:tc>
+        <w:tc>
+          <w:tcPr/>
+          <w:p>
+            <w:pPr>
+              <w:pStyle w:val="Compact"/>
+            </w:pPr>
+            <w:r>
+              <w:t xml:space="preserve">1048576</w:t>
+            </w:r>
+          </w:p>
+        </w:tc>
+        <w:tc>
+          <w:tcPr/>
+          <w:p>
+            <w:pPr>
+              <w:pStyle w:val="Compact"/>
+            </w:pPr>
+            <w:r>
+              <w:t xml:space="preserve">34.917893</w:t>
+            </w:r>
+          </w:p>
+        </w:tc>
+        <w:tc>
+          <w:tcPr/>
+          <w:p>
+            <w:pPr>
+              <w:pStyle w:val="Compact"/>
+            </w:pPr>
+            <w:r>
+              <w:t xml:space="preserve">0.172230</w:t>
+            </w:r>
+          </w:p>
+        </w:tc>
+        <w:tc>
+          <w:tcPr/>
+          <w:p>
+            <w:pPr>
+              <w:pStyle w:val="Compact"/>
+            </w:pPr>
+            <w:r>
+              <w:t xml:space="preserve">9.526610</w:t>
+            </w:r>
+          </w:p>
+        </w:tc>
+      </w:tr>
+      <w:tr>
+        <w:tc>
+          <w:tcPr/>
+          <w:p>
+            <w:pPr>
+              <w:pStyle w:val="Compact"/>
+            </w:pPr>
+            <w:r>
+              <w:t xml:space="preserve">write_sync</w:t>
+            </w:r>
+          </w:p>
+        </w:tc>
+        <w:tc>
+          <w:tcPr/>
+          <w:p>
+            <w:pPr>
+              <w:pStyle w:val="Compact"/>
+            </w:pPr>
+            <w:r>
+              <w:t xml:space="preserve">32</w:t>
+            </w:r>
+          </w:p>
+        </w:tc>
+        <w:tc>
+          <w:tcPr/>
+          <w:p>
+            <w:pPr>
+              <w:pStyle w:val="Compact"/>
+            </w:pPr>
+            <w:r>
+              <w:t xml:space="preserve">1048576</w:t>
+            </w:r>
+          </w:p>
+        </w:tc>
+        <w:tc>
+          <w:tcPr/>
+          <w:p>
+            <w:pPr>
+              <w:pStyle w:val="Compact"/>
+            </w:pPr>
+            <w:r>
+              <w:t xml:space="preserve">17.469682</w:t>
+            </w:r>
+          </w:p>
+        </w:tc>
+        <w:tc>
+          <w:tcPr/>
+          <w:p>
+            <w:pPr>
+              <w:pStyle w:val="Compact"/>
+            </w:pPr>
+            <w:r>
+              <w:t xml:space="preserve">0.080044</w:t>
+            </w:r>
+          </w:p>
+        </w:tc>
+        <w:tc>
+          <w:tcPr/>
+          <w:p>
+            <w:pPr>
+              <w:pStyle w:val="Compact"/>
+            </w:pPr>
+            <w:r>
+              <w:t xml:space="preserve">4.817529</w:t>
+            </w:r>
+          </w:p>
+        </w:tc>
+      </w:tr>
+      <w:tr>
+        <w:tc>
+          <w:tcPr/>
+          <w:p>
+            <w:pPr>
+              <w:pStyle w:val="Compact"/>
+            </w:pPr>
+            <w:r>
+              <w:t xml:space="preserve">write_sync</w:t>
+            </w:r>
+          </w:p>
+        </w:tc>
+        <w:tc>
+          <w:tcPr/>
+          <w:p>
+            <w:pPr>
+              <w:pStyle w:val="Compact"/>
+            </w:pPr>
+            <w:r>
+              <w:t xml:space="preserve">64</w:t>
+            </w:r>
+          </w:p>
+        </w:tc>
+        <w:tc>
+          <w:tcPr/>
+          <w:p>
+            <w:pPr>
+              <w:pStyle w:val="Compact"/>
+            </w:pPr>
+            <w:r>
+              <w:t xml:space="preserve">1048576</w:t>
+            </w:r>
+          </w:p>
+        </w:tc>
+        <w:tc>
+          <w:tcPr/>
+          <w:p>
+            <w:pPr>
+              <w:pStyle w:val="Compact"/>
+            </w:pPr>
+            <w:r>
+              <w:t xml:space="preserve">8.856736</w:t>
+            </w:r>
+          </w:p>
+        </w:tc>
+        <w:tc>
+          <w:tcPr/>
+          <w:p>
+            <w:pPr>
+              <w:pStyle w:val="Compact"/>
+            </w:pPr>
+            <w:r>
+              <w:t xml:space="preserve">0.047617</w:t>
+            </w:r>
+          </w:p>
+        </w:tc>
+        <w:tc>
+          <w:tcPr/>
+          <w:p>
+            <w:pPr>
+              <w:pStyle w:val="Compact"/>
+            </w:pPr>
+            <w:r>
+              <w:t xml:space="preserve">2.405512</w:t>
+            </w:r>
+          </w:p>
+        </w:tc>
+      </w:tr>
+      <w:tr>
+        <w:tc>
+          <w:tcPr/>
+          <w:p>
+            <w:pPr>
+              <w:pStyle w:val="Compact"/>
+            </w:pPr>
+            <w:r>
+              <w:t xml:space="preserve">write_sync</w:t>
+            </w:r>
+          </w:p>
+        </w:tc>
+        <w:tc>
+          <w:tcPr/>
+          <w:p>
+            <w:pPr>
+              <w:pStyle w:val="Compact"/>
+            </w:pPr>
+            <w:r>
+              <w:t xml:space="preserve">128</w:t>
+            </w:r>
+          </w:p>
+        </w:tc>
+        <w:tc>
+          <w:tcPr/>
+          <w:p>
+            <w:pPr>
+              <w:pStyle w:val="Compact"/>
+            </w:pPr>
+            <w:r>
+              <w:t xml:space="preserve">1048576</w:t>
+            </w:r>
+          </w:p>
+        </w:tc>
+        <w:tc>
+          <w:tcPr/>
+          <w:p>
+            <w:pPr>
+              <w:pStyle w:val="Compact"/>
+            </w:pPr>
+            <w:r>
+              <w:t xml:space="preserve">4.407117</w:t>
+            </w:r>
+          </w:p>
+        </w:tc>
+        <w:tc>
+          <w:tcPr/>
+          <w:p>
+            <w:pPr>
+              <w:pStyle w:val="Compact"/>
+            </w:pPr>
+            <w:r>
+              <w:t xml:space="preserve">0.021724</w:t>
+            </w:r>
+          </w:p>
+        </w:tc>
+        <w:tc>
+          <w:tcPr/>
+          <w:p>
+            <w:pPr>
+              <w:pStyle w:val="Compact"/>
+            </w:pPr>
+            <w:r>
+              <w:t xml:space="preserve">1.210233</w:t>
+            </w:r>
+          </w:p>
+        </w:tc>
+      </w:tr>
+      <w:tr>
+        <w:tc>
+          <w:tcPr/>
+          <w:p>
+            <w:pPr>
+              <w:pStyle w:val="Compact"/>
+            </w:pPr>
+            <w:r>
+              <w:t xml:space="preserve">write_sync</w:t>
+            </w:r>
+          </w:p>
+        </w:tc>
+        <w:tc>
+          <w:tcPr/>
+          <w:p>
+            <w:pPr>
+              <w:pStyle w:val="Compact"/>
+            </w:pPr>
+            <w:r>
+              <w:t xml:space="preserve">256</w:t>
+            </w:r>
+          </w:p>
+        </w:tc>
+        <w:tc>
+          <w:tcPr/>
+          <w:p>
+            <w:pPr>
+              <w:pStyle w:val="Compact"/>
+            </w:pPr>
+            <w:r>
+              <w:t xml:space="preserve">1048576</w:t>
+            </w:r>
+          </w:p>
+        </w:tc>
+        <w:tc>
+          <w:tcPr/>
+          <w:p>
+            <w:pPr>
+              <w:pStyle w:val="Compact"/>
+            </w:pPr>
+            <w:r>
+              <w:t xml:space="preserve">2.265506</w:t>
+            </w:r>
+          </w:p>
+        </w:tc>
+        <w:tc>
+          <w:tcPr/>
+          <w:p>
+            <w:pPr>
+              <w:pStyle w:val="Compact"/>
+            </w:pPr>
+            <w:r>
+              <w:t xml:space="preserve">0.008040</w:t>
+            </w:r>
+          </w:p>
+        </w:tc>
+        <w:tc>
+          <w:tcPr/>
+          <w:p>
+            <w:pPr>
+              <w:pStyle w:val="Compact"/>
+            </w:pPr>
+            <w:r>
+              <w:t xml:space="preserve">0.617827</w:t>
+            </w:r>
+          </w:p>
+        </w:tc>
+      </w:tr>
+      <w:tr>
+        <w:tc>
+          <w:tcPr/>
+          <w:p>
+            <w:pPr>
+              <w:pStyle w:val="Compact"/>
+            </w:pPr>
+            <w:r>
+              <w:t xml:space="preserve">write_sync</w:t>
+            </w:r>
+          </w:p>
+        </w:tc>
+        <w:tc>
+          <w:tcPr/>
+          <w:p>
+            <w:pPr>
+              <w:pStyle w:val="Compact"/>
+            </w:pPr>
+            <w:r>
+              <w:t xml:space="preserve">512</w:t>
+            </w:r>
+          </w:p>
+        </w:tc>
+        <w:tc>
+          <w:tcPr/>
+          <w:p>
+            <w:pPr>
+              <w:pStyle w:val="Compact"/>
+            </w:pPr>
+            <w:r>
+              <w:t xml:space="preserve">1048576</w:t>
+            </w:r>
+          </w:p>
+        </w:tc>
+        <w:tc>
+          <w:tcPr/>
+          <w:p>
+            <w:pPr>
+              <w:pStyle w:val="Compact"/>
+            </w:pPr>
+            <w:r>
+              <w:t xml:space="preserve">1.025391</w:t>
+            </w:r>
+          </w:p>
+        </w:tc>
+        <w:tc>
+          <w:tcPr/>
+          <w:p>
+            <w:pPr>
+              <w:pStyle w:val="Compact"/>
+            </w:pPr>
+            <w:r>
+              <w:t xml:space="preserve">0.000000</w:t>
+            </w:r>
+          </w:p>
+        </w:tc>
+        <w:tc>
+          <w:tcPr/>
+          <w:p>
+            <w:pPr>
+              <w:pStyle w:val="Compact"/>
+            </w:pPr>
+            <w:r>
+              <w:t xml:space="preserve">0.317214</w:t>
+            </w:r>
+          </w:p>
+        </w:tc>
+      </w:tr>
+      <w:tr>
+        <w:tc>
+          <w:tcPr/>
+          <w:p>
+            <w:pPr>
+              <w:pStyle w:val="Compact"/>
+            </w:pPr>
+            <w:r>
+              <w:t xml:space="preserve">write_sync</w:t>
+            </w:r>
+          </w:p>
+        </w:tc>
+        <w:tc>
+          <w:tcPr/>
+          <w:p>
+            <w:pPr>
+              <w:pStyle w:val="Compact"/>
+            </w:pPr>
+            <w:r>
+              <w:t xml:space="preserve">1024</w:t>
+            </w:r>
+          </w:p>
+        </w:tc>
+        <w:tc>
+          <w:tcPr/>
+          <w:p>
+            <w:pPr>
+              <w:pStyle w:val="Compact"/>
+            </w:pPr>
+            <w:r>
+              <w:t xml:space="preserve">1048576</w:t>
+            </w:r>
+          </w:p>
+        </w:tc>
+        <w:tc>
+          <w:tcPr/>
+          <w:p>
+            <w:pPr>
+              <w:pStyle w:val="Compact"/>
+            </w:pPr>
+            <w:r>
+              <w:t xml:space="preserve">0.542591</w:t>
+            </w:r>
+          </w:p>
+        </w:tc>
+        <w:tc>
+          <w:tcPr/>
+          <w:p>
+            <w:pPr>
+              <w:pStyle w:val="Compact"/>
+            </w:pPr>
+            <w:r>
+              <w:t xml:space="preserve">0.008237</w:t>
+            </w:r>
+          </w:p>
+        </w:tc>
+        <w:tc>
+          <w:tcPr/>
+          <w:p>
+            <w:pPr>
+              <w:pStyle w:val="Compact"/>
+            </w:pPr>
+            <w:r>
+              <w:t xml:space="preserve">0.155851</w:t>
+            </w:r>
+          </w:p>
+        </w:tc>
+      </w:tr>
+      <w:tr>
+        <w:tc>
+          <w:tcPr/>
+          <w:p>
+            <w:pPr>
+              <w:pStyle w:val="Compact"/>
+            </w:pPr>
+            <w:r>
+              <w:t xml:space="preserve">write_sync</w:t>
+            </w:r>
+          </w:p>
+        </w:tc>
+        <w:tc>
+          <w:tcPr/>
+          <w:p>
+            <w:pPr>
+              <w:pStyle w:val="Compact"/>
+            </w:pPr>
+            <w:r>
+              <w:t xml:space="preserve">2048</w:t>
+            </w:r>
+          </w:p>
+        </w:tc>
+        <w:tc>
+          <w:tcPr/>
+          <w:p>
+            <w:pPr>
+              <w:pStyle w:val="Compact"/>
+            </w:pPr>
+            <w:r>
+              <w:t xml:space="preserve">1048576</w:t>
+            </w:r>
+          </w:p>
+        </w:tc>
+        <w:tc>
+          <w:tcPr/>
+          <w:p>
+            <w:pPr>
+              <w:pStyle w:val="Compact"/>
+            </w:pPr>
+            <w:r>
+              <w:t xml:space="preserve">0.274431</w:t>
+            </w:r>
+          </w:p>
+        </w:tc>
+        <w:tc>
+          <w:tcPr/>
+          <w:p>
+            <w:pPr>
+              <w:pStyle w:val="Compact"/>
+            </w:pPr>
+            <w:r>
+              <w:t xml:space="preserve">0.000340</w:t>
+            </w:r>
+          </w:p>
+        </w:tc>
+        <w:tc>
+          <w:tcPr/>
+          <w:p>
+            <w:pPr>
+              <w:pStyle w:val="Compact"/>
+            </w:pPr>
+            <w:r>
+              <w:t xml:space="preserve">0.086984</w:t>
+            </w:r>
+          </w:p>
+        </w:tc>
+      </w:tr>
+      <w:tr>
+        <w:tc>
+          <w:tcPr/>
+          <w:p>
+            <w:pPr>
+              <w:pStyle w:val="Compact"/>
+            </w:pPr>
+            <w:r>
+              <w:t xml:space="preserve">write_sync</w:t>
+            </w:r>
+          </w:p>
+        </w:tc>
+        <w:tc>
+          <w:tcPr/>
+          <w:p>
+            <w:pPr>
+              <w:pStyle w:val="Compact"/>
+            </w:pPr>
+            <w:r>
+              <w:t xml:space="preserve">4096</w:t>
+            </w:r>
+          </w:p>
+        </w:tc>
+        <w:tc>
+          <w:tcPr/>
+          <w:p>
+            <w:pPr>
+              <w:pStyle w:val="Compact"/>
+            </w:pPr>
+            <w:r>
+              <w:t xml:space="preserve">1048576</w:t>
+            </w:r>
+          </w:p>
+        </w:tc>
+        <w:tc>
+          <w:tcPr/>
+          <w:p>
+            <w:pPr>
+              <w:pStyle w:val="Compact"/>
+            </w:pPr>
+            <w:r>
+              <w:t xml:space="preserve">0.153762</w:t>
+            </w:r>
+          </w:p>
+        </w:tc>
+        <w:tc>
+          <w:tcPr/>
+          <w:p>
+            <w:pPr>
+              <w:pStyle w:val="Compact"/>
+            </w:pPr>
+            <w:r>
+              <w:t xml:space="preserve">0.003979</w:t>
+            </w:r>
+          </w:p>
+        </w:tc>
+        <w:tc>
+          <w:tcPr/>
+          <w:p>
+            <w:pPr>
+              <w:pStyle w:val="Compact"/>
+            </w:pPr>
+            <w:r>
+              <w:t xml:space="preserve">0.044351</w:t>
+            </w:r>
+          </w:p>
+        </w:tc>
+      </w:tr>
+      <w:tr>
+        <w:tc>
+          <w:tcPr/>
+          <w:p>
+            <w:pPr>
+              <w:pStyle w:val="Compact"/>
+            </w:pPr>
+            <w:r>
+              <w:t xml:space="preserve">write_sync</w:t>
+            </w:r>
+          </w:p>
+        </w:tc>
+        <w:tc>
+          <w:tcPr/>
+          <w:p>
+            <w:pPr>
+              <w:pStyle w:val="Compact"/>
+            </w:pPr>
+            <w:r>
+              <w:t xml:space="preserve">8192</w:t>
+            </w:r>
+          </w:p>
+        </w:tc>
+        <w:tc>
+          <w:tcPr/>
+          <w:p>
+            <w:pPr>
+              <w:pStyle w:val="Compact"/>
+            </w:pPr>
+            <w:r>
+              <w:t xml:space="preserve">1048576</w:t>
+            </w:r>
+          </w:p>
+        </w:tc>
+        <w:tc>
+          <w:tcPr/>
+          <w:p>
+            <w:pPr>
+              <w:pStyle w:val="Compact"/>
+            </w:pPr>
+            <w:r>
+              <w:t xml:space="preserve">0.083410</w:t>
+            </w:r>
+          </w:p>
+        </w:tc>
+        <w:tc>
+          <w:tcPr/>
+          <w:p>
+            <w:pPr>
+              <w:pStyle w:val="Compact"/>
+            </w:pPr>
+            <w:r>
+              <w:t xml:space="preserve">0.000000</w:t>
+            </w:r>
+          </w:p>
+        </w:tc>
+        <w:tc>
+          <w:tcPr/>
+          <w:p>
+            <w:pPr>
+              <w:pStyle w:val="Compact"/>
+            </w:pPr>
+            <w:r>
+              <w:t xml:space="preserve">0.025990</w:t>
+            </w:r>
+          </w:p>
+        </w:tc>
+      </w:tr>
+      <w:tr>
+        <w:tc>
+          <w:tcPr/>
+          <w:p>
+            <w:pPr>
+              <w:pStyle w:val="Compact"/>
+            </w:pPr>
+            <w:r>
+              <w:t xml:space="preserve">write_sync</w:t>
+            </w:r>
+          </w:p>
+        </w:tc>
+        <w:tc>
+          <w:tcPr/>
+          <w:p>
+            <w:pPr>
+              <w:pStyle w:val="Compact"/>
+            </w:pPr>
+            <w:r>
+              <w:t xml:space="preserve">16384</w:t>
+            </w:r>
+          </w:p>
+        </w:tc>
+        <w:tc>
+          <w:tcPr/>
+          <w:p>
+            <w:pPr>
+              <w:pStyle w:val="Compact"/>
+            </w:pPr>
+            <w:r>
+              <w:t xml:space="preserve">1048576</w:t>
+            </w:r>
+          </w:p>
+        </w:tc>
+        <w:tc>
+          <w:tcPr/>
+          <w:p>
+            <w:pPr>
+              <w:pStyle w:val="Compact"/>
+            </w:pPr>
+            <w:r>
+              <w:t xml:space="preserve">0.042934</w:t>
+            </w:r>
+          </w:p>
+        </w:tc>
+        <w:tc>
+          <w:tcPr/>
+          <w:p>
+            <w:pPr>
+              <w:pStyle w:val="Compact"/>
+            </w:pPr>
+            <w:r>
+              <w:t xml:space="preserve">0.000000</w:t>
+            </w:r>
+          </w:p>
+        </w:tc>
+        <w:tc>
+          <w:tcPr/>
+          <w:p>
+            <w:pPr>
+              <w:pStyle w:val="Compact"/>
+            </w:pPr>
+            <w:r>
+              <w:t xml:space="preserve">0.014283</w:t>
+            </w:r>
+          </w:p>
+        </w:tc>
+      </w:tr>
+      <w:tr>
+        <w:tc>
+          <w:tcPr/>
+          <w:p>
+            <w:pPr>
+              <w:pStyle w:val="Compact"/>
+            </w:pPr>
+            <w:r>
+              <w:t xml:space="preserve">write_sync</w:t>
+            </w:r>
+          </w:p>
+        </w:tc>
+        <w:tc>
+          <w:tcPr/>
+          <w:p>
+            <w:pPr>
+              <w:pStyle w:val="Compact"/>
+            </w:pPr>
+            <w:r>
+              <w:t xml:space="preserve">32768</w:t>
+            </w:r>
+          </w:p>
+        </w:tc>
+        <w:tc>
+          <w:tcPr/>
+          <w:p>
+            <w:pPr>
+              <w:pStyle w:val="Compact"/>
+            </w:pPr>
+            <w:r>
+              <w:t xml:space="preserve">1048576</w:t>
+            </w:r>
+          </w:p>
+        </w:tc>
+        <w:tc>
+          <w:tcPr/>
+          <w:p>
+            <w:pPr>
+              <w:pStyle w:val="Compact"/>
+            </w:pPr>
+            <w:r>
+              <w:t xml:space="preserve">0.022896</w:t>
+            </w:r>
+          </w:p>
+        </w:tc>
+        <w:tc>
+          <w:tcPr/>
+          <w:p>
+            <w:pPr>
+              <w:pStyle w:val="Compact"/>
+            </w:pPr>
+            <w:r>
+              <w:t xml:space="preserve">0.000000</w:t>
+            </w:r>
+          </w:p>
+        </w:tc>
+        <w:tc>
+          <w:tcPr/>
+          <w:p>
+            <w:pPr>
+              <w:pStyle w:val="Compact"/>
+            </w:pPr>
+            <w:r>
+              <w:t xml:space="preserve">0.008388</w:t>
+            </w:r>
+          </w:p>
+        </w:tc>
+      </w:tr>
+      <w:tr>
+        <w:tc>
+          <w:tcPr/>
+          <w:p>
+            <w:pPr>
+              <w:pStyle w:val="Compact"/>
+            </w:pPr>
+            <w:r>
+              <w:t xml:space="preserve">write_sync</w:t>
+            </w:r>
+          </w:p>
+        </w:tc>
+        <w:tc>
+          <w:tcPr/>
+          <w:p>
+            <w:pPr>
+              <w:pStyle w:val="Compact"/>
+            </w:pPr>
+            <w:r>
+              <w:t xml:space="preserve">65536</w:t>
+            </w:r>
+          </w:p>
+        </w:tc>
+        <w:tc>
+          <w:tcPr/>
+          <w:p>
+            <w:pPr>
+              <w:pStyle w:val="Compact"/>
+            </w:pPr>
+            <w:r>
+              <w:t xml:space="preserve">1048576</w:t>
+            </w:r>
+          </w:p>
+        </w:tc>
+        <w:tc>
+          <w:tcPr/>
+          <w:p>
+            <w:pPr>
+              <w:pStyle w:val="Compact"/>
+            </w:pPr>
+            <w:r>
+              <w:t xml:space="preserve">0.013124</w:t>
+            </w:r>
+          </w:p>
+        </w:tc>
+        <w:tc>
+          <w:tcPr/>
+          <w:p>
+            <w:pPr>
+              <w:pStyle w:val="Compact"/>
+            </w:pPr>
+            <w:r>
+              <w:t xml:space="preserve">0.000000</w:t>
+            </w:r>
+          </w:p>
+        </w:tc>
+        <w:tc>
+          <w:tcPr/>
+          <w:p>
+            <w:pPr>
+              <w:pStyle w:val="Compact"/>
+            </w:pPr>
+            <w:r>
+              <w:t xml:space="preserve">0.005404</w:t>
+            </w:r>
+          </w:p>
+        </w:tc>
+      </w:tr>
+      <w:tr>
+        <w:tc>
+          <w:tcPr/>
+          <w:p>
+            <w:pPr>
+              <w:pStyle w:val="Compact"/>
+            </w:pPr>
+            <w:r>
+              <w:t xml:space="preserve">write_sync</w:t>
+            </w:r>
+          </w:p>
+        </w:tc>
+        <w:tc>
+          <w:tcPr/>
+          <w:p>
+            <w:pPr>
+              <w:pStyle w:val="Compact"/>
+            </w:pPr>
+            <w:r>
               <w:t xml:space="preserve">16777216</w:t>
             </w:r>
           </w:p>
@@ -11306,29 +11303,29 @@
               <w:pStyle w:val="Compact"/>
             </w:pPr>
             <w:r>
-              <w:t xml:space="preserve">0.185710419</w:t>
-            </w:r>
-          </w:p>
-        </w:tc>
-        <w:tc>
-          <w:tcPr/>
-          <w:p>
-            <w:pPr>
-              <w:pStyle w:val="Compact"/>
-            </w:pPr>
-            <w:r>
-              <w:t xml:space="preserve">0.000000000</w:t>
-            </w:r>
-          </w:p>
-        </w:tc>
-        <w:tc>
-          <w:tcPr/>
-          <w:p>
-            <w:pPr>
-              <w:pStyle w:val="Compact"/>
-            </w:pPr>
-            <w:r>
-              <w:t xml:space="preserve">0.020884000</w:t>
+              <w:t xml:space="preserve">0.185710</w:t>
+            </w:r>
+          </w:p>
+        </w:tc>
+        <w:tc>
+          <w:tcPr/>
+          <w:p>
+            <w:pPr>
+              <w:pStyle w:val="Compact"/>
+            </w:pPr>
+            <w:r>
+              <w:t xml:space="preserve">0.000000</w:t>
+            </w:r>
+          </w:p>
+        </w:tc>
+        <w:tc>
+          <w:tcPr/>
+          <w:p>
+            <w:pPr>
+              <w:pStyle w:val="Compact"/>
+            </w:pPr>
+            <w:r>
+              <w:t xml:space="preserve">0.020884</w:t>
             </w:r>
           </w:p>
         </w:tc>

--- a/partA/report.docx
+++ b/partA/report.docx
@@ -38,7 +38,7 @@
         <w:t xml:space="preserve">2026-05-14</w:t>
       </w:r>
     </w:p>
-    <w:bookmarkStart w:id="60" w:name="part-a-unix-io-基础性能对比实验报告"/>
+    <w:bookmarkStart w:id="61" w:name="part-a-unix-io-基础性能对比实验报告"/>
     <w:p>
       <w:pPr>
         <w:pStyle w:val="Heading1"/>
@@ -575,7 +575,7 @@
       </w:r>
     </w:p>
     <w:bookmarkEnd w:id="21"/>
-    <w:bookmarkStart w:id="26" w:name="实验方法"/>
+    <w:bookmarkStart w:id="27" w:name="实验方法"/>
     <w:p>
       <w:pPr>
         <w:pStyle w:val="Heading2"/>
@@ -795,19 +795,19 @@
       </w:r>
     </w:p>
     <w:bookmarkEnd w:id="22"/>
-    <w:bookmarkStart w:id="23" w:name="缓冲区大小"/>
+    <w:bookmarkStart w:id="23" w:name="实验取舍"/>
     <w:p>
       <w:pPr>
         <w:pStyle w:val="Heading3"/>
       </w:pPr>
       <w:r>
-        <w:t xml:space="preserve">3.2 </w:t>
-      </w:r>
-      <w:r>
-        <w:rPr>
-          <w:rFonts w:hint="eastAsia"/>
-        </w:rPr>
-        <w:t xml:space="preserve">缓冲区大小</w:t>
+        <w:t xml:space="preserve">3.1.1 </w:t>
+      </w:r>
+      <w:r>
+        <w:rPr>
+          <w:rFonts w:hint="eastAsia"/>
+        </w:rPr>
+        <w:t xml:space="preserve">实验取舍</w:t>
       </w:r>
     </w:p>
     <w:p>
@@ -818,6 +818,242 @@
         <w:rPr>
           <w:rFonts w:hint="eastAsia"/>
         </w:rPr>
+        <w:t xml:space="preserve">这组实验最容易被“小</w:t>
+      </w:r>
+      <w:r>
+        <w:t xml:space="preserve"> </w:t>
+      </w:r>
+      <w:r>
+        <w:rPr>
+          <w:rFonts w:hint="eastAsia"/>
+        </w:rPr>
+        <w:t xml:space="preserve">BUFFSIZE”拖慢。以</w:t>
+      </w:r>
+      <w:r>
+        <w:t xml:space="preserve"> 500 MB </w:t>
+      </w:r>
+      <w:r>
+        <w:rPr>
+          <w:rFonts w:hint="eastAsia"/>
+        </w:rPr>
+        <w:t xml:space="preserve">文件为例，</w:t>
+      </w:r>
+      <w:r>
+        <w:rPr>
+          <w:rStyle w:val="VerbatimChar"/>
+        </w:rPr>
+        <w:t xml:space="preserve">bufsize=1</w:t>
+      </w:r>
+      <w:r>
+        <w:t xml:space="preserve"> </w:t>
+      </w:r>
+      <w:r>
+        <w:rPr>
+          <w:rFonts w:hint="eastAsia"/>
+        </w:rPr>
+        <w:t xml:space="preserve">意味着</w:t>
+      </w:r>
+      <w:r>
+        <w:t xml:space="preserve"> 5 </w:t>
+      </w:r>
+      <w:r>
+        <w:rPr>
+          <w:rFonts w:hint="eastAsia"/>
+        </w:rPr>
+        <w:t xml:space="preserve">亿多次系统调用；如果再叠加</w:t>
+      </w:r>
+      <w:r>
+        <w:t xml:space="preserve"> </w:t>
+      </w:r>
+      <w:r>
+        <w:rPr>
+          <w:rStyle w:val="VerbatimChar"/>
+        </w:rPr>
+        <w:t xml:space="preserve">O_SYNC</w:t>
+      </w:r>
+      <w:r>
+        <w:rPr>
+          <w:rFonts w:hint="eastAsia"/>
+        </w:rPr>
+        <w:t xml:space="preserve">，实验时间会从分钟级膨胀到不可接受的程度。因此读实验严格使用</w:t>
+      </w:r>
+      <w:r>
+        <w:t xml:space="preserve"> 500 MB </w:t>
+      </w:r>
+      <w:r>
+        <w:rPr>
+          <w:rFonts w:hint="eastAsia"/>
+        </w:rPr>
+        <w:t xml:space="preserve">文件，保证读取接口的比较有足够数据量；普通</w:t>
+      </w:r>
+      <w:r>
+        <w:t xml:space="preserve"> </w:t>
+      </w:r>
+      <w:r>
+        <w:rPr>
+          <w:rStyle w:val="VerbatimChar"/>
+        </w:rPr>
+        <w:t xml:space="preserve">write()</w:t>
+      </w:r>
+      <w:r>
+        <w:t xml:space="preserve"> </w:t>
+      </w:r>
+      <w:r>
+        <w:rPr>
+          <w:rFonts w:hint="eastAsia"/>
+        </w:rPr>
+        <w:t xml:space="preserve">也保留了一组</w:t>
+      </w:r>
+      <w:r>
+        <w:t xml:space="preserve"> 500 MB </w:t>
+      </w:r>
+      <w:r>
+        <w:rPr>
+          <w:rFonts w:hint="eastAsia"/>
+        </w:rPr>
+        <w:t xml:space="preserve">数据，用来观察系统调用次数下降后的整体趋势；</w:t>
+      </w:r>
+      <w:r>
+        <w:rPr>
+          <w:rStyle w:val="VerbatimChar"/>
+        </w:rPr>
+        <w:t xml:space="preserve">O_SYNC write</w:t>
+      </w:r>
+      <w:r>
+        <w:t xml:space="preserve"> </w:t>
+      </w:r>
+      <w:r>
+        <w:rPr>
+          <w:rFonts w:hint="eastAsia"/>
+        </w:rPr>
+        <w:t xml:space="preserve">则使用</w:t>
+      </w:r>
+      <w:r>
+        <w:t xml:space="preserve"> 64 KB </w:t>
+      </w:r>
+      <w:r>
+        <w:rPr>
+          <w:rFonts w:hint="eastAsia"/>
+        </w:rPr>
+        <w:t xml:space="preserve">和</w:t>
+      </w:r>
+      <w:r>
+        <w:t xml:space="preserve"> 1 MB </w:t>
+      </w:r>
+      <w:r>
+        <w:rPr>
+          <w:rFonts w:hint="eastAsia"/>
+        </w:rPr>
+        <w:t xml:space="preserve">两组较小写入量，重点比较相同</w:t>
+      </w:r>
+      <w:r>
+        <w:t xml:space="preserve"> BUFFSIZE </w:t>
+      </w:r>
+      <w:r>
+        <w:rPr>
+          <w:rFonts w:hint="eastAsia"/>
+        </w:rPr>
+        <w:t xml:space="preserve">序列下同步写语义带来的额外成本。</w:t>
+      </w:r>
+    </w:p>
+    <w:p>
+      <w:pPr>
+        <w:pStyle w:val="BodyText"/>
+      </w:pPr>
+      <w:r>
+        <w:rPr>
+          <w:rFonts w:hint="eastAsia"/>
+        </w:rPr>
+        <w:t xml:space="preserve">这个取舍不是为了回避慢结果，而是为了让实验能够完整覆盖所有</w:t>
+      </w:r>
+      <w:r>
+        <w:t xml:space="preserve"> </w:t>
+      </w:r>
+      <w:r>
+        <w:rPr>
+          <w:rFonts w:hint="eastAsia"/>
+        </w:rPr>
+        <w:t xml:space="preserve">BUFFSIZE。后面的分析也不会把</w:t>
+      </w:r>
+      <w:r>
+        <w:t xml:space="preserve"> 1 MB </w:t>
+      </w:r>
+      <w:r>
+        <w:rPr>
+          <w:rFonts w:hint="eastAsia"/>
+        </w:rPr>
+        <w:t xml:space="preserve">的</w:t>
+      </w:r>
+      <w:r>
+        <w:t xml:space="preserve"> </w:t>
+      </w:r>
+      <w:r>
+        <w:rPr>
+          <w:rStyle w:val="VerbatimChar"/>
+        </w:rPr>
+        <w:t xml:space="preserve">O_SYNC</w:t>
+      </w:r>
+      <w:r>
+        <w:t xml:space="preserve"> </w:t>
+      </w:r>
+      <w:r>
+        <w:rPr>
+          <w:rFonts w:hint="eastAsia"/>
+        </w:rPr>
+        <w:t xml:space="preserve">结果和</w:t>
+      </w:r>
+      <w:r>
+        <w:t xml:space="preserve"> 500 MB </w:t>
+      </w:r>
+      <w:r>
+        <w:rPr>
+          <w:rFonts w:hint="eastAsia"/>
+        </w:rPr>
+        <w:t xml:space="preserve">的普通</w:t>
+      </w:r>
+      <w:r>
+        <w:t xml:space="preserve"> </w:t>
+      </w:r>
+      <w:r>
+        <w:rPr>
+          <w:rStyle w:val="VerbatimChar"/>
+        </w:rPr>
+        <w:t xml:space="preserve">write</w:t>
+      </w:r>
+      <w:r>
+        <w:t xml:space="preserve"> </w:t>
+      </w:r>
+      <w:r>
+        <w:rPr>
+          <w:rFonts w:hint="eastAsia"/>
+        </w:rPr>
+        <w:t xml:space="preserve">做绝对时间比较，而是主要看同一写入量下普通写与同步写的相对差异。</w:t>
+      </w:r>
+    </w:p>
+    <w:bookmarkEnd w:id="23"/>
+    <w:bookmarkStart w:id="24" w:name="缓冲区大小"/>
+    <w:p>
+      <w:pPr>
+        <w:pStyle w:val="Heading3"/>
+      </w:pPr>
+      <w:r>
+        <w:t xml:space="preserve">3.2 </w:t>
+      </w:r>
+      <w:r>
+        <w:rPr>
+          <w:rFonts w:hint="eastAsia"/>
+        </w:rPr>
+        <w:t xml:space="preserve">缓冲区大小</w:t>
+      </w:r>
+    </w:p>
+    <w:p>
+      <w:pPr>
+        <w:pStyle w:val="FirstParagraph"/>
+      </w:pPr>
+      <w:r>
+        <w:rPr>
+          <w:rFonts w:hint="eastAsia"/>
+        </w:rPr>
         <w:t xml:space="preserve">按照实验要求，使用以下</w:t>
       </w:r>
       <w:r>
@@ -859,8 +1095,8 @@
         <w:t xml:space="preserve">65536, 16777216</w:t>
       </w:r>
     </w:p>
-    <w:bookmarkEnd w:id="23"/>
-    <w:bookmarkStart w:id="24" w:name="读实验"/>
+    <w:bookmarkEnd w:id="24"/>
+    <w:bookmarkStart w:id="25" w:name="读实验"/>
     <w:p>
       <w:pPr>
         <w:pStyle w:val="Heading3"/>
@@ -1013,8 +1249,8 @@
         <w:t xml:space="preserve">是逐字符接口，因此各测试一次。</w:t>
       </w:r>
     </w:p>
-    <w:bookmarkEnd w:id="24"/>
-    <w:bookmarkStart w:id="25" w:name="写实验"/>
+    <w:bookmarkEnd w:id="25"/>
+    <w:bookmarkStart w:id="26" w:name="写实验"/>
     <w:p>
       <w:pPr>
         <w:pStyle w:val="Heading3"/>
@@ -1309,9 +1545,9 @@
         <w:t xml:space="preserve">在相同写入总量下比较，同时避免小缓冲同步写将实验时间放大到数小时。</w:t>
       </w:r>
     </w:p>
-    <w:bookmarkEnd w:id="25"/>
     <w:bookmarkEnd w:id="26"/>
-    <w:bookmarkStart w:id="47" w:name="实验结果"/>
+    <w:bookmarkEnd w:id="27"/>
+    <w:bookmarkStart w:id="48" w:name="实验结果"/>
     <w:p>
       <w:pPr>
         <w:pStyle w:val="Heading2"/>
@@ -1326,7 +1562,7 @@
         <w:t xml:space="preserve">实验结果</w:t>
       </w:r>
     </w:p>
-    <w:bookmarkStart w:id="33" w:name="read-fread-my_fread-趋势"/>
+    <w:bookmarkStart w:id="34" w:name="read-fread-my_fread-趋势"/>
     <w:p>
       <w:pPr>
         <w:pStyle w:val="Heading3"/>
@@ -1350,18 +1586,18 @@
           <wp:inline>
             <wp:extent cx="5334000" cy="3200400"/>
             <wp:effectExtent b="0" l="0" r="0" t="0"/>
-            <wp:docPr descr="read/fread/my_fread real time" title="" id="28" name="Picture"/>
+            <wp:docPr descr="read/fread/my_fread real time" title="" id="29" name="Picture"/>
             <a:graphic>
               <a:graphicData uri="http://schemas.openxmlformats.org/drawingml/2006/picture">
                 <pic:pic>
                   <pic:nvPicPr>
-                    <pic:cNvPr descr="figures/partA_read_real_time.png" id="29" name="Picture"/>
+                    <pic:cNvPr descr="figures/partA_read_real_time.png" id="30" name="Picture"/>
                     <pic:cNvPicPr>
                       <a:picLocks noChangeArrowheads="1" noChangeAspect="1"/>
                     </pic:cNvPicPr>
                   </pic:nvPicPr>
                   <pic:blipFill>
-                    <a:blip r:embed="rId27"/>
+                    <a:blip r:embed="rId28"/>
                     <a:stretch>
                       <a:fillRect/>
                     </a:stretch>
@@ -1569,18 +1805,18 @@
           <wp:inline>
             <wp:extent cx="5334000" cy="3200400"/>
             <wp:effectExtent b="0" l="0" r="0" t="0"/>
-            <wp:docPr descr="read real/user/sys breakdown" title="" id="31" name="Picture"/>
+            <wp:docPr descr="read real/user/sys breakdown" title="" id="32" name="Picture"/>
             <a:graphic>
               <a:graphicData uri="http://schemas.openxmlformats.org/drawingml/2006/picture">
                 <pic:pic>
                   <pic:nvPicPr>
-                    <pic:cNvPr descr="figures/partA_read_time_breakdown.png" id="32" name="Picture"/>
+                    <pic:cNvPr descr="figures/partA_read_time_breakdown.png" id="33" name="Picture"/>
                     <pic:cNvPicPr>
                       <a:picLocks noChangeArrowheads="1" noChangeAspect="1"/>
                     </pic:cNvPicPr>
                   </pic:nvPicPr>
                   <pic:blipFill>
-                    <a:blip r:embed="rId30"/>
+                    <a:blip r:embed="rId31"/>
                     <a:stretch>
                       <a:fillRect/>
                     </a:stretch>
@@ -1731,8 +1967,8 @@
         <w:t xml:space="preserve">附近后，继续增大缓冲区收益有限，说明此时已经接近顺序读取和页缓存路径的稳定吞吐区间。</w:t>
       </w:r>
     </w:p>
-    <w:bookmarkEnd w:id="33"/>
-    <w:bookmarkStart w:id="37" w:name="getc-与-fgetc"/>
+    <w:bookmarkEnd w:id="34"/>
+    <w:bookmarkStart w:id="38" w:name="getc-与-fgetc"/>
     <w:p>
       <w:pPr>
         <w:pStyle w:val="Heading3"/>
@@ -1759,18 +1995,18 @@
           <wp:inline>
             <wp:extent cx="5303520" cy="4023360"/>
             <wp:effectExtent b="0" l="0" r="0" t="0"/>
-            <wp:docPr descr="getc vs fgetc" title="" id="35" name="Picture"/>
+            <wp:docPr descr="getc vs fgetc" title="" id="36" name="Picture"/>
             <a:graphic>
               <a:graphicData uri="http://schemas.openxmlformats.org/drawingml/2006/picture">
                 <pic:pic>
                   <pic:nvPicPr>
-                    <pic:cNvPr descr="figures/partA_getc_fgetc.png" id="36" name="Picture"/>
+                    <pic:cNvPr descr="figures/partA_getc_fgetc.png" id="37" name="Picture"/>
                     <pic:cNvPicPr>
                       <a:picLocks noChangeArrowheads="1" noChangeAspect="1"/>
                     </pic:cNvPicPr>
                   </pic:nvPicPr>
                   <pic:blipFill>
-                    <a:blip r:embed="rId34"/>
+                    <a:blip r:embed="rId35"/>
                     <a:stretch>
                       <a:fillRect/>
                     </a:stretch>
@@ -1980,8 +2216,8 @@
         <w:t xml:space="preserve">的状态检查和接口调用路径。</w:t>
       </w:r>
     </w:p>
-    <w:bookmarkEnd w:id="37"/>
-    <w:bookmarkStart w:id="38" w:name="fread-与-my_fread"/>
+    <w:bookmarkEnd w:id="38"/>
+    <w:bookmarkStart w:id="39" w:name="fread-与-my_fread"/>
     <w:p>
       <w:pPr>
         <w:pStyle w:val="Heading3"/>
@@ -2171,8 +2407,76 @@
         <w:t xml:space="preserve"> libc。</w:t>
       </w:r>
     </w:p>
-    <w:bookmarkEnd w:id="38"/>
-    <w:bookmarkStart w:id="42" w:name="普通-write"/>
+    <w:p>
+      <w:pPr>
+        <w:pStyle w:val="BodyText"/>
+      </w:pPr>
+      <w:r>
+        <w:rPr>
+          <w:rFonts w:hint="eastAsia"/>
+        </w:rPr>
+        <w:t xml:space="preserve">还有一个细节值得注意：</w:t>
+      </w:r>
+      <w:r>
+        <w:rPr>
+          <w:rStyle w:val="VerbatimChar"/>
+        </w:rPr>
+        <w:t xml:space="preserve">my_fread(bufsize=1)</w:t>
+      </w:r>
+      <w:r>
+        <w:t xml:space="preserve"> </w:t>
+      </w:r>
+      <w:r>
+        <w:rPr>
+          <w:rFonts w:hint="eastAsia"/>
+        </w:rPr>
+        <w:t xml:space="preserve">的表现接近逐字节</w:t>
+      </w:r>
+      <w:r>
+        <w:t xml:space="preserve"> </w:t>
+      </w:r>
+      <w:r>
+        <w:rPr>
+          <w:rStyle w:val="VerbatimChar"/>
+        </w:rPr>
+        <w:t xml:space="preserve">read()</w:t>
+      </w:r>
+      <w:r>
+        <w:rPr>
+          <w:rFonts w:hint="eastAsia"/>
+        </w:rPr>
+        <w:t xml:space="preserve">，因为外部每次只请求</w:t>
+      </w:r>
+      <w:r>
+        <w:t xml:space="preserve"> 1 </w:t>
+      </w:r>
+      <w:r>
+        <w:rPr>
+          <w:rFonts w:hint="eastAsia"/>
+        </w:rPr>
+        <w:t xml:space="preserve">字节，内部缓冲区容量也随测试</w:t>
+      </w:r>
+      <w:r>
+        <w:t xml:space="preserve"> BUFFSIZE </w:t>
+      </w:r>
+      <w:r>
+        <w:rPr>
+          <w:rFonts w:hint="eastAsia"/>
+        </w:rPr>
+        <w:t xml:space="preserve">设置为</w:t>
+      </w:r>
+      <w:r>
+        <w:t xml:space="preserve"> 1 </w:t>
+      </w:r>
+      <w:r>
+        <w:rPr>
+          <w:rFonts w:hint="eastAsia"/>
+        </w:rPr>
+        <w:t xml:space="preserve">字节，此时无法发挥“先批量读入、再在用户态分发”的优势。这说明缓冲机制本身并不是魔法，关键仍在于每次进入内核时能带回足够多的数据。</w:t>
+      </w:r>
+    </w:p>
+    <w:bookmarkEnd w:id="39"/>
+    <w:bookmarkStart w:id="43" w:name="普通-write"/>
     <w:p>
       <w:pPr>
         <w:pStyle w:val="Heading3"/>
@@ -2199,18 +2503,18 @@
           <wp:inline>
             <wp:extent cx="5334000" cy="3200400"/>
             <wp:effectExtent b="0" l="0" r="0" t="0"/>
-            <wp:docPr descr="write 500MB" title="" id="40" name="Picture"/>
+            <wp:docPr descr="write 500MB" title="" id="41" name="Picture"/>
             <a:graphic>
               <a:graphicData uri="http://schemas.openxmlformats.org/drawingml/2006/picture">
                 <pic:pic>
                   <pic:nvPicPr>
-                    <pic:cNvPr descr="figures/partA_write_500MB.png" id="41" name="Picture"/>
+                    <pic:cNvPr descr="figures/partA_write_500MB.png" id="42" name="Picture"/>
                     <pic:cNvPicPr>
                       <a:picLocks noChangeArrowheads="1" noChangeAspect="1"/>
                     </pic:cNvPicPr>
                   </pic:nvPicPr>
                   <pic:blipFill>
-                    <a:blip r:embed="rId39"/>
+                    <a:blip r:embed="rId40"/>
                     <a:stretch>
                       <a:fillRect/>
                     </a:stretch>
@@ -2480,8 +2784,8 @@
         <w:t xml:space="preserve">主要反映进入页缓存和文件系统路径的成本，而不是每次真实落盘延迟。</w:t>
       </w:r>
     </w:p>
-    <w:bookmarkEnd w:id="42"/>
-    <w:bookmarkStart w:id="46" w:name="write-与-o_sync-write"/>
+    <w:bookmarkEnd w:id="43"/>
+    <w:bookmarkStart w:id="47" w:name="write-与-o_sync-write"/>
     <w:p>
       <w:pPr>
         <w:pStyle w:val="Heading3"/>
@@ -2508,18 +2812,18 @@
           <wp:inline>
             <wp:extent cx="5334000" cy="3200400"/>
             <wp:effectExtent b="0" l="0" r="0" t="0"/>
-            <wp:docPr descr="write vs O_SYNC write" title="" id="44" name="Picture"/>
+            <wp:docPr descr="write vs O_SYNC write" title="" id="45" name="Picture"/>
             <a:graphic>
               <a:graphicData uri="http://schemas.openxmlformats.org/drawingml/2006/picture">
                 <pic:pic>
                   <pic:nvPicPr>
-                    <pic:cNvPr descr="figures/partA_write_vs_sync_1MB.png" id="45" name="Picture"/>
+                    <pic:cNvPr descr="figures/partA_write_vs_sync_1MB.png" id="46" name="Picture"/>
                     <pic:cNvPicPr>
                       <a:picLocks noChangeArrowheads="1" noChangeAspect="1"/>
                     </pic:cNvPicPr>
                   </pic:nvPicPr>
                   <pic:blipFill>
-                    <a:blip r:embed="rId43"/>
+                    <a:blip r:embed="rId44"/>
                     <a:stretch>
                       <a:fillRect/>
                     </a:stretch>
@@ -2741,9 +3045,107 @@
         <w:t xml:space="preserve">可以显著减少同步操作次数。</w:t>
       </w:r>
     </w:p>
-    <w:bookmarkEnd w:id="46"/>
+    <w:p>
+      <w:pPr>
+        <w:pStyle w:val="BodyText"/>
+      </w:pPr>
+      <w:r>
+        <w:rPr>
+          <w:rFonts w:hint="eastAsia"/>
+        </w:rPr>
+        <w:t xml:space="preserve">本次实验中</w:t>
+      </w:r>
+      <w:r>
+        <w:t xml:space="preserve"> </w:t>
+      </w:r>
+      <w:r>
+        <w:rPr>
+          <w:rStyle w:val="VerbatimChar"/>
+        </w:rPr>
+        <w:t xml:space="preserve">write_sync</w:t>
+      </w:r>
+      <w:r>
+        <w:t xml:space="preserve"> </w:t>
+      </w:r>
+      <w:r>
+        <w:rPr>
+          <w:rFonts w:hint="eastAsia"/>
+        </w:rPr>
+        <w:t xml:space="preserve">的</w:t>
+      </w:r>
+      <w:r>
+        <w:t xml:space="preserve"> </w:t>
+      </w:r>
+      <w:r>
+        <w:rPr>
+          <w:rStyle w:val="VerbatimChar"/>
+        </w:rPr>
+        <w:t xml:space="preserve">sys_sec</w:t>
+      </w:r>
+      <w:r>
+        <w:t xml:space="preserve"> </w:t>
+      </w:r>
+      <w:r>
+        <w:rPr>
+          <w:rFonts w:hint="eastAsia"/>
+        </w:rPr>
+        <w:t xml:space="preserve">明显小于</w:t>
+      </w:r>
+      <w:r>
+        <w:t xml:space="preserve"> </w:t>
+      </w:r>
+      <w:r>
+        <w:rPr>
+          <w:rStyle w:val="VerbatimChar"/>
+        </w:rPr>
+        <w:t xml:space="preserve">real_sec</w:t>
+      </w:r>
+      <w:r>
+        <w:rPr>
+          <w:rFonts w:hint="eastAsia"/>
+        </w:rPr>
+        <w:t xml:space="preserve">，尤其在小</w:t>
+      </w:r>
+      <w:r>
+        <w:t xml:space="preserve"> BUFFSIZE </w:t>
+      </w:r>
+      <w:r>
+        <w:rPr>
+          <w:rFonts w:hint="eastAsia"/>
+        </w:rPr>
+        <w:t xml:space="preserve">下更明显。这说明进程有大量时间并不是在用户态计算或内核态消耗</w:t>
+      </w:r>
+      <w:r>
+        <w:t xml:space="preserve"> </w:t>
+      </w:r>
+      <w:r>
+        <w:rPr>
+          <w:rFonts w:hint="eastAsia"/>
+        </w:rPr>
+        <w:t xml:space="preserve">CPU，而是在等待同步写路径完成。普通</w:t>
+      </w:r>
+      <w:r>
+        <w:t xml:space="preserve"> </w:t>
+      </w:r>
+      <w:r>
+        <w:rPr>
+          <w:rStyle w:val="VerbatimChar"/>
+        </w:rPr>
+        <w:t xml:space="preserve">write()</w:t>
+      </w:r>
+      <w:r>
+        <w:t xml:space="preserve"> </w:t>
+      </w:r>
+      <w:r>
+        <w:rPr>
+          <w:rFonts w:hint="eastAsia"/>
+        </w:rPr>
+        <w:t xml:space="preserve">则更多体现系统调用和内核页缓存路径开销。</w:t>
+      </w:r>
+    </w:p>
     <w:bookmarkEnd w:id="47"/>
-    <w:bookmarkStart w:id="53" w:name="原理分析与讨论"/>
+    <w:bookmarkEnd w:id="48"/>
+    <w:bookmarkStart w:id="54" w:name="原理分析与讨论"/>
     <w:p>
       <w:pPr>
         <w:pStyle w:val="Heading2"/>
@@ -2758,7 +3160,7 @@
         <w:t xml:space="preserve">原理分析与讨论</w:t>
       </w:r>
     </w:p>
-    <w:bookmarkStart w:id="48" w:name="系统调用次数"/>
+    <w:bookmarkStart w:id="49" w:name="系统调用次数"/>
     <w:p>
       <w:pPr>
         <w:pStyle w:val="Heading3"/>
@@ -2826,8 +3228,8 @@
         <w:t xml:space="preserve">也呈现近似减半趋势。</w:t>
       </w:r>
     </w:p>
-    <w:bookmarkEnd w:id="48"/>
-    <w:bookmarkStart w:id="49" w:name="内核页缓存"/>
+    <w:bookmarkEnd w:id="49"/>
+    <w:bookmarkStart w:id="50" w:name="内核页缓存"/>
     <w:p>
       <w:pPr>
         <w:pStyle w:val="Heading3"/>
@@ -2907,8 +3309,8 @@
         <w:t xml:space="preserve">通常先把数据写入页缓存并标记脏页，随后由内核异步回写。页缓存使得普通写在大缓冲区下看起来非常快，但这并不代表数据已经全部持久化到设备。</w:t>
       </w:r>
     </w:p>
-    <w:bookmarkEnd w:id="49"/>
-    <w:bookmarkStart w:id="50" w:name="用户态缓冲"/>
+    <w:bookmarkEnd w:id="50"/>
+    <w:bookmarkStart w:id="51" w:name="用户态缓冲"/>
     <w:p>
       <w:pPr>
         <w:pStyle w:val="Heading3"/>
@@ -3012,8 +3414,8 @@
         <w:t xml:space="preserve">。</w:t>
       </w:r>
     </w:p>
-    <w:bookmarkEnd w:id="50"/>
-    <w:bookmarkStart w:id="51" w:name="o_sync"/>
+    <w:bookmarkEnd w:id="51"/>
+    <w:bookmarkStart w:id="52" w:name="o_sync"/>
     <w:p>
       <w:pPr>
         <w:pStyle w:val="Heading3"/>
@@ -3099,8 +3501,8 @@
         <w:t xml:space="preserve">，正说明同步写的主导成本在内核和存储路径，而非用户态循环。</w:t>
       </w:r>
     </w:p>
-    <w:bookmarkEnd w:id="51"/>
-    <w:bookmarkStart w:id="52" w:name="buffsize-的收益递减"/>
+    <w:bookmarkEnd w:id="52"/>
+    <w:bookmarkStart w:id="53" w:name="buffsize-的收益递减"/>
     <w:p>
       <w:pPr>
         <w:pStyle w:val="Heading3"/>
@@ -3162,9 +3564,9 @@
         <w:t xml:space="preserve">后并不一定更快，甚至可能变慢。这是因为系统调用次数已经足够少，新的瓶颈转移到页缓存、内存带宽、文件系统路径、缓存局部性以及大块内存分配/拷贝等因素。</w:t>
       </w:r>
     </w:p>
-    <w:bookmarkEnd w:id="52"/>
     <w:bookmarkEnd w:id="53"/>
-    <w:bookmarkStart w:id="54" w:name="结论"/>
+    <w:bookmarkEnd w:id="54"/>
+    <w:bookmarkStart w:id="55" w:name="结论"/>
     <w:p>
       <w:pPr>
         <w:pStyle w:val="Heading2"/>
@@ -3404,8 +3806,8 @@
         <w:t xml:space="preserve">级别后通常进入收益递减区间。</w:t>
       </w:r>
     </w:p>
-    <w:bookmarkEnd w:id="54"/>
-    <w:bookmarkStart w:id="59" w:name="附录-a关键实验数据"/>
+    <w:bookmarkEnd w:id="55"/>
+    <w:bookmarkStart w:id="60" w:name="附录-a关键实验数据"/>
     <w:p>
       <w:pPr>
         <w:pStyle w:val="Heading2"/>
@@ -3426,7 +3828,7 @@
         <w:t xml:space="preserve">A：关键实验数据</w:t>
       </w:r>
     </w:p>
-    <w:bookmarkStart w:id="55" w:name="a.1-读实验完整数据"/>
+    <w:bookmarkStart w:id="56" w:name="a.1-读实验完整数据"/>
     <w:p>
       <w:pPr>
         <w:pStyle w:val="Heading3"/>
@@ -7335,8 +7737,8 @@
         </w:tc>
       </w:tr>
     </w:tbl>
-    <w:bookmarkEnd w:id="55"/>
-    <w:bookmarkStart w:id="56" w:name="a.2-500-mb-普通-write-数据"/>
+    <w:bookmarkEnd w:id="56"/>
+    <w:bookmarkStart w:id="57" w:name="a.2-500-mb-普通-write-数据"/>
     <w:p>
       <w:pPr>
         <w:pStyle w:val="Heading3"/>
@@ -8670,8 +9072,8 @@
         </w:tc>
       </w:tr>
     </w:tbl>
-    <w:bookmarkEnd w:id="56"/>
-    <w:bookmarkStart w:id="57" w:name="a.3-1-mb-普通-write-数据"/>
+    <w:bookmarkEnd w:id="57"/>
+    <w:bookmarkStart w:id="58" w:name="a.3-1-mb-普通-write-数据"/>
     <w:p>
       <w:pPr>
         <w:pStyle w:val="Heading3"/>
@@ -10005,8 +10407,8 @@
         </w:tc>
       </w:tr>
     </w:tbl>
-    <w:bookmarkEnd w:id="57"/>
-    <w:bookmarkStart w:id="58" w:name="a.4-1-mb-o_sync-write-数据"/>
+    <w:bookmarkEnd w:id="58"/>
+    <w:bookmarkStart w:id="59" w:name="a.4-1-mb-o_sync-write-数据"/>
     <w:p>
       <w:pPr>
         <w:pStyle w:val="Heading3"/>
@@ -11331,9 +11733,9 @@
         </w:tc>
       </w:tr>
     </w:tbl>
-    <w:bookmarkEnd w:id="58"/>
     <w:bookmarkEnd w:id="59"/>
     <w:bookmarkEnd w:id="60"/>
+    <w:bookmarkEnd w:id="61"/>
     <w:sectPr>
       <w:footnotePr>
         <w:numRestart w:val="eachSect"/>
